--- a/memoria-calculo/Plantilla-Memoria-de-Calculo-DMA.docx
+++ b/memoria-calculo/Plantilla-Memoria-de-Calculo-DMA.docx
@@ -4,7 +4,7 @@
   <w:body>
     <w:p>
       <w:pPr>
-        <w:spacing w:after="60" w:before="1400"/>
+        <w:spacing w:after="60" w:before="1200"/>
         <w:jc w:val="center"/>
       </w:pPr>
       <w:r>
@@ -22,7 +22,7 @@
     </w:p>
     <w:p>
       <w:pPr>
-        <w:spacing w:after="400"/>
+        <w:spacing w:after="340"/>
         <w:jc w:val="center"/>
       </w:pPr>
       <w:r>
@@ -199,7 +199,7 @@
                 <w:sz w:val="19"/>
                 <w:szCs w:val="19"/>
               </w:rPr>
-              <w:t xml:space="preserve">[ dirección, ciudad, país ]</w:t>
+              <w:t xml:space="preserve">[ parroquia, cantón, provincia ]</w:t>
             </w:r>
           </w:p>
         </w:tc>
@@ -224,7 +224,7 @@
                 <w:sz w:val="19"/>
                 <w:szCs w:val="19"/>
               </w:rPr>
-              <w:t xml:space="preserve">Promotor / cliente</w:t>
+              <w:t xml:space="preserve">Estructura</w:t>
             </w:r>
           </w:p>
         </w:tc>
@@ -247,7 +247,7 @@
                 <w:sz w:val="19"/>
                 <w:szCs w:val="19"/>
               </w:rPr>
-              <w:t xml:space="preserve">[ nombre ]</w:t>
+              <w:t xml:space="preserve">[ p. ej. Estructura de hormigón armado ]</w:t>
             </w:r>
           </w:p>
         </w:tc>
@@ -272,7 +272,7 @@
                 <w:sz w:val="19"/>
                 <w:szCs w:val="19"/>
               </w:rPr>
-              <w:t xml:space="preserve">Autor de la memoria</w:t>
+              <w:t xml:space="preserve">N.º de niveles</w:t>
             </w:r>
           </w:p>
         </w:tc>
@@ -295,7 +295,7 @@
                 <w:sz w:val="19"/>
                 <w:szCs w:val="19"/>
               </w:rPr>
-              <w:t xml:space="preserve">[ nombre y número de registro profesional ]</w:t>
+              <w:t xml:space="preserve">[ n ]</w:t>
             </w:r>
           </w:p>
         </w:tc>
@@ -320,7 +320,7 @@
                 <w:sz w:val="19"/>
                 <w:szCs w:val="19"/>
               </w:rPr>
-              <w:t xml:space="preserve">Fecha</w:t>
+              <w:t xml:space="preserve">Área total</w:t>
             </w:r>
           </w:p>
         </w:tc>
@@ -343,7 +343,7 @@
                 <w:sz w:val="19"/>
                 <w:szCs w:val="19"/>
               </w:rPr>
-              <w:t xml:space="preserve">[ dd/mm/aaaa ]</w:t>
+              <w:t xml:space="preserve">[ m² ]</w:t>
             </w:r>
           </w:p>
         </w:tc>
@@ -368,6 +368,150 @@
                 <w:sz w:val="19"/>
                 <w:szCs w:val="19"/>
               </w:rPr>
+              <w:t xml:space="preserve">Propietario</w:t>
+            </w:r>
+          </w:p>
+        </w:tc>
+        <w:tc>
+          <w:tcPr>
+            <w:tcW w:type="dxa" w:w="6200"/>
+            <w:tcMar>
+              <w:top w:type="dxa" w:w="80"/>
+              <w:left w:type="dxa" w:w="120"/>
+              <w:bottom w:type="dxa" w:w="80"/>
+              <w:right w:type="dxa" w:w="120"/>
+            </w:tcMar>
+          </w:tcPr>
+          <w:p>
+            <w:r>
+              <w:rPr>
+                <w:rFonts w:ascii="Nunito" w:cs="Nunito" w:eastAsia="Nunito" w:hAnsi="Nunito"/>
+                <w:b w:val="false"/>
+                <w:bCs w:val="false"/>
+                <w:sz w:val="19"/>
+                <w:szCs w:val="19"/>
+              </w:rPr>
+              <w:t xml:space="preserve">[ nombre ]</w:t>
+            </w:r>
+          </w:p>
+        </w:tc>
+      </w:tr>
+      <w:tr>
+        <w:tc>
+          <w:tcPr>
+            <w:tcW w:type="dxa" w:w="3000"/>
+            <w:tcMar>
+              <w:top w:type="dxa" w:w="80"/>
+              <w:left w:type="dxa" w:w="120"/>
+              <w:bottom w:type="dxa" w:w="80"/>
+              <w:right w:type="dxa" w:w="120"/>
+            </w:tcMar>
+          </w:tcPr>
+          <w:p>
+            <w:r>
+              <w:rPr>
+                <w:rFonts w:ascii="Nunito" w:cs="Nunito" w:eastAsia="Nunito" w:hAnsi="Nunito"/>
+                <w:b w:val="false"/>
+                <w:bCs w:val="false"/>
+                <w:sz w:val="19"/>
+                <w:szCs w:val="19"/>
+              </w:rPr>
+              <w:t xml:space="preserve">Responsabilidad técnica</w:t>
+            </w:r>
+          </w:p>
+        </w:tc>
+        <w:tc>
+          <w:tcPr>
+            <w:tcW w:type="dxa" w:w="6200"/>
+            <w:tcMar>
+              <w:top w:type="dxa" w:w="80"/>
+              <w:left w:type="dxa" w:w="120"/>
+              <w:bottom w:type="dxa" w:w="80"/>
+              <w:right w:type="dxa" w:w="120"/>
+            </w:tcMar>
+          </w:tcPr>
+          <w:p>
+            <w:r>
+              <w:rPr>
+                <w:rFonts w:ascii="Nunito" w:cs="Nunito" w:eastAsia="Nunito" w:hAnsi="Nunito"/>
+                <w:b w:val="false"/>
+                <w:bCs w:val="false"/>
+                <w:sz w:val="19"/>
+                <w:szCs w:val="19"/>
+              </w:rPr>
+              <w:t xml:space="preserve">[ Ing. nombre — Registro Senescyt n.º ]</w:t>
+            </w:r>
+          </w:p>
+        </w:tc>
+      </w:tr>
+      <w:tr>
+        <w:tc>
+          <w:tcPr>
+            <w:tcW w:type="dxa" w:w="3000"/>
+            <w:tcMar>
+              <w:top w:type="dxa" w:w="80"/>
+              <w:left w:type="dxa" w:w="120"/>
+              <w:bottom w:type="dxa" w:w="80"/>
+              <w:right w:type="dxa" w:w="120"/>
+            </w:tcMar>
+          </w:tcPr>
+          <w:p>
+            <w:r>
+              <w:rPr>
+                <w:rFonts w:ascii="Nunito" w:cs="Nunito" w:eastAsia="Nunito" w:hAnsi="Nunito"/>
+                <w:b w:val="false"/>
+                <w:bCs w:val="false"/>
+                <w:sz w:val="19"/>
+                <w:szCs w:val="19"/>
+              </w:rPr>
+              <w:t xml:space="preserve">Fecha</w:t>
+            </w:r>
+          </w:p>
+        </w:tc>
+        <w:tc>
+          <w:tcPr>
+            <w:tcW w:type="dxa" w:w="6200"/>
+            <w:tcMar>
+              <w:top w:type="dxa" w:w="80"/>
+              <w:left w:type="dxa" w:w="120"/>
+              <w:bottom w:type="dxa" w:w="80"/>
+              <w:right w:type="dxa" w:w="120"/>
+            </w:tcMar>
+          </w:tcPr>
+          <w:p>
+            <w:r>
+              <w:rPr>
+                <w:rFonts w:ascii="Nunito" w:cs="Nunito" w:eastAsia="Nunito" w:hAnsi="Nunito"/>
+                <w:b w:val="false"/>
+                <w:bCs w:val="false"/>
+                <w:sz w:val="19"/>
+                <w:szCs w:val="19"/>
+              </w:rPr>
+              <w:t xml:space="preserve">[ mes y año ]</w:t>
+            </w:r>
+          </w:p>
+        </w:tc>
+      </w:tr>
+      <w:tr>
+        <w:tc>
+          <w:tcPr>
+            <w:tcW w:type="dxa" w:w="3000"/>
+            <w:tcMar>
+              <w:top w:type="dxa" w:w="80"/>
+              <w:left w:type="dxa" w:w="120"/>
+              <w:bottom w:type="dxa" w:w="80"/>
+              <w:right w:type="dxa" w:w="120"/>
+            </w:tcMar>
+          </w:tcPr>
+          <w:p>
+            <w:r>
+              <w:rPr>
+                <w:rFonts w:ascii="Nunito" w:cs="Nunito" w:eastAsia="Nunito" w:hAnsi="Nunito"/>
+                <w:b w:val="false"/>
+                <w:bCs w:val="false"/>
+                <w:sz w:val="19"/>
+                <w:szCs w:val="19"/>
+              </w:rPr>
               <w:t xml:space="preserve">Revisión</w:t>
             </w:r>
           </w:p>
@@ -391,12 +535,32 @@
                 <w:sz w:val="19"/>
                 <w:szCs w:val="19"/>
               </w:rPr>
-              <w:t xml:space="preserve">[ nº y motivo del cambio ]</w:t>
+              <w:t xml:space="preserve">[ n.º y motivo del cambio ]</w:t>
             </w:r>
           </w:p>
         </w:tc>
       </w:tr>
     </w:tbl>
+    <w:p>
+      <w:pPr>
+        <w:pBdr>
+          <w:left w:val="single" w:color="C96A1C" w:sz="14" w:space="8"/>
+        </w:pBdr>
+        <w:shd w:fill="EEF2F6" w:val="clear"/>
+        <w:spacing w:after="120"/>
+      </w:pPr>
+      <w:r>
+        <w:rPr>
+          <w:rFonts w:ascii="Nunito" w:cs="Nunito" w:eastAsia="Nunito" w:hAnsi="Nunito"/>
+          <w:i/>
+          <w:iCs/>
+          <w:color w:val="5A6B7B"/>
+          <w:sz w:val="19"/>
+          <w:szCs w:val="19"/>
+        </w:rPr>
+        <w:t xml:space="preserve">[cruce] El número de niveles y el área van en la portada. Son lo primero que mira un revisor para ubicarse, y evitan tener que buscarlos dentro. El registro profesional en Ecuador es el Registro Senescyt: ponlo con su número, no como «registro profesional».</w:t>
+      </w:r>
+    </w:p>
     <w:p>
       <w:pPr>
         <w:pBdr>
@@ -436,7 +600,7 @@
           <w:sz w:val="28"/>
           <w:szCs w:val="28"/>
         </w:rPr>
-        <w:t xml:space="preserve">1. Objeto y alcance</w:t>
+        <w:t xml:space="preserve">Tabla de contenidos</w:t>
       </w:r>
     </w:p>
     <w:p>
@@ -456,27 +620,7 @@
           <w:sz w:val="19"/>
           <w:szCs w:val="19"/>
         </w:rPr>
-        <w:t xml:space="preserve">Di qué se calcula en este documento y —tan importante— qué NO se calcula aquí.</w:t>
-      </w:r>
-    </w:p>
-    <w:p>
-      <w:pPr>
-        <w:pBdr>
-          <w:left w:val="single" w:color="C96A1C" w:sz="14" w:space="8"/>
-        </w:pBdr>
-        <w:shd w:fill="EEF2F6" w:val="clear"/>
-        <w:spacing w:after="120"/>
-      </w:pPr>
-      <w:r>
-        <w:rPr>
-          <w:rFonts w:ascii="Nunito" w:cs="Nunito" w:eastAsia="Nunito" w:hAnsi="Nunito"/>
-          <w:i/>
-          <w:iCs/>
-          <w:color w:val="5A6B7B"/>
-          <w:sz w:val="19"/>
-          <w:szCs w:val="19"/>
-        </w:rPr>
-        <w:t xml:space="preserve">La mayoría de discusiones con el revisor nacen en esta sección. Si la cimentación va en documento aparte, dilo aquí: si no, el revisor asume que falta.</w:t>
+        <w:t xml:space="preserve">[cruce] Va siempre, y se actualiza antes de emitir. En Word: Referencias → Tabla de contenido. Una memoria de 40 páginas sin índice obliga al revisor a buscar, y lo que cuesta buscar se pregunta.</w:t>
       </w:r>
     </w:p>
     <w:p>
@@ -491,6 +635,11 @@
           <w:szCs w:val="21"/>
         </w:rPr>
         <w:t xml:space="preserve">[ Escribe aquí ]</w:t>
+      </w:r>
+    </w:p>
+    <w:p>
+      <w:r>
+        <w:br w:type="page"/>
       </w:r>
     </w:p>
     <w:p>
@@ -507,7 +656,671 @@
           <w:sz w:val="28"/>
           <w:szCs w:val="28"/>
         </w:rPr>
-        <w:t xml:space="preserve">2. Normativa aplicable</w:t>
+        <w:t xml:space="preserve">1. Objetivo y alcance</w:t>
+      </w:r>
+    </w:p>
+    <w:p>
+      <w:pPr>
+        <w:pBdr>
+          <w:left w:val="single" w:color="C96A1C" w:sz="14" w:space="8"/>
+        </w:pBdr>
+        <w:shd w:fill="EEF2F6" w:val="clear"/>
+        <w:spacing w:after="120"/>
+      </w:pPr>
+      <w:r>
+        <w:rPr>
+          <w:rFonts w:ascii="Nunito" w:cs="Nunito" w:eastAsia="Nunito" w:hAnsi="Nunito"/>
+          <w:i/>
+          <w:iCs/>
+          <w:color w:val="5A6B7B"/>
+          <w:sz w:val="19"/>
+          <w:szCs w:val="19"/>
+        </w:rPr>
+        <w:t xml:space="preserve">Di qué se calcula en este documento, CON QUÉ SOFTWARE Y VERSIÓN, y de qué estudios externos parte —el de mecánica de suelos, sobre todo, con el nombre de quién lo hizo.</w:t>
+      </w:r>
+    </w:p>
+    <w:p>
+      <w:pPr>
+        <w:pBdr>
+          <w:left w:val="single" w:color="C96A1C" w:sz="14" w:space="8"/>
+        </w:pBdr>
+        <w:shd w:fill="EEF2F6" w:val="clear"/>
+        <w:spacing w:after="120"/>
+      </w:pPr>
+      <w:r>
+        <w:rPr>
+          <w:rFonts w:ascii="Nunito" w:cs="Nunito" w:eastAsia="Nunito" w:hAnsi="Nunito"/>
+          <w:i/>
+          <w:iCs/>
+          <w:color w:val="5A6B7B"/>
+          <w:sz w:val="19"/>
+          <w:szCs w:val="19"/>
+        </w:rPr>
+        <w:t xml:space="preserve">[cruce] Nombrar aquí el estudio de suelos y su autor es mejor que dejarlo para la sección de cimentación: el revisor sabe desde la primera página qué es tuyo y qué viene de un tercero.</w:t>
+      </w:r>
+    </w:p>
+    <w:p>
+      <w:pPr>
+        <w:pBdr>
+          <w:left w:val="single" w:color="C96A1C" w:sz="14" w:space="8"/>
+        </w:pBdr>
+        <w:shd w:fill="EEF2F6" w:val="clear"/>
+        <w:spacing w:after="120"/>
+      </w:pPr>
+      <w:r>
+        <w:rPr>
+          <w:rFonts w:ascii="Nunito" w:cs="Nunito" w:eastAsia="Nunito" w:hAnsi="Nunito"/>
+          <w:i/>
+          <w:iCs/>
+          <w:color w:val="5A6B7B"/>
+          <w:sz w:val="19"/>
+          <w:szCs w:val="19"/>
+        </w:rPr>
+        <w:t xml:space="preserve">Di también qué NO se calcula aquí. Si la cimentación va en documento aparte, dilo: si no, el revisor asume que falta.</w:t>
+      </w:r>
+    </w:p>
+    <w:p>
+      <w:pPr>
+        <w:spacing w:after="200"/>
+      </w:pPr>
+      <w:r>
+        <w:rPr>
+          <w:rFonts w:ascii="Nunito" w:cs="Nunito" w:eastAsia="Nunito" w:hAnsi="Nunito"/>
+          <w:color w:val="B9C2CB"/>
+          <w:sz w:val="21"/>
+          <w:szCs w:val="21"/>
+        </w:rPr>
+        <w:t xml:space="preserve">[ Escribe aquí ]</w:t>
+      </w:r>
+    </w:p>
+    <w:p>
+      <w:pPr>
+        <w:spacing w:after="200" w:before="60"/>
+        <w:jc w:val="center"/>
+      </w:pPr>
+      <w:r>
+        <w:rPr>
+          <w:rFonts w:ascii="Nunito" w:cs="Nunito" w:eastAsia="Nunito" w:hAnsi="Nunito"/>
+          <w:i/>
+          <w:iCs/>
+          <w:color w:val="B9C2CB"/>
+          <w:sz w:val="18"/>
+          <w:szCs w:val="18"/>
+        </w:rPr>
+        <w:t xml:space="preserve">Figura N.º [ n ] — [ descripción ]</w:t>
+      </w:r>
+    </w:p>
+    <w:p>
+      <w:pPr>
+        <w:pStyle w:val="Heading1"/>
+        <w:spacing w:after="140" w:before="380"/>
+      </w:pPr>
+      <w:r>
+        <w:rPr>
+          <w:rFonts w:ascii="Overpass" w:cs="Overpass" w:eastAsia="Overpass" w:hAnsi="Overpass"/>
+          <w:b/>
+          <w:bCs/>
+          <w:color w:val="0E2438"/>
+          <w:sz w:val="28"/>
+          <w:szCs w:val="28"/>
+        </w:rPr>
+        <w:t xml:space="preserve">2. Proceso de cálculo</w:t>
+      </w:r>
+    </w:p>
+    <w:p>
+      <w:pPr>
+        <w:pBdr>
+          <w:left w:val="single" w:color="C96A1C" w:sz="14" w:space="8"/>
+        </w:pBdr>
+        <w:shd w:fill="EEF2F6" w:val="clear"/>
+        <w:spacing w:after="120"/>
+      </w:pPr>
+      <w:r>
+        <w:rPr>
+          <w:rFonts w:ascii="Nunito" w:cs="Nunito" w:eastAsia="Nunito" w:hAnsi="Nunito"/>
+          <w:i/>
+          <w:iCs/>
+          <w:color w:val="5A6B7B"/>
+          <w:sz w:val="19"/>
+          <w:szCs w:val="19"/>
+        </w:rPr>
+        <w:t xml:space="preserve">La cadena que lleva de la ubicación al sistema estructural, en este orden: dónde está el proyecto → qué nivel de amenaza sísmica le corresponde → qué uso tendrá → qué coeficiente de importancia le asigna la norma → qué sistema estructural se adoptó.</w:t>
+      </w:r>
+    </w:p>
+    <w:p>
+      <w:pPr>
+        <w:pBdr>
+          <w:left w:val="single" w:color="C96A1C" w:sz="14" w:space="8"/>
+        </w:pBdr>
+        <w:shd w:fill="EEF2F6" w:val="clear"/>
+        <w:spacing w:after="120"/>
+      </w:pPr>
+      <w:r>
+        <w:rPr>
+          <w:rFonts w:ascii="Nunito" w:cs="Nunito" w:eastAsia="Nunito" w:hAnsi="Nunito"/>
+          <w:i/>
+          <w:iCs/>
+          <w:color w:val="5A6B7B"/>
+          <w:sz w:val="19"/>
+          <w:szCs w:val="19"/>
+        </w:rPr>
+        <w:t xml:space="preserve">[cruce] Esta sección no estaba en la primera versión y es la que más rápido orienta al revisor. Cada eslabón lleva su referencia: «según la Tabla X de la NEC-SE-DS», no «según la norma».</w:t>
+      </w:r>
+    </w:p>
+    <w:p>
+      <w:pPr>
+        <w:pBdr>
+          <w:left w:val="single" w:color="C96A1C" w:sz="14" w:space="8"/>
+        </w:pBdr>
+        <w:shd w:fill="EEF2F6" w:val="clear"/>
+        <w:spacing w:after="120"/>
+      </w:pPr>
+      <w:r>
+        <w:rPr>
+          <w:rFonts w:ascii="Nunito" w:cs="Nunito" w:eastAsia="Nunito" w:hAnsi="Nunito"/>
+          <w:i/>
+          <w:iCs/>
+          <w:color w:val="5A6B7B"/>
+          <w:sz w:val="19"/>
+          <w:szCs w:val="19"/>
+        </w:rPr>
+        <w:t xml:space="preserve">Cierra diciendo si el diseño se ajustó a criterios del cliente o a la propuesta arquitectónica, y en qué.</w:t>
+      </w:r>
+    </w:p>
+    <w:p>
+      <w:pPr>
+        <w:spacing w:after="200"/>
+      </w:pPr>
+      <w:r>
+        <w:rPr>
+          <w:rFonts w:ascii="Nunito" w:cs="Nunito" w:eastAsia="Nunito" w:hAnsi="Nunito"/>
+          <w:color w:val="B9C2CB"/>
+          <w:sz w:val="21"/>
+          <w:szCs w:val="21"/>
+        </w:rPr>
+        <w:t xml:space="preserve">[ Escribe aquí ]</w:t>
+      </w:r>
+    </w:p>
+    <w:p>
+      <w:pPr>
+        <w:spacing w:after="200" w:before="60"/>
+        <w:jc w:val="center"/>
+      </w:pPr>
+      <w:r>
+        <w:rPr>
+          <w:rFonts w:ascii="Nunito" w:cs="Nunito" w:eastAsia="Nunito" w:hAnsi="Nunito"/>
+          <w:i/>
+          <w:iCs/>
+          <w:color w:val="B9C2CB"/>
+          <w:sz w:val="18"/>
+          <w:szCs w:val="18"/>
+        </w:rPr>
+        <w:t xml:space="preserve">Figura N.º [ n ] — [ descripción ]</w:t>
+      </w:r>
+    </w:p>
+    <w:p>
+      <w:pPr>
+        <w:pStyle w:val="Heading1"/>
+        <w:spacing w:after="140" w:before="380"/>
+      </w:pPr>
+      <w:r>
+        <w:rPr>
+          <w:rFonts w:ascii="Overpass" w:cs="Overpass" w:eastAsia="Overpass" w:hAnsi="Overpass"/>
+          <w:b/>
+          <w:bCs/>
+          <w:color w:val="0E2438"/>
+          <w:sz w:val="28"/>
+          <w:szCs w:val="28"/>
+        </w:rPr>
+        <w:t xml:space="preserve">3. Análisis y diseño estructural</w:t>
+      </w:r>
+    </w:p>
+    <w:p>
+      <w:pPr>
+        <w:pBdr>
+          <w:left w:val="single" w:color="C96A1C" w:sz="14" w:space="8"/>
+        </w:pBdr>
+        <w:shd w:fill="EEF2F6" w:val="clear"/>
+        <w:spacing w:after="120"/>
+      </w:pPr>
+      <w:r>
+        <w:rPr>
+          <w:rFonts w:ascii="Nunito" w:cs="Nunito" w:eastAsia="Nunito" w:hAnsi="Nunito"/>
+          <w:i/>
+          <w:iCs/>
+          <w:color w:val="5A6B7B"/>
+          <w:sz w:val="19"/>
+          <w:szCs w:val="19"/>
+        </w:rPr>
+        <w:t xml:space="preserve">Por qué se usó el método que se usó (elementos finitos, análisis dinámico) y con qué programa.</w:t>
+      </w:r>
+    </w:p>
+    <w:p>
+      <w:pPr>
+        <w:pBdr>
+          <w:left w:val="single" w:color="C96A1C" w:sz="14" w:space="8"/>
+        </w:pBdr>
+        <w:shd w:fill="EEF2F6" w:val="clear"/>
+        <w:spacing w:after="120"/>
+      </w:pPr>
+      <w:r>
+        <w:rPr>
+          <w:rFonts w:ascii="Nunito" w:cs="Nunito" w:eastAsia="Nunito" w:hAnsi="Nunito"/>
+          <w:i/>
+          <w:iCs/>
+          <w:color w:val="5A6B7B"/>
+          <w:sz w:val="19"/>
+          <w:szCs w:val="19"/>
+        </w:rPr>
+        <w:t xml:space="preserve">Y la tabla de elementos: qué es cada miembro y con qué sección entró al modelo.</w:t>
+      </w:r>
+    </w:p>
+    <w:tbl>
+      <w:tblPr>
+        <w:tblW w:type="dxa" w:w="9200"/>
+        <w:tblBorders>
+          <w:top w:val="single" w:color="auto" w:sz="4"/>
+          <w:left w:val="single" w:color="auto" w:sz="4"/>
+          <w:bottom w:val="single" w:color="auto" w:sz="4"/>
+          <w:right w:val="single" w:color="auto" w:sz="4"/>
+          <w:insideH w:val="single" w:color="auto" w:sz="4"/>
+          <w:insideV w:val="single" w:color="auto" w:sz="4"/>
+        </w:tblBorders>
+      </w:tblPr>
+      <w:tblGrid>
+        <w:gridCol w:w="3000"/>
+        <w:gridCol w:w="6200"/>
+      </w:tblGrid>
+      <w:tr>
+        <w:trPr>
+          <w:tblHeader/>
+        </w:trPr>
+        <w:tc>
+          <w:tcPr>
+            <w:tcW w:type="dxa" w:w="3000"/>
+            <w:shd w:fill="0E2438" w:val="clear"/>
+            <w:tcMar>
+              <w:top w:type="dxa" w:w="80"/>
+              <w:left w:type="dxa" w:w="120"/>
+              <w:bottom w:type="dxa" w:w="80"/>
+              <w:right w:type="dxa" w:w="120"/>
+            </w:tcMar>
+          </w:tcPr>
+          <w:p>
+            <w:r>
+              <w:rPr>
+                <w:rFonts w:ascii="Overpass" w:cs="Overpass" w:eastAsia="Overpass" w:hAnsi="Overpass"/>
+                <w:b/>
+                <w:bCs/>
+                <w:color w:val="FFFFFF"/>
+                <w:sz w:val="18"/>
+                <w:szCs w:val="18"/>
+              </w:rPr>
+              <w:t xml:space="preserve">Miembro</w:t>
+            </w:r>
+          </w:p>
+        </w:tc>
+        <w:tc>
+          <w:tcPr>
+            <w:tcW w:type="dxa" w:w="6200"/>
+            <w:shd w:fill="0E2438" w:val="clear"/>
+            <w:tcMar>
+              <w:top w:type="dxa" w:w="80"/>
+              <w:left w:type="dxa" w:w="120"/>
+              <w:bottom w:type="dxa" w:w="80"/>
+              <w:right w:type="dxa" w:w="120"/>
+            </w:tcMar>
+          </w:tcPr>
+          <w:p>
+            <w:r>
+              <w:rPr>
+                <w:rFonts w:ascii="Overpass" w:cs="Overpass" w:eastAsia="Overpass" w:hAnsi="Overpass"/>
+                <w:b/>
+                <w:bCs/>
+                <w:color w:val="FFFFFF"/>
+                <w:sz w:val="18"/>
+                <w:szCs w:val="18"/>
+              </w:rPr>
+              <w:t xml:space="preserve">Descripción y sección</w:t>
+            </w:r>
+          </w:p>
+        </w:tc>
+      </w:tr>
+      <w:tr>
+        <w:tc>
+          <w:tcPr>
+            <w:tcW w:type="dxa" w:w="3000"/>
+            <w:tcMar>
+              <w:top w:type="dxa" w:w="80"/>
+              <w:left w:type="dxa" w:w="120"/>
+              <w:bottom w:type="dxa" w:w="80"/>
+              <w:right w:type="dxa" w:w="120"/>
+            </w:tcMar>
+          </w:tcPr>
+          <w:p>
+            <w:r>
+              <w:rPr>
+                <w:rFonts w:ascii="Nunito" w:cs="Nunito" w:eastAsia="Nunito" w:hAnsi="Nunito"/>
+                <w:b w:val="false"/>
+                <w:bCs w:val="false"/>
+                <w:sz w:val="19"/>
+                <w:szCs w:val="19"/>
+              </w:rPr>
+              <w:t xml:space="preserve">Sistema de losas</w:t>
+            </w:r>
+          </w:p>
+        </w:tc>
+        <w:tc>
+          <w:tcPr>
+            <w:tcW w:type="dxa" w:w="6200"/>
+            <w:tcMar>
+              <w:top w:type="dxa" w:w="80"/>
+              <w:left w:type="dxa" w:w="120"/>
+              <w:bottom w:type="dxa" w:w="80"/>
+              <w:right w:type="dxa" w:w="120"/>
+            </w:tcMar>
+          </w:tcPr>
+          <w:p>
+            <w:r>
+              <w:rPr>
+                <w:rFonts w:ascii="Nunito" w:cs="Nunito" w:eastAsia="Nunito" w:hAnsi="Nunito"/>
+                <w:b w:val="false"/>
+                <w:bCs w:val="false"/>
+                <w:sz w:val="19"/>
+                <w:szCs w:val="19"/>
+              </w:rPr>
+              <w:t xml:space="preserve">[ p. ej. losa aligerada en dos direcciones, e = 20 cm ]</w:t>
+            </w:r>
+          </w:p>
+        </w:tc>
+      </w:tr>
+      <w:tr>
+        <w:tc>
+          <w:tcPr>
+            <w:tcW w:type="dxa" w:w="3000"/>
+            <w:tcMar>
+              <w:top w:type="dxa" w:w="80"/>
+              <w:left w:type="dxa" w:w="120"/>
+              <w:bottom w:type="dxa" w:w="80"/>
+              <w:right w:type="dxa" w:w="120"/>
+            </w:tcMar>
+          </w:tcPr>
+          <w:p>
+            <w:r>
+              <w:rPr>
+                <w:rFonts w:ascii="Nunito" w:cs="Nunito" w:eastAsia="Nunito" w:hAnsi="Nunito"/>
+                <w:b w:val="false"/>
+                <w:bCs w:val="false"/>
+                <w:sz w:val="19"/>
+                <w:szCs w:val="19"/>
+              </w:rPr>
+              <w:t xml:space="preserve">Columnas</w:t>
+            </w:r>
+          </w:p>
+        </w:tc>
+        <w:tc>
+          <w:tcPr>
+            <w:tcW w:type="dxa" w:w="6200"/>
+            <w:tcMar>
+              <w:top w:type="dxa" w:w="80"/>
+              <w:left w:type="dxa" w:w="120"/>
+              <w:bottom w:type="dxa" w:w="80"/>
+              <w:right w:type="dxa" w:w="120"/>
+            </w:tcMar>
+          </w:tcPr>
+          <w:p>
+            <w:r>
+              <w:rPr>
+                <w:rFonts w:ascii="Nunito" w:cs="Nunito" w:eastAsia="Nunito" w:hAnsi="Nunito"/>
+                <w:b w:val="false"/>
+                <w:bCs w:val="false"/>
+                <w:sz w:val="19"/>
+                <w:szCs w:val="19"/>
+              </w:rPr>
+              <w:t xml:space="preserve">[ material y sección ]</w:t>
+            </w:r>
+          </w:p>
+        </w:tc>
+      </w:tr>
+      <w:tr>
+        <w:tc>
+          <w:tcPr>
+            <w:tcW w:type="dxa" w:w="3000"/>
+            <w:tcMar>
+              <w:top w:type="dxa" w:w="80"/>
+              <w:left w:type="dxa" w:w="120"/>
+              <w:bottom w:type="dxa" w:w="80"/>
+              <w:right w:type="dxa" w:w="120"/>
+            </w:tcMar>
+          </w:tcPr>
+          <w:p>
+            <w:r>
+              <w:rPr>
+                <w:rFonts w:ascii="Nunito" w:cs="Nunito" w:eastAsia="Nunito" w:hAnsi="Nunito"/>
+                <w:b w:val="false"/>
+                <w:bCs w:val="false"/>
+                <w:sz w:val="19"/>
+                <w:szCs w:val="19"/>
+              </w:rPr>
+              <w:t xml:space="preserve">Vigas principales (X)</w:t>
+            </w:r>
+          </w:p>
+        </w:tc>
+        <w:tc>
+          <w:tcPr>
+            <w:tcW w:type="dxa" w:w="6200"/>
+            <w:tcMar>
+              <w:top w:type="dxa" w:w="80"/>
+              <w:left w:type="dxa" w:w="120"/>
+              <w:bottom w:type="dxa" w:w="80"/>
+              <w:right w:type="dxa" w:w="120"/>
+            </w:tcMar>
+          </w:tcPr>
+          <w:p>
+            <w:r>
+              <w:rPr>
+                <w:rFonts w:ascii="Nunito" w:cs="Nunito" w:eastAsia="Nunito" w:hAnsi="Nunito"/>
+                <w:b w:val="false"/>
+                <w:bCs w:val="false"/>
+                <w:sz w:val="19"/>
+                <w:szCs w:val="19"/>
+              </w:rPr>
+              <w:t xml:space="preserve">[ material y sección ]</w:t>
+            </w:r>
+          </w:p>
+        </w:tc>
+      </w:tr>
+      <w:tr>
+        <w:tc>
+          <w:tcPr>
+            <w:tcW w:type="dxa" w:w="3000"/>
+            <w:tcMar>
+              <w:top w:type="dxa" w:w="80"/>
+              <w:left w:type="dxa" w:w="120"/>
+              <w:bottom w:type="dxa" w:w="80"/>
+              <w:right w:type="dxa" w:w="120"/>
+            </w:tcMar>
+          </w:tcPr>
+          <w:p>
+            <w:r>
+              <w:rPr>
+                <w:rFonts w:ascii="Nunito" w:cs="Nunito" w:eastAsia="Nunito" w:hAnsi="Nunito"/>
+                <w:b w:val="false"/>
+                <w:bCs w:val="false"/>
+                <w:sz w:val="19"/>
+                <w:szCs w:val="19"/>
+              </w:rPr>
+              <w:t xml:space="preserve">Vigas principales (Y)</w:t>
+            </w:r>
+          </w:p>
+        </w:tc>
+        <w:tc>
+          <w:tcPr>
+            <w:tcW w:type="dxa" w:w="6200"/>
+            <w:tcMar>
+              <w:top w:type="dxa" w:w="80"/>
+              <w:left w:type="dxa" w:w="120"/>
+              <w:bottom w:type="dxa" w:w="80"/>
+              <w:right w:type="dxa" w:w="120"/>
+            </w:tcMar>
+          </w:tcPr>
+          <w:p>
+            <w:r>
+              <w:rPr>
+                <w:rFonts w:ascii="Nunito" w:cs="Nunito" w:eastAsia="Nunito" w:hAnsi="Nunito"/>
+                <w:b w:val="false"/>
+                <w:bCs w:val="false"/>
+                <w:sz w:val="19"/>
+                <w:szCs w:val="19"/>
+              </w:rPr>
+              <w:t xml:space="preserve">[ material y sección ]</w:t>
+            </w:r>
+          </w:p>
+        </w:tc>
+      </w:tr>
+      <w:tr>
+        <w:tc>
+          <w:tcPr>
+            <w:tcW w:type="dxa" w:w="3000"/>
+            <w:tcMar>
+              <w:top w:type="dxa" w:w="80"/>
+              <w:left w:type="dxa" w:w="120"/>
+              <w:bottom w:type="dxa" w:w="80"/>
+              <w:right w:type="dxa" w:w="120"/>
+            </w:tcMar>
+          </w:tcPr>
+          <w:p>
+            <w:r>
+              <w:rPr>
+                <w:rFonts w:ascii="Nunito" w:cs="Nunito" w:eastAsia="Nunito" w:hAnsi="Nunito"/>
+                <w:b w:val="false"/>
+                <w:bCs w:val="false"/>
+                <w:sz w:val="19"/>
+                <w:szCs w:val="19"/>
+              </w:rPr>
+              <w:t xml:space="preserve">Vigas banda / nervios</w:t>
+            </w:r>
+          </w:p>
+        </w:tc>
+        <w:tc>
+          <w:tcPr>
+            <w:tcW w:type="dxa" w:w="6200"/>
+            <w:tcMar>
+              <w:top w:type="dxa" w:w="80"/>
+              <w:left w:type="dxa" w:w="120"/>
+              <w:bottom w:type="dxa" w:w="80"/>
+              <w:right w:type="dxa" w:w="120"/>
+            </w:tcMar>
+          </w:tcPr>
+          <w:p>
+            <w:r>
+              <w:rPr>
+                <w:rFonts w:ascii="Nunito" w:cs="Nunito" w:eastAsia="Nunito" w:hAnsi="Nunito"/>
+                <w:b w:val="false"/>
+                <w:bCs w:val="false"/>
+                <w:sz w:val="19"/>
+                <w:szCs w:val="19"/>
+              </w:rPr>
+              <w:t xml:space="preserve">[ material y sección ]</w:t>
+            </w:r>
+          </w:p>
+        </w:tc>
+      </w:tr>
+      <w:tr>
+        <w:tc>
+          <w:tcPr>
+            <w:tcW w:type="dxa" w:w="3000"/>
+            <w:tcMar>
+              <w:top w:type="dxa" w:w="80"/>
+              <w:left w:type="dxa" w:w="120"/>
+              <w:bottom w:type="dxa" w:w="80"/>
+              <w:right w:type="dxa" w:w="120"/>
+            </w:tcMar>
+          </w:tcPr>
+          <w:p>
+            <w:r>
+              <w:rPr>
+                <w:rFonts w:ascii="Nunito" w:cs="Nunito" w:eastAsia="Nunito" w:hAnsi="Nunito"/>
+                <w:b w:val="false"/>
+                <w:bCs w:val="false"/>
+                <w:sz w:val="19"/>
+                <w:szCs w:val="19"/>
+              </w:rPr>
+              <w:t xml:space="preserve">[ otro ]</w:t>
+            </w:r>
+          </w:p>
+        </w:tc>
+        <w:tc>
+          <w:tcPr>
+            <w:tcW w:type="dxa" w:w="6200"/>
+            <w:tcMar>
+              <w:top w:type="dxa" w:w="80"/>
+              <w:left w:type="dxa" w:w="120"/>
+              <w:bottom w:type="dxa" w:w="80"/>
+              <w:right w:type="dxa" w:w="120"/>
+            </w:tcMar>
+          </w:tcPr>
+          <w:p>
+            <w:r>
+              <w:rPr>
+                <w:rFonts w:ascii="Nunito" w:cs="Nunito" w:eastAsia="Nunito" w:hAnsi="Nunito"/>
+                <w:b w:val="false"/>
+                <w:bCs w:val="false"/>
+                <w:sz w:val="19"/>
+                <w:szCs w:val="19"/>
+              </w:rPr>
+              <w:t xml:space="preserve">[ ]</w:t>
+            </w:r>
+          </w:p>
+        </w:tc>
+      </w:tr>
+    </w:tbl>
+    <w:p>
+      <w:pPr>
+        <w:spacing w:after="200"/>
+      </w:pPr>
+      <w:r>
+        <w:rPr>
+          <w:rFonts w:ascii="Nunito" w:cs="Nunito" w:eastAsia="Nunito" w:hAnsi="Nunito"/>
+          <w:color w:val="B9C2CB"/>
+          <w:sz w:val="21"/>
+          <w:szCs w:val="21"/>
+        </w:rPr>
+        <w:t xml:space="preserve">[ Escribe aquí ]</w:t>
+      </w:r>
+    </w:p>
+    <w:p>
+      <w:pPr>
+        <w:spacing w:after="200" w:before="60"/>
+        <w:jc w:val="center"/>
+      </w:pPr>
+      <w:r>
+        <w:rPr>
+          <w:rFonts w:ascii="Nunito" w:cs="Nunito" w:eastAsia="Nunito" w:hAnsi="Nunito"/>
+          <w:i/>
+          <w:iCs/>
+          <w:color w:val="B9C2CB"/>
+          <w:sz w:val="18"/>
+          <w:szCs w:val="18"/>
+        </w:rPr>
+        <w:t xml:space="preserve">Figura N.º [ n ] — [ descripción ]</w:t>
+      </w:r>
+    </w:p>
+    <w:p>
+      <w:pPr>
+        <w:pStyle w:val="Heading1"/>
+        <w:spacing w:after="140" w:before="380"/>
+      </w:pPr>
+      <w:r>
+        <w:rPr>
+          <w:rFonts w:ascii="Overpass" w:cs="Overpass" w:eastAsia="Overpass" w:hAnsi="Overpass"/>
+          <w:b/>
+          <w:bCs/>
+          <w:color w:val="0E2438"/>
+          <w:sz w:val="28"/>
+          <w:szCs w:val="28"/>
+        </w:rPr>
+        <w:t xml:space="preserve">4. Marco teórico — normas aplicadas</w:t>
       </w:r>
     </w:p>
     <w:p>
@@ -642,7 +1455,7 @@
                 <w:sz w:val="18"/>
                 <w:szCs w:val="18"/>
               </w:rPr>
-              <w:t xml:space="preserve">Para qué se usa en este proyecto</w:t>
+              <w:t xml:space="preserve">Para qué se usa aquí</w:t>
             </w:r>
           </w:p>
         </w:tc>
@@ -713,7 +1526,7 @@
                 <w:sz w:val="19"/>
                 <w:szCs w:val="19"/>
               </w:rPr>
-              <w:t xml:space="preserve">[ verificaciones sísmicas, sección 11 ]</w:t>
+              <w:t xml:space="preserve">[ análisis sísmico, sección 8 ]</w:t>
             </w:r>
           </w:p>
         </w:tc>
@@ -738,7 +1551,7 @@
                 <w:sz w:val="19"/>
                 <w:szCs w:val="19"/>
               </w:rPr>
-              <w:t xml:space="preserve">[ ]</w:t>
+              <w:t xml:space="preserve">[ p. ej. NEC-SE-HM «Estructuras de hormigón armado» ]</w:t>
             </w:r>
           </w:p>
         </w:tc>
@@ -761,7 +1574,7 @@
                 <w:sz w:val="19"/>
                 <w:szCs w:val="19"/>
               </w:rPr>
-              <w:t xml:space="preserve">[ ]</w:t>
+              <w:t xml:space="preserve">[ año ]</w:t>
             </w:r>
           </w:p>
         </w:tc>
@@ -809,7 +1622,7 @@
                 <w:sz w:val="19"/>
                 <w:szCs w:val="19"/>
               </w:rPr>
-              <w:t xml:space="preserve">[ ]</w:t>
+              <w:t xml:space="preserve">[ p. ej. NEC «Cargas no sísmicas» ]</w:t>
             </w:r>
           </w:p>
         </w:tc>
@@ -832,7 +1645,7 @@
                 <w:sz w:val="19"/>
                 <w:szCs w:val="19"/>
               </w:rPr>
-              <w:t xml:space="preserve">[ ]</w:t>
+              <w:t xml:space="preserve">[ año ]</w:t>
             </w:r>
           </w:p>
         </w:tc>
@@ -880,7 +1693,7 @@
                 <w:sz w:val="19"/>
                 <w:szCs w:val="19"/>
               </w:rPr>
-              <w:t xml:space="preserve">[ ]</w:t>
+              <w:t xml:space="preserve">[ p. ej. ACI 318 ]</w:t>
             </w:r>
           </w:p>
         </w:tc>
@@ -903,7 +1716,7 @@
                 <w:sz w:val="19"/>
                 <w:szCs w:val="19"/>
               </w:rPr>
-              <w:t xml:space="preserve">[ ]</w:t>
+              <w:t xml:space="preserve">[ edición ]</w:t>
             </w:r>
           </w:p>
         </w:tc>
@@ -944,6 +1757,23 @@
           <w:szCs w:val="21"/>
         </w:rPr>
         <w:t xml:space="preserve">[ Escribe aquí ]</w:t>
+      </w:r>
+    </w:p>
+    <w:p>
+      <w:pPr>
+        <w:spacing w:after="200" w:before="60"/>
+        <w:jc w:val="center"/>
+      </w:pPr>
+      <w:r>
+        <w:rPr>
+          <w:rFonts w:ascii="Nunito" w:cs="Nunito" w:eastAsia="Nunito" w:hAnsi="Nunito"/>
+          <w:i/>
+          <w:iCs/>
+          <w:color w:val="B9C2CB"/>
+          <w:sz w:val="18"/>
+          <w:szCs w:val="18"/>
+        </w:rPr>
+        <w:t xml:space="preserve">Figura N.º [ n ] — [ descripción ]</w:t>
       </w:r>
     </w:p>
     <w:p>
@@ -960,7 +1790,7 @@
           <w:sz w:val="28"/>
           <w:szCs w:val="28"/>
         </w:rPr>
-        <w:t xml:space="preserve">3. Descripción del sistema estructural</w:t>
+        <w:t xml:space="preserve">5. Parámetros asumidos</w:t>
       </w:r>
     </w:p>
     <w:p>
@@ -980,78 +1810,7 @@
           <w:sz w:val="19"/>
           <w:szCs w:val="19"/>
         </w:rPr>
-        <w:t xml:space="preserve">Tipología, luces principales, número de niveles, sistema de resistencia a fuerzas laterales y juntas estructurales.</w:t>
-      </w:r>
-    </w:p>
-    <w:p>
-      <w:pPr>
-        <w:pBdr>
-          <w:left w:val="single" w:color="C96A1C" w:sz="14" w:space="8"/>
-        </w:pBdr>
-        <w:shd w:fill="EEF2F6" w:val="clear"/>
-        <w:spacing w:after="120"/>
-      </w:pPr>
-      <w:r>
-        <w:rPr>
-          <w:rFonts w:ascii="Nunito" w:cs="Nunito" w:eastAsia="Nunito" w:hAnsi="Nunito"/>
-          <w:i/>
-          <w:iCs/>
-          <w:color w:val="5A6B7B"/>
-          <w:sz w:val="19"/>
-          <w:szCs w:val="19"/>
-        </w:rPr>
-        <w:t xml:space="preserve">Escríbelo como si el lector no hubiera visto los planos, porque la mitad de las veces los mira después de leer esto.</w:t>
-      </w:r>
-    </w:p>
-    <w:p>
-      <w:pPr>
-        <w:spacing w:after="200"/>
-      </w:pPr>
-      <w:r>
-        <w:rPr>
-          <w:rFonts w:ascii="Nunito" w:cs="Nunito" w:eastAsia="Nunito" w:hAnsi="Nunito"/>
-          <w:color w:val="B9C2CB"/>
-          <w:sz w:val="21"/>
-          <w:szCs w:val="21"/>
-        </w:rPr>
-        <w:t xml:space="preserve">[ Escribe aquí ]</w:t>
-      </w:r>
-    </w:p>
-    <w:p>
-      <w:pPr>
-        <w:pStyle w:val="Heading1"/>
-        <w:spacing w:after="140" w:before="380"/>
-      </w:pPr>
-      <w:r>
-        <w:rPr>
-          <w:rFonts w:ascii="Overpass" w:cs="Overpass" w:eastAsia="Overpass" w:hAnsi="Overpass"/>
-          <w:b/>
-          <w:bCs/>
-          <w:color w:val="0E2438"/>
-          <w:sz w:val="28"/>
-          <w:szCs w:val="28"/>
-        </w:rPr>
-        <w:t xml:space="preserve">4. Materiales y propiedades</w:t>
-      </w:r>
-    </w:p>
-    <w:p>
-      <w:pPr>
-        <w:pBdr>
-          <w:left w:val="single" w:color="C96A1C" w:sz="14" w:space="8"/>
-        </w:pBdr>
-        <w:shd w:fill="EEF2F6" w:val="clear"/>
-        <w:spacing w:after="120"/>
-      </w:pPr>
-      <w:r>
-        <w:rPr>
-          <w:rFonts w:ascii="Nunito" w:cs="Nunito" w:eastAsia="Nunito" w:hAnsi="Nunito"/>
-          <w:i/>
-          <w:iCs/>
-          <w:color w:val="5A6B7B"/>
-          <w:sz w:val="19"/>
-          <w:szCs w:val="19"/>
-        </w:rPr>
-        <w:t xml:space="preserve">Cada material con sus resistencias características, módulos y coeficientes, y la referencia de dónde sale cada valor.</w:t>
+        <w:t xml:space="preserve">Materiales con sus resistencias, y las secciones adoptadas por tipo de elemento.</w:t>
       </w:r>
     </w:p>
     <w:p>
@@ -1087,10 +1846,10 @@
         </w:tblBorders>
       </w:tblPr>
       <w:tblGrid>
+        <w:gridCol w:w="2400"/>
+        <w:gridCol w:w="1800"/>
         <w:gridCol w:w="2200"/>
-        <w:gridCol w:w="2200"/>
-        <w:gridCol w:w="2200"/>
-        <w:gridCol w:w="2600"/>
+        <w:gridCol w:w="2800"/>
       </w:tblGrid>
       <w:tr>
         <w:trPr>
@@ -1098,7 +1857,7 @@
         </w:trPr>
         <w:tc>
           <w:tcPr>
-            <w:tcW w:type="dxa" w:w="2200"/>
+            <w:tcW w:type="dxa" w:w="2400"/>
             <w:shd w:fill="0E2438" w:val="clear"/>
             <w:tcMar>
               <w:top w:type="dxa" w:w="80"/>
@@ -1117,13 +1876,13 @@
                 <w:sz w:val="18"/>
                 <w:szCs w:val="18"/>
               </w:rPr>
-              <w:t xml:space="preserve">Material</w:t>
-            </w:r>
-          </w:p>
-        </w:tc>
-        <w:tc>
-          <w:tcPr>
-            <w:tcW w:type="dxa" w:w="2200"/>
+              <w:t xml:space="preserve">Material o elemento</w:t>
+            </w:r>
+          </w:p>
+        </w:tc>
+        <w:tc>
+          <w:tcPr>
+            <w:tcW w:type="dxa" w:w="1800"/>
             <w:shd w:fill="0E2438" w:val="clear"/>
             <w:tcMar>
               <w:top w:type="dxa" w:w="80"/>
@@ -1173,7 +1932,7 @@
         </w:tc>
         <w:tc>
           <w:tcPr>
-            <w:tcW w:type="dxa" w:w="2600"/>
+            <w:tcW w:type="dxa" w:w="2800"/>
             <w:shd w:fill="0E2438" w:val="clear"/>
             <w:tcMar>
               <w:top w:type="dxa" w:w="80"/>
@@ -1192,7 +1951,7 @@
                 <w:sz w:val="18"/>
                 <w:szCs w:val="18"/>
               </w:rPr>
-              <w:t xml:space="preserve">Procedencia (norma o ensayo)</w:t>
+              <w:t xml:space="preserve">Procedencia</w:t>
             </w:r>
           </w:p>
         </w:tc>
@@ -1200,6 +1959,52 @@
       <w:tr>
         <w:tc>
           <w:tcPr>
+            <w:tcW w:type="dxa" w:w="2400"/>
+            <w:tcMar>
+              <w:top w:type="dxa" w:w="80"/>
+              <w:left w:type="dxa" w:w="120"/>
+              <w:bottom w:type="dxa" w:w="80"/>
+              <w:right w:type="dxa" w:w="120"/>
+            </w:tcMar>
+          </w:tcPr>
+          <w:p>
+            <w:r>
+              <w:rPr>
+                <w:rFonts w:ascii="Nunito" w:cs="Nunito" w:eastAsia="Nunito" w:hAnsi="Nunito"/>
+                <w:b w:val="false"/>
+                <w:bCs w:val="false"/>
+                <w:sz w:val="19"/>
+                <w:szCs w:val="19"/>
+              </w:rPr>
+              <w:t xml:space="preserve">Hormigón</w:t>
+            </w:r>
+          </w:p>
+        </w:tc>
+        <w:tc>
+          <w:tcPr>
+            <w:tcW w:type="dxa" w:w="1800"/>
+            <w:tcMar>
+              <w:top w:type="dxa" w:w="80"/>
+              <w:left w:type="dxa" w:w="120"/>
+              <w:bottom w:type="dxa" w:w="80"/>
+              <w:right w:type="dxa" w:w="120"/>
+            </w:tcMar>
+          </w:tcPr>
+          <w:p>
+            <w:r>
+              <w:rPr>
+                <w:rFonts w:ascii="Nunito" w:cs="Nunito" w:eastAsia="Nunito" w:hAnsi="Nunito"/>
+                <w:b w:val="false"/>
+                <w:bCs w:val="false"/>
+                <w:sz w:val="19"/>
+                <w:szCs w:val="19"/>
+              </w:rPr>
+              <w:t xml:space="preserve">f'c</w:t>
+            </w:r>
+          </w:p>
+        </w:tc>
+        <w:tc>
+          <w:tcPr>
             <w:tcW w:type="dxa" w:w="2200"/>
             <w:tcMar>
               <w:top w:type="dxa" w:w="80"/>
@@ -1217,76 +2022,30 @@
                 <w:sz w:val="19"/>
                 <w:szCs w:val="19"/>
               </w:rPr>
-              <w:t xml:space="preserve">[ hormigón / acero / … ]</w:t>
-            </w:r>
-          </w:p>
-        </w:tc>
-        <w:tc>
-          <w:tcPr>
-            <w:tcW w:type="dxa" w:w="2200"/>
-            <w:tcMar>
-              <w:top w:type="dxa" w:w="80"/>
-              <w:left w:type="dxa" w:w="120"/>
-              <w:bottom w:type="dxa" w:w="80"/>
-              <w:right w:type="dxa" w:w="120"/>
-            </w:tcMar>
-          </w:tcPr>
-          <w:p>
-            <w:r>
-              <w:rPr>
-                <w:rFonts w:ascii="Nunito" w:cs="Nunito" w:eastAsia="Nunito" w:hAnsi="Nunito"/>
-                <w:b w:val="false"/>
-                <w:bCs w:val="false"/>
-                <w:sz w:val="19"/>
-                <w:szCs w:val="19"/>
-              </w:rPr>
-              <w:t xml:space="preserve">[ f'c, fy, E… ]</w:t>
-            </w:r>
-          </w:p>
-        </w:tc>
-        <w:tc>
-          <w:tcPr>
-            <w:tcW w:type="dxa" w:w="2200"/>
-            <w:tcMar>
-              <w:top w:type="dxa" w:w="80"/>
-              <w:left w:type="dxa" w:w="120"/>
-              <w:bottom w:type="dxa" w:w="80"/>
-              <w:right w:type="dxa" w:w="120"/>
-            </w:tcMar>
-          </w:tcPr>
-          <w:p>
-            <w:r>
-              <w:rPr>
-                <w:rFonts w:ascii="Nunito" w:cs="Nunito" w:eastAsia="Nunito" w:hAnsi="Nunito"/>
-                <w:b w:val="false"/>
-                <w:bCs w:val="false"/>
-                <w:sz w:val="19"/>
-                <w:szCs w:val="19"/>
-              </w:rPr>
-              <w:t xml:space="preserve">[ valor y unidad ]</w:t>
-            </w:r>
-          </w:p>
-        </w:tc>
-        <w:tc>
-          <w:tcPr>
-            <w:tcW w:type="dxa" w:w="2600"/>
-            <w:tcMar>
-              <w:top w:type="dxa" w:w="80"/>
-              <w:left w:type="dxa" w:w="120"/>
-              <w:bottom w:type="dxa" w:w="80"/>
-              <w:right w:type="dxa" w:w="120"/>
-            </w:tcMar>
-          </w:tcPr>
-          <w:p>
-            <w:r>
-              <w:rPr>
-                <w:rFonts w:ascii="Nunito" w:cs="Nunito" w:eastAsia="Nunito" w:hAnsi="Nunito"/>
-                <w:b w:val="false"/>
-                <w:bCs w:val="false"/>
-                <w:sz w:val="19"/>
-                <w:szCs w:val="19"/>
-              </w:rPr>
-              <w:t xml:space="preserve">[ norma, artículo o nº de ensayo ]</w:t>
+              <w:t xml:space="preserve">[ kg/cm² ]</w:t>
+            </w:r>
+          </w:p>
+        </w:tc>
+        <w:tc>
+          <w:tcPr>
+            <w:tcW w:type="dxa" w:w="2800"/>
+            <w:tcMar>
+              <w:top w:type="dxa" w:w="80"/>
+              <w:left w:type="dxa" w:w="120"/>
+              <w:bottom w:type="dxa" w:w="80"/>
+              <w:right w:type="dxa" w:w="120"/>
+            </w:tcMar>
+          </w:tcPr>
+          <w:p>
+            <w:r>
+              <w:rPr>
+                <w:rFonts w:ascii="Nunito" w:cs="Nunito" w:eastAsia="Nunito" w:hAnsi="Nunito"/>
+                <w:b w:val="false"/>
+                <w:bCs w:val="false"/>
+                <w:sz w:val="19"/>
+                <w:szCs w:val="19"/>
+              </w:rPr>
+              <w:t xml:space="preserve">[ norma o ensayo ]</w:t>
             </w:r>
           </w:p>
         </w:tc>
@@ -1294,6 +2053,52 @@
       <w:tr>
         <w:tc>
           <w:tcPr>
+            <w:tcW w:type="dxa" w:w="2400"/>
+            <w:tcMar>
+              <w:top w:type="dxa" w:w="80"/>
+              <w:left w:type="dxa" w:w="120"/>
+              <w:bottom w:type="dxa" w:w="80"/>
+              <w:right w:type="dxa" w:w="120"/>
+            </w:tcMar>
+          </w:tcPr>
+          <w:p>
+            <w:r>
+              <w:rPr>
+                <w:rFonts w:ascii="Nunito" w:cs="Nunito" w:eastAsia="Nunito" w:hAnsi="Nunito"/>
+                <w:b w:val="false"/>
+                <w:bCs w:val="false"/>
+                <w:sz w:val="19"/>
+                <w:szCs w:val="19"/>
+              </w:rPr>
+              <w:t xml:space="preserve">Acero de refuerzo</w:t>
+            </w:r>
+          </w:p>
+        </w:tc>
+        <w:tc>
+          <w:tcPr>
+            <w:tcW w:type="dxa" w:w="1800"/>
+            <w:tcMar>
+              <w:top w:type="dxa" w:w="80"/>
+              <w:left w:type="dxa" w:w="120"/>
+              <w:bottom w:type="dxa" w:w="80"/>
+              <w:right w:type="dxa" w:w="120"/>
+            </w:tcMar>
+          </w:tcPr>
+          <w:p>
+            <w:r>
+              <w:rPr>
+                <w:rFonts w:ascii="Nunito" w:cs="Nunito" w:eastAsia="Nunito" w:hAnsi="Nunito"/>
+                <w:b w:val="false"/>
+                <w:bCs w:val="false"/>
+                <w:sz w:val="19"/>
+                <w:szCs w:val="19"/>
+              </w:rPr>
+              <w:t xml:space="preserve">fy</w:t>
+            </w:r>
+          </w:p>
+        </w:tc>
+        <w:tc>
+          <w:tcPr>
             <w:tcW w:type="dxa" w:w="2200"/>
             <w:tcMar>
               <w:top w:type="dxa" w:w="80"/>
@@ -1311,76 +2116,30 @@
                 <w:sz w:val="19"/>
                 <w:szCs w:val="19"/>
               </w:rPr>
-              <w:t xml:space="preserve">[ ]</w:t>
-            </w:r>
-          </w:p>
-        </w:tc>
-        <w:tc>
-          <w:tcPr>
-            <w:tcW w:type="dxa" w:w="2200"/>
-            <w:tcMar>
-              <w:top w:type="dxa" w:w="80"/>
-              <w:left w:type="dxa" w:w="120"/>
-              <w:bottom w:type="dxa" w:w="80"/>
-              <w:right w:type="dxa" w:w="120"/>
-            </w:tcMar>
-          </w:tcPr>
-          <w:p>
-            <w:r>
-              <w:rPr>
-                <w:rFonts w:ascii="Nunito" w:cs="Nunito" w:eastAsia="Nunito" w:hAnsi="Nunito"/>
-                <w:b w:val="false"/>
-                <w:bCs w:val="false"/>
-                <w:sz w:val="19"/>
-                <w:szCs w:val="19"/>
-              </w:rPr>
-              <w:t xml:space="preserve">[ ]</w:t>
-            </w:r>
-          </w:p>
-        </w:tc>
-        <w:tc>
-          <w:tcPr>
-            <w:tcW w:type="dxa" w:w="2200"/>
-            <w:tcMar>
-              <w:top w:type="dxa" w:w="80"/>
-              <w:left w:type="dxa" w:w="120"/>
-              <w:bottom w:type="dxa" w:w="80"/>
-              <w:right w:type="dxa" w:w="120"/>
-            </w:tcMar>
-          </w:tcPr>
-          <w:p>
-            <w:r>
-              <w:rPr>
-                <w:rFonts w:ascii="Nunito" w:cs="Nunito" w:eastAsia="Nunito" w:hAnsi="Nunito"/>
-                <w:b w:val="false"/>
-                <w:bCs w:val="false"/>
-                <w:sz w:val="19"/>
-                <w:szCs w:val="19"/>
-              </w:rPr>
-              <w:t xml:space="preserve">[ ]</w:t>
-            </w:r>
-          </w:p>
-        </w:tc>
-        <w:tc>
-          <w:tcPr>
-            <w:tcW w:type="dxa" w:w="2600"/>
-            <w:tcMar>
-              <w:top w:type="dxa" w:w="80"/>
-              <w:left w:type="dxa" w:w="120"/>
-              <w:bottom w:type="dxa" w:w="80"/>
-              <w:right w:type="dxa" w:w="120"/>
-            </w:tcMar>
-          </w:tcPr>
-          <w:p>
-            <w:r>
-              <w:rPr>
-                <w:rFonts w:ascii="Nunito" w:cs="Nunito" w:eastAsia="Nunito" w:hAnsi="Nunito"/>
-                <w:b w:val="false"/>
-                <w:bCs w:val="false"/>
-                <w:sz w:val="19"/>
-                <w:szCs w:val="19"/>
-              </w:rPr>
-              <w:t xml:space="preserve">[ ]</w:t>
+              <w:t xml:space="preserve">[ kg/cm² ]</w:t>
+            </w:r>
+          </w:p>
+        </w:tc>
+        <w:tc>
+          <w:tcPr>
+            <w:tcW w:type="dxa" w:w="2800"/>
+            <w:tcMar>
+              <w:top w:type="dxa" w:w="80"/>
+              <w:left w:type="dxa" w:w="120"/>
+              <w:bottom w:type="dxa" w:w="80"/>
+              <w:right w:type="dxa" w:w="120"/>
+            </w:tcMar>
+          </w:tcPr>
+          <w:p>
+            <w:r>
+              <w:rPr>
+                <w:rFonts w:ascii="Nunito" w:cs="Nunito" w:eastAsia="Nunito" w:hAnsi="Nunito"/>
+                <w:b w:val="false"/>
+                <w:bCs w:val="false"/>
+                <w:sz w:val="19"/>
+                <w:szCs w:val="19"/>
+              </w:rPr>
+              <w:t xml:space="preserve">[ p. ej. ASTM A615 Gr.60 ]</w:t>
             </w:r>
           </w:p>
         </w:tc>
@@ -1388,6 +2147,52 @@
       <w:tr>
         <w:tc>
           <w:tcPr>
+            <w:tcW w:type="dxa" w:w="2400"/>
+            <w:tcMar>
+              <w:top w:type="dxa" w:w="80"/>
+              <w:left w:type="dxa" w:w="120"/>
+              <w:bottom w:type="dxa" w:w="80"/>
+              <w:right w:type="dxa" w:w="120"/>
+            </w:tcMar>
+          </w:tcPr>
+          <w:p>
+            <w:r>
+              <w:rPr>
+                <w:rFonts w:ascii="Nunito" w:cs="Nunito" w:eastAsia="Nunito" w:hAnsi="Nunito"/>
+                <w:b w:val="false"/>
+                <w:bCs w:val="false"/>
+                <w:sz w:val="19"/>
+                <w:szCs w:val="19"/>
+              </w:rPr>
+              <w:t xml:space="preserve">[ elemento ]</w:t>
+            </w:r>
+          </w:p>
+        </w:tc>
+        <w:tc>
+          <w:tcPr>
+            <w:tcW w:type="dxa" w:w="1800"/>
+            <w:tcMar>
+              <w:top w:type="dxa" w:w="80"/>
+              <w:left w:type="dxa" w:w="120"/>
+              <w:bottom w:type="dxa" w:w="80"/>
+              <w:right w:type="dxa" w:w="120"/>
+            </w:tcMar>
+          </w:tcPr>
+          <w:p>
+            <w:r>
+              <w:rPr>
+                <w:rFonts w:ascii="Nunito" w:cs="Nunito" w:eastAsia="Nunito" w:hAnsi="Nunito"/>
+                <w:b w:val="false"/>
+                <w:bCs w:val="false"/>
+                <w:sz w:val="19"/>
+                <w:szCs w:val="19"/>
+              </w:rPr>
+              <w:t xml:space="preserve">Sección</w:t>
+            </w:r>
+          </w:p>
+        </w:tc>
+        <w:tc>
+          <w:tcPr>
             <w:tcW w:type="dxa" w:w="2200"/>
             <w:tcMar>
               <w:top w:type="dxa" w:w="80"/>
@@ -1405,12 +2210,83 @@
                 <w:sz w:val="19"/>
                 <w:szCs w:val="19"/>
               </w:rPr>
+              <w:t xml:space="preserve">[ cm × cm ]</w:t>
+            </w:r>
+          </w:p>
+        </w:tc>
+        <w:tc>
+          <w:tcPr>
+            <w:tcW w:type="dxa" w:w="2800"/>
+            <w:tcMar>
+              <w:top w:type="dxa" w:w="80"/>
+              <w:left w:type="dxa" w:w="120"/>
+              <w:bottom w:type="dxa" w:w="80"/>
+              <w:right w:type="dxa" w:w="120"/>
+            </w:tcMar>
+          </w:tcPr>
+          <w:p>
+            <w:r>
+              <w:rPr>
+                <w:rFonts w:ascii="Nunito" w:cs="Nunito" w:eastAsia="Nunito" w:hAnsi="Nunito"/>
+                <w:b w:val="false"/>
+                <w:bCs w:val="false"/>
+                <w:sz w:val="19"/>
+                <w:szCs w:val="19"/>
+              </w:rPr>
+              <w:t xml:space="preserve">[ criterio adoptado ]</w:t>
+            </w:r>
+          </w:p>
+        </w:tc>
+      </w:tr>
+      <w:tr>
+        <w:tc>
+          <w:tcPr>
+            <w:tcW w:type="dxa" w:w="2400"/>
+            <w:tcMar>
+              <w:top w:type="dxa" w:w="80"/>
+              <w:left w:type="dxa" w:w="120"/>
+              <w:bottom w:type="dxa" w:w="80"/>
+              <w:right w:type="dxa" w:w="120"/>
+            </w:tcMar>
+          </w:tcPr>
+          <w:p>
+            <w:r>
+              <w:rPr>
+                <w:rFonts w:ascii="Nunito" w:cs="Nunito" w:eastAsia="Nunito" w:hAnsi="Nunito"/>
+                <w:b w:val="false"/>
+                <w:bCs w:val="false"/>
+                <w:sz w:val="19"/>
+                <w:szCs w:val="19"/>
+              </w:rPr>
               <w:t xml:space="preserve">[ ]</w:t>
             </w:r>
           </w:p>
         </w:tc>
         <w:tc>
           <w:tcPr>
+            <w:tcW w:type="dxa" w:w="1800"/>
+            <w:tcMar>
+              <w:top w:type="dxa" w:w="80"/>
+              <w:left w:type="dxa" w:w="120"/>
+              <w:bottom w:type="dxa" w:w="80"/>
+              <w:right w:type="dxa" w:w="120"/>
+            </w:tcMar>
+          </w:tcPr>
+          <w:p>
+            <w:r>
+              <w:rPr>
+                <w:rFonts w:ascii="Nunito" w:cs="Nunito" w:eastAsia="Nunito" w:hAnsi="Nunito"/>
+                <w:b w:val="false"/>
+                <w:bCs w:val="false"/>
+                <w:sz w:val="19"/>
+                <w:szCs w:val="19"/>
+              </w:rPr>
+              <w:t xml:space="preserve">[ ]</w:t>
+            </w:r>
+          </w:p>
+        </w:tc>
+        <w:tc>
+          <w:tcPr>
             <w:tcW w:type="dxa" w:w="2200"/>
             <w:tcMar>
               <w:top w:type="dxa" w:w="80"/>
@@ -1434,30 +2310,7 @@
         </w:tc>
         <w:tc>
           <w:tcPr>
-            <w:tcW w:type="dxa" w:w="2200"/>
-            <w:tcMar>
-              <w:top w:type="dxa" w:w="80"/>
-              <w:left w:type="dxa" w:w="120"/>
-              <w:bottom w:type="dxa" w:w="80"/>
-              <w:right w:type="dxa" w:w="120"/>
-            </w:tcMar>
-          </w:tcPr>
-          <w:p>
-            <w:r>
-              <w:rPr>
-                <w:rFonts w:ascii="Nunito" w:cs="Nunito" w:eastAsia="Nunito" w:hAnsi="Nunito"/>
-                <w:b w:val="false"/>
-                <w:bCs w:val="false"/>
-                <w:sz w:val="19"/>
-                <w:szCs w:val="19"/>
-              </w:rPr>
-              <w:t xml:space="preserve">[ ]</w:t>
-            </w:r>
-          </w:p>
-        </w:tc>
-        <w:tc>
-          <w:tcPr>
-            <w:tcW w:type="dxa" w:w="2600"/>
+            <w:tcW w:type="dxa" w:w="2800"/>
             <w:tcMar>
               <w:top w:type="dxa" w:w="80"/>
               <w:left w:type="dxa" w:w="120"/>
@@ -1492,6 +2345,23 @@
           <w:szCs w:val="21"/>
         </w:rPr>
         <w:t xml:space="preserve">[ Escribe aquí ]</w:t>
+      </w:r>
+    </w:p>
+    <w:p>
+      <w:pPr>
+        <w:spacing w:after="200" w:before="60"/>
+        <w:jc w:val="center"/>
+      </w:pPr>
+      <w:r>
+        <w:rPr>
+          <w:rFonts w:ascii="Nunito" w:cs="Nunito" w:eastAsia="Nunito" w:hAnsi="Nunito"/>
+          <w:i/>
+          <w:iCs/>
+          <w:color w:val="B9C2CB"/>
+          <w:sz w:val="18"/>
+          <w:szCs w:val="18"/>
+        </w:rPr>
+        <w:t xml:space="preserve">Figura N.º [ n ] — [ descripción ]</w:t>
       </w:r>
     </w:p>
     <w:p>
@@ -1508,7 +2378,7 @@
           <w:sz w:val="28"/>
           <w:szCs w:val="28"/>
         </w:rPr>
-        <w:t xml:space="preserve">5. Acciones consideradas</w:t>
+        <w:t xml:space="preserve">6. Análisis de cargas</w:t>
       </w:r>
     </w:p>
     <w:p>
@@ -1528,7 +2398,27 @@
           <w:sz w:val="19"/>
           <w:szCs w:val="19"/>
         </w:rPr>
-        <w:t xml:space="preserve">Cada carga con su valor Y su origen. «Sobrecarga de uso 200 kg/m²» está incompleto; con la categoría de uso y el artículo de la norma, está completo.</w:t>
+        <w:t xml:space="preserve">Cargas muertas, vivas y efectos sísmicos. Cada carga con su valor Y su origen: «sobrecarga de uso 200 kg/m²» está incompleto; con la categoría de uso y el artículo de la norma, está completo.</w:t>
+      </w:r>
+    </w:p>
+    <w:p>
+      <w:pPr>
+        <w:pBdr>
+          <w:left w:val="single" w:color="C96A1C" w:sz="14" w:space="8"/>
+        </w:pBdr>
+        <w:shd w:fill="EEF2F6" w:val="clear"/>
+        <w:spacing w:after="120"/>
+      </w:pPr>
+      <w:r>
+        <w:rPr>
+          <w:rFonts w:ascii="Nunito" w:cs="Nunito" w:eastAsia="Nunito" w:hAnsi="Nunito"/>
+          <w:i/>
+          <w:iCs/>
+          <w:color w:val="5A6B7B"/>
+          <w:sz w:val="19"/>
+          <w:szCs w:val="19"/>
+        </w:rPr>
+        <w:t xml:space="preserve">En los efectos sísmicos van: zona sísmica, valor Z, caracterización del peligro, tipo de suelo, coeficientes Fa, Fd y Fs, períodos To y Tc, y el factor R con su justificación de irregularidades (φP y φE).</w:t>
       </w:r>
     </w:p>
     <w:tbl>
@@ -1544,9 +2434,9 @@
         </w:tblBorders>
       </w:tblPr>
       <w:tblGrid>
-        <w:gridCol w:w="2600"/>
-        <w:gridCol w:w="1500"/>
-        <w:gridCol w:w="1300"/>
+        <w:gridCol w:w="2800"/>
+        <w:gridCol w:w="1400"/>
+        <w:gridCol w:w="1200"/>
         <w:gridCol w:w="3800"/>
       </w:tblGrid>
       <w:tr>
@@ -1555,7 +2445,7 @@
         </w:trPr>
         <w:tc>
           <w:tcPr>
-            <w:tcW w:type="dxa" w:w="2600"/>
+            <w:tcW w:type="dxa" w:w="2800"/>
             <w:shd w:fill="0E2438" w:val="clear"/>
             <w:tcMar>
               <w:top w:type="dxa" w:w="80"/>
@@ -1574,13 +2464,13 @@
                 <w:sz w:val="18"/>
                 <w:szCs w:val="18"/>
               </w:rPr>
-              <w:t xml:space="preserve">Acción</w:t>
-            </w:r>
-          </w:p>
-        </w:tc>
-        <w:tc>
-          <w:tcPr>
-            <w:tcW w:type="dxa" w:w="1500"/>
+              <w:t xml:space="preserve">Acción / parámetro</w:t>
+            </w:r>
+          </w:p>
+        </w:tc>
+        <w:tc>
+          <w:tcPr>
+            <w:tcW w:type="dxa" w:w="1400"/>
             <w:shd w:fill="0E2438" w:val="clear"/>
             <w:tcMar>
               <w:top w:type="dxa" w:w="80"/>
@@ -1605,7 +2495,7 @@
         </w:tc>
         <w:tc>
           <w:tcPr>
-            <w:tcW w:type="dxa" w:w="1300"/>
+            <w:tcW w:type="dxa" w:w="1200"/>
             <w:shd w:fill="0E2438" w:val="clear"/>
             <w:tcMar>
               <w:top w:type="dxa" w:w="80"/>
@@ -1657,30 +2547,30 @@
       <w:tr>
         <w:tc>
           <w:tcPr>
-            <w:tcW w:type="dxa" w:w="2600"/>
-            <w:tcMar>
-              <w:top w:type="dxa" w:w="80"/>
-              <w:left w:type="dxa" w:w="120"/>
-              <w:bottom w:type="dxa" w:w="80"/>
-              <w:right w:type="dxa" w:w="120"/>
-            </w:tcMar>
-          </w:tcPr>
-          <w:p>
-            <w:r>
-              <w:rPr>
-                <w:rFonts w:ascii="Nunito" w:cs="Nunito" w:eastAsia="Nunito" w:hAnsi="Nunito"/>
-                <w:b w:val="false"/>
-                <w:bCs w:val="false"/>
-                <w:sz w:val="19"/>
-                <w:szCs w:val="19"/>
-              </w:rPr>
-              <w:t xml:space="preserve">Carga permanente</w:t>
-            </w:r>
-          </w:p>
-        </w:tc>
-        <w:tc>
-          <w:tcPr>
-            <w:tcW w:type="dxa" w:w="1500"/>
+            <w:tcW w:type="dxa" w:w="2800"/>
+            <w:tcMar>
+              <w:top w:type="dxa" w:w="80"/>
+              <w:left w:type="dxa" w:w="120"/>
+              <w:bottom w:type="dxa" w:w="80"/>
+              <w:right w:type="dxa" w:w="120"/>
+            </w:tcMar>
+          </w:tcPr>
+          <w:p>
+            <w:r>
+              <w:rPr>
+                <w:rFonts w:ascii="Nunito" w:cs="Nunito" w:eastAsia="Nunito" w:hAnsi="Nunito"/>
+                <w:b w:val="false"/>
+                <w:bCs w:val="false"/>
+                <w:sz w:val="19"/>
+                <w:szCs w:val="19"/>
+              </w:rPr>
+              <w:t xml:space="preserve">Peso propio</w:t>
+            </w:r>
+          </w:p>
+        </w:tc>
+        <w:tc>
+          <w:tcPr>
+            <w:tcW w:type="dxa" w:w="1400"/>
             <w:tcMar>
               <w:top w:type="dxa" w:w="80"/>
               <w:left w:type="dxa" w:w="120"/>
@@ -1703,7 +2593,7 @@
         </w:tc>
         <w:tc>
           <w:tcPr>
-            <w:tcW w:type="dxa" w:w="1300"/>
+            <w:tcW w:type="dxa" w:w="1200"/>
             <w:tcMar>
               <w:top w:type="dxa" w:w="80"/>
               <w:left w:type="dxa" w:w="120"/>
@@ -1743,7 +2633,7 @@
                 <w:sz w:val="19"/>
                 <w:szCs w:val="19"/>
               </w:rPr>
-              <w:t xml:space="preserve">[ ]</w:t>
+              <w:t xml:space="preserve">[ calculado por el programa ]</w:t>
             </w:r>
           </w:p>
         </w:tc>
@@ -1751,30 +2641,30 @@
       <w:tr>
         <w:tc>
           <w:tcPr>
-            <w:tcW w:type="dxa" w:w="2600"/>
-            <w:tcMar>
-              <w:top w:type="dxa" w:w="80"/>
-              <w:left w:type="dxa" w:w="120"/>
-              <w:bottom w:type="dxa" w:w="80"/>
-              <w:right w:type="dxa" w:w="120"/>
-            </w:tcMar>
-          </w:tcPr>
-          <w:p>
-            <w:r>
-              <w:rPr>
-                <w:rFonts w:ascii="Nunito" w:cs="Nunito" w:eastAsia="Nunito" w:hAnsi="Nunito"/>
-                <w:b w:val="false"/>
-                <w:bCs w:val="false"/>
-                <w:sz w:val="19"/>
-                <w:szCs w:val="19"/>
-              </w:rPr>
-              <w:t xml:space="preserve">Sobrecarga de uso</w:t>
-            </w:r>
-          </w:p>
-        </w:tc>
-        <w:tc>
-          <w:tcPr>
-            <w:tcW w:type="dxa" w:w="1500"/>
+            <w:tcW w:type="dxa" w:w="2800"/>
+            <w:tcMar>
+              <w:top w:type="dxa" w:w="80"/>
+              <w:left w:type="dxa" w:w="120"/>
+              <w:bottom w:type="dxa" w:w="80"/>
+              <w:right w:type="dxa" w:w="120"/>
+            </w:tcMar>
+          </w:tcPr>
+          <w:p>
+            <w:r>
+              <w:rPr>
+                <w:rFonts w:ascii="Nunito" w:cs="Nunito" w:eastAsia="Nunito" w:hAnsi="Nunito"/>
+                <w:b w:val="false"/>
+                <w:bCs w:val="false"/>
+                <w:sz w:val="19"/>
+                <w:szCs w:val="19"/>
+              </w:rPr>
+              <w:t xml:space="preserve">Sobrecarga permanente</w:t>
+            </w:r>
+          </w:p>
+        </w:tc>
+        <w:tc>
+          <w:tcPr>
+            <w:tcW w:type="dxa" w:w="1400"/>
             <w:tcMar>
               <w:top w:type="dxa" w:w="80"/>
               <w:left w:type="dxa" w:w="120"/>
@@ -1797,24 +2687,24 @@
         </w:tc>
         <w:tc>
           <w:tcPr>
-            <w:tcW w:type="dxa" w:w="1300"/>
-            <w:tcMar>
-              <w:top w:type="dxa" w:w="80"/>
-              <w:left w:type="dxa" w:w="120"/>
-              <w:bottom w:type="dxa" w:w="80"/>
-              <w:right w:type="dxa" w:w="120"/>
-            </w:tcMar>
-          </w:tcPr>
-          <w:p>
-            <w:r>
-              <w:rPr>
-                <w:rFonts w:ascii="Nunito" w:cs="Nunito" w:eastAsia="Nunito" w:hAnsi="Nunito"/>
-                <w:b w:val="false"/>
-                <w:bCs w:val="false"/>
-                <w:sz w:val="19"/>
-                <w:szCs w:val="19"/>
-              </w:rPr>
-              <w:t xml:space="preserve">[ ]</w:t>
+            <w:tcW w:type="dxa" w:w="1200"/>
+            <w:tcMar>
+              <w:top w:type="dxa" w:w="80"/>
+              <w:left w:type="dxa" w:w="120"/>
+              <w:bottom w:type="dxa" w:w="80"/>
+              <w:right w:type="dxa" w:w="120"/>
+            </w:tcMar>
+          </w:tcPr>
+          <w:p>
+            <w:r>
+              <w:rPr>
+                <w:rFonts w:ascii="Nunito" w:cs="Nunito" w:eastAsia="Nunito" w:hAnsi="Nunito"/>
+                <w:b w:val="false"/>
+                <w:bCs w:val="false"/>
+                <w:sz w:val="19"/>
+                <w:szCs w:val="19"/>
+              </w:rPr>
+              <w:t xml:space="preserve">kg/m²</w:t>
             </w:r>
           </w:p>
         </w:tc>
@@ -1837,7 +2727,7 @@
                 <w:sz w:val="19"/>
                 <w:szCs w:val="19"/>
               </w:rPr>
-              <w:t xml:space="preserve">[ categoría de uso, norma y artículo ]</w:t>
+              <w:t xml:space="preserve">[ norma y tabla ]</w:t>
             </w:r>
           </w:p>
         </w:tc>
@@ -1845,30 +2735,30 @@
       <w:tr>
         <w:tc>
           <w:tcPr>
-            <w:tcW w:type="dxa" w:w="2600"/>
-            <w:tcMar>
-              <w:top w:type="dxa" w:w="80"/>
-              <w:left w:type="dxa" w:w="120"/>
-              <w:bottom w:type="dxa" w:w="80"/>
-              <w:right w:type="dxa" w:w="120"/>
-            </w:tcMar>
-          </w:tcPr>
-          <w:p>
-            <w:r>
-              <w:rPr>
-                <w:rFonts w:ascii="Nunito" w:cs="Nunito" w:eastAsia="Nunito" w:hAnsi="Nunito"/>
-                <w:b w:val="false"/>
-                <w:bCs w:val="false"/>
-                <w:sz w:val="19"/>
-                <w:szCs w:val="19"/>
-              </w:rPr>
-              <w:t xml:space="preserve">Viento</w:t>
-            </w:r>
-          </w:p>
-        </w:tc>
-        <w:tc>
-          <w:tcPr>
-            <w:tcW w:type="dxa" w:w="1500"/>
+            <w:tcW w:type="dxa" w:w="2800"/>
+            <w:tcMar>
+              <w:top w:type="dxa" w:w="80"/>
+              <w:left w:type="dxa" w:w="120"/>
+              <w:bottom w:type="dxa" w:w="80"/>
+              <w:right w:type="dxa" w:w="120"/>
+            </w:tcMar>
+          </w:tcPr>
+          <w:p>
+            <w:r>
+              <w:rPr>
+                <w:rFonts w:ascii="Nunito" w:cs="Nunito" w:eastAsia="Nunito" w:hAnsi="Nunito"/>
+                <w:b w:val="false"/>
+                <w:bCs w:val="false"/>
+                <w:sz w:val="19"/>
+                <w:szCs w:val="19"/>
+              </w:rPr>
+              <w:t xml:space="preserve">Carga viva</w:t>
+            </w:r>
+          </w:p>
+        </w:tc>
+        <w:tc>
+          <w:tcPr>
+            <w:tcW w:type="dxa" w:w="1400"/>
             <w:tcMar>
               <w:top w:type="dxa" w:w="80"/>
               <w:left w:type="dxa" w:w="120"/>
@@ -1891,24 +2781,24 @@
         </w:tc>
         <w:tc>
           <w:tcPr>
-            <w:tcW w:type="dxa" w:w="1300"/>
-            <w:tcMar>
-              <w:top w:type="dxa" w:w="80"/>
-              <w:left w:type="dxa" w:w="120"/>
-              <w:bottom w:type="dxa" w:w="80"/>
-              <w:right w:type="dxa" w:w="120"/>
-            </w:tcMar>
-          </w:tcPr>
-          <w:p>
-            <w:r>
-              <w:rPr>
-                <w:rFonts w:ascii="Nunito" w:cs="Nunito" w:eastAsia="Nunito" w:hAnsi="Nunito"/>
-                <w:b w:val="false"/>
-                <w:bCs w:val="false"/>
-                <w:sz w:val="19"/>
-                <w:szCs w:val="19"/>
-              </w:rPr>
-              <w:t xml:space="preserve">[ ]</w:t>
+            <w:tcW w:type="dxa" w:w="1200"/>
+            <w:tcMar>
+              <w:top w:type="dxa" w:w="80"/>
+              <w:left w:type="dxa" w:w="120"/>
+              <w:bottom w:type="dxa" w:w="80"/>
+              <w:right w:type="dxa" w:w="120"/>
+            </w:tcMar>
+          </w:tcPr>
+          <w:p>
+            <w:r>
+              <w:rPr>
+                <w:rFonts w:ascii="Nunito" w:cs="Nunito" w:eastAsia="Nunito" w:hAnsi="Nunito"/>
+                <w:b w:val="false"/>
+                <w:bCs w:val="false"/>
+                <w:sz w:val="19"/>
+                <w:szCs w:val="19"/>
+              </w:rPr>
+              <w:t xml:space="preserve">kg/m²</w:t>
             </w:r>
           </w:p>
         </w:tc>
@@ -1931,7 +2821,7 @@
                 <w:sz w:val="19"/>
                 <w:szCs w:val="19"/>
               </w:rPr>
-              <w:t xml:space="preserve">[ ]</w:t>
+              <w:t xml:space="preserve">[ ocupación, norma y tabla ]</w:t>
             </w:r>
           </w:p>
         </w:tc>
@@ -1939,30 +2829,30 @@
       <w:tr>
         <w:tc>
           <w:tcPr>
-            <w:tcW w:type="dxa" w:w="2600"/>
-            <w:tcMar>
-              <w:top w:type="dxa" w:w="80"/>
-              <w:left w:type="dxa" w:w="120"/>
-              <w:bottom w:type="dxa" w:w="80"/>
-              <w:right w:type="dxa" w:w="120"/>
-            </w:tcMar>
-          </w:tcPr>
-          <w:p>
-            <w:r>
-              <w:rPr>
-                <w:rFonts w:ascii="Nunito" w:cs="Nunito" w:eastAsia="Nunito" w:hAnsi="Nunito"/>
-                <w:b w:val="false"/>
-                <w:bCs w:val="false"/>
-                <w:sz w:val="19"/>
-                <w:szCs w:val="19"/>
-              </w:rPr>
-              <w:t xml:space="preserve">Sismo</w:t>
-            </w:r>
-          </w:p>
-        </w:tc>
-        <w:tc>
-          <w:tcPr>
-            <w:tcW w:type="dxa" w:w="1500"/>
+            <w:tcW w:type="dxa" w:w="2800"/>
+            <w:tcMar>
+              <w:top w:type="dxa" w:w="80"/>
+              <w:left w:type="dxa" w:w="120"/>
+              <w:bottom w:type="dxa" w:w="80"/>
+              <w:right w:type="dxa" w:w="120"/>
+            </w:tcMar>
+          </w:tcPr>
+          <w:p>
+            <w:r>
+              <w:rPr>
+                <w:rFonts w:ascii="Nunito" w:cs="Nunito" w:eastAsia="Nunito" w:hAnsi="Nunito"/>
+                <w:b w:val="false"/>
+                <w:bCs w:val="false"/>
+                <w:sz w:val="19"/>
+                <w:szCs w:val="19"/>
+              </w:rPr>
+              <w:t xml:space="preserve">Zona sísmica</w:t>
+            </w:r>
+          </w:p>
+        </w:tc>
+        <w:tc>
+          <w:tcPr>
+            <w:tcW w:type="dxa" w:w="1400"/>
             <w:tcMar>
               <w:top w:type="dxa" w:w="80"/>
               <w:left w:type="dxa" w:w="120"/>
@@ -1985,24 +2875,24 @@
         </w:tc>
         <w:tc>
           <w:tcPr>
-            <w:tcW w:type="dxa" w:w="1300"/>
-            <w:tcMar>
-              <w:top w:type="dxa" w:w="80"/>
-              <w:left w:type="dxa" w:w="120"/>
-              <w:bottom w:type="dxa" w:w="80"/>
-              <w:right w:type="dxa" w:w="120"/>
-            </w:tcMar>
-          </w:tcPr>
-          <w:p>
-            <w:r>
-              <w:rPr>
-                <w:rFonts w:ascii="Nunito" w:cs="Nunito" w:eastAsia="Nunito" w:hAnsi="Nunito"/>
-                <w:b w:val="false"/>
-                <w:bCs w:val="false"/>
-                <w:sz w:val="19"/>
-                <w:szCs w:val="19"/>
-              </w:rPr>
-              <w:t xml:space="preserve">[ ]</w:t>
+            <w:tcW w:type="dxa" w:w="1200"/>
+            <w:tcMar>
+              <w:top w:type="dxa" w:w="80"/>
+              <w:left w:type="dxa" w:w="120"/>
+              <w:bottom w:type="dxa" w:w="80"/>
+              <w:right w:type="dxa" w:w="120"/>
+            </w:tcMar>
+          </w:tcPr>
+          <w:p>
+            <w:r>
+              <w:rPr>
+                <w:rFonts w:ascii="Nunito" w:cs="Nunito" w:eastAsia="Nunito" w:hAnsi="Nunito"/>
+                <w:b w:val="false"/>
+                <w:bCs w:val="false"/>
+                <w:sz w:val="19"/>
+                <w:szCs w:val="19"/>
+              </w:rPr>
+              <w:t xml:space="preserve">—</w:t>
             </w:r>
           </w:p>
         </w:tc>
@@ -2025,7 +2915,7 @@
                 <w:sz w:val="19"/>
                 <w:szCs w:val="19"/>
               </w:rPr>
-              <w:t xml:space="preserve">[ ]</w:t>
+              <w:t xml:space="preserve">[ mapa de la norma ]</w:t>
             </w:r>
           </w:p>
         </w:tc>
@@ -2033,30 +2923,30 @@
       <w:tr>
         <w:tc>
           <w:tcPr>
-            <w:tcW w:type="dxa" w:w="2600"/>
-            <w:tcMar>
-              <w:top w:type="dxa" w:w="80"/>
-              <w:left w:type="dxa" w:w="120"/>
-              <w:bottom w:type="dxa" w:w="80"/>
-              <w:right w:type="dxa" w:w="120"/>
-            </w:tcMar>
-          </w:tcPr>
-          <w:p>
-            <w:r>
-              <w:rPr>
-                <w:rFonts w:ascii="Nunito" w:cs="Nunito" w:eastAsia="Nunito" w:hAnsi="Nunito"/>
-                <w:b w:val="false"/>
-                <w:bCs w:val="false"/>
-                <w:sz w:val="19"/>
-                <w:szCs w:val="19"/>
-              </w:rPr>
-              <w:t xml:space="preserve">[ acción particular del proyecto ]</w:t>
-            </w:r>
-          </w:p>
-        </w:tc>
-        <w:tc>
-          <w:tcPr>
-            <w:tcW w:type="dxa" w:w="1500"/>
+            <w:tcW w:type="dxa" w:w="2800"/>
+            <w:tcMar>
+              <w:top w:type="dxa" w:w="80"/>
+              <w:left w:type="dxa" w:w="120"/>
+              <w:bottom w:type="dxa" w:w="80"/>
+              <w:right w:type="dxa" w:w="120"/>
+            </w:tcMar>
+          </w:tcPr>
+          <w:p>
+            <w:r>
+              <w:rPr>
+                <w:rFonts w:ascii="Nunito" w:cs="Nunito" w:eastAsia="Nunito" w:hAnsi="Nunito"/>
+                <w:b w:val="false"/>
+                <w:bCs w:val="false"/>
+                <w:sz w:val="19"/>
+                <w:szCs w:val="19"/>
+              </w:rPr>
+              <w:t xml:space="preserve">Z</w:t>
+            </w:r>
+          </w:p>
+        </w:tc>
+        <w:tc>
+          <w:tcPr>
+            <w:tcW w:type="dxa" w:w="1400"/>
             <w:tcMar>
               <w:top w:type="dxa" w:w="80"/>
               <w:left w:type="dxa" w:w="120"/>
@@ -2079,7 +2969,30 @@
         </w:tc>
         <w:tc>
           <w:tcPr>
-            <w:tcW w:type="dxa" w:w="1300"/>
+            <w:tcW w:type="dxa" w:w="1200"/>
+            <w:tcMar>
+              <w:top w:type="dxa" w:w="80"/>
+              <w:left w:type="dxa" w:w="120"/>
+              <w:bottom w:type="dxa" w:w="80"/>
+              <w:right w:type="dxa" w:w="120"/>
+            </w:tcMar>
+          </w:tcPr>
+          <w:p>
+            <w:r>
+              <w:rPr>
+                <w:rFonts w:ascii="Nunito" w:cs="Nunito" w:eastAsia="Nunito" w:hAnsi="Nunito"/>
+                <w:b w:val="false"/>
+                <w:bCs w:val="false"/>
+                <w:sz w:val="19"/>
+                <w:szCs w:val="19"/>
+              </w:rPr>
+              <w:t xml:space="preserve">g</w:t>
+            </w:r>
+          </w:p>
+        </w:tc>
+        <w:tc>
+          <w:tcPr>
+            <w:tcW w:type="dxa" w:w="3800"/>
             <w:tcMar>
               <w:top w:type="dxa" w:w="80"/>
               <w:left w:type="dxa" w:w="120"/>
@@ -2100,6 +3013,77 @@
             </w:r>
           </w:p>
         </w:tc>
+      </w:tr>
+      <w:tr>
+        <w:tc>
+          <w:tcPr>
+            <w:tcW w:type="dxa" w:w="2800"/>
+            <w:tcMar>
+              <w:top w:type="dxa" w:w="80"/>
+              <w:left w:type="dxa" w:w="120"/>
+              <w:bottom w:type="dxa" w:w="80"/>
+              <w:right w:type="dxa" w:w="120"/>
+            </w:tcMar>
+          </w:tcPr>
+          <w:p>
+            <w:r>
+              <w:rPr>
+                <w:rFonts w:ascii="Nunito" w:cs="Nunito" w:eastAsia="Nunito" w:hAnsi="Nunito"/>
+                <w:b w:val="false"/>
+                <w:bCs w:val="false"/>
+                <w:sz w:val="19"/>
+                <w:szCs w:val="19"/>
+              </w:rPr>
+              <w:t xml:space="preserve">Tipo de suelo</w:t>
+            </w:r>
+          </w:p>
+        </w:tc>
+        <w:tc>
+          <w:tcPr>
+            <w:tcW w:type="dxa" w:w="1400"/>
+            <w:tcMar>
+              <w:top w:type="dxa" w:w="80"/>
+              <w:left w:type="dxa" w:w="120"/>
+              <w:bottom w:type="dxa" w:w="80"/>
+              <w:right w:type="dxa" w:w="120"/>
+            </w:tcMar>
+          </w:tcPr>
+          <w:p>
+            <w:r>
+              <w:rPr>
+                <w:rFonts w:ascii="Nunito" w:cs="Nunito" w:eastAsia="Nunito" w:hAnsi="Nunito"/>
+                <w:b w:val="false"/>
+                <w:bCs w:val="false"/>
+                <w:sz w:val="19"/>
+                <w:szCs w:val="19"/>
+              </w:rPr>
+              <w:t xml:space="preserve">[ ]</w:t>
+            </w:r>
+          </w:p>
+        </w:tc>
+        <w:tc>
+          <w:tcPr>
+            <w:tcW w:type="dxa" w:w="1200"/>
+            <w:tcMar>
+              <w:top w:type="dxa" w:w="80"/>
+              <w:left w:type="dxa" w:w="120"/>
+              <w:bottom w:type="dxa" w:w="80"/>
+              <w:right w:type="dxa" w:w="120"/>
+            </w:tcMar>
+          </w:tcPr>
+          <w:p>
+            <w:r>
+              <w:rPr>
+                <w:rFonts w:ascii="Nunito" w:cs="Nunito" w:eastAsia="Nunito" w:hAnsi="Nunito"/>
+                <w:b w:val="false"/>
+                <w:bCs w:val="false"/>
+                <w:sz w:val="19"/>
+                <w:szCs w:val="19"/>
+              </w:rPr>
+              <w:t xml:space="preserve">—</w:t>
+            </w:r>
+          </w:p>
+        </w:tc>
         <w:tc>
           <w:tcPr>
             <w:tcW w:type="dxa" w:w="3800"/>
@@ -2119,7 +3103,195 @@
                 <w:sz w:val="19"/>
                 <w:szCs w:val="19"/>
               </w:rPr>
+              <w:t xml:space="preserve">[ estudio de suelos ]</w:t>
+            </w:r>
+          </w:p>
+        </w:tc>
+      </w:tr>
+      <w:tr>
+        <w:tc>
+          <w:tcPr>
+            <w:tcW w:type="dxa" w:w="2800"/>
+            <w:tcMar>
+              <w:top w:type="dxa" w:w="80"/>
+              <w:left w:type="dxa" w:w="120"/>
+              <w:bottom w:type="dxa" w:w="80"/>
+              <w:right w:type="dxa" w:w="120"/>
+            </w:tcMar>
+          </w:tcPr>
+          <w:p>
+            <w:r>
+              <w:rPr>
+                <w:rFonts w:ascii="Nunito" w:cs="Nunito" w:eastAsia="Nunito" w:hAnsi="Nunito"/>
+                <w:b w:val="false"/>
+                <w:bCs w:val="false"/>
+                <w:sz w:val="19"/>
+                <w:szCs w:val="19"/>
+              </w:rPr>
+              <w:t xml:space="preserve">Fa / Fd / Fs</w:t>
+            </w:r>
+          </w:p>
+        </w:tc>
+        <w:tc>
+          <w:tcPr>
+            <w:tcW w:type="dxa" w:w="1400"/>
+            <w:tcMar>
+              <w:top w:type="dxa" w:w="80"/>
+              <w:left w:type="dxa" w:w="120"/>
+              <w:bottom w:type="dxa" w:w="80"/>
+              <w:right w:type="dxa" w:w="120"/>
+            </w:tcMar>
+          </w:tcPr>
+          <w:p>
+            <w:r>
+              <w:rPr>
+                <w:rFonts w:ascii="Nunito" w:cs="Nunito" w:eastAsia="Nunito" w:hAnsi="Nunito"/>
+                <w:b w:val="false"/>
+                <w:bCs w:val="false"/>
+                <w:sz w:val="19"/>
+                <w:szCs w:val="19"/>
+              </w:rPr>
               <w:t xml:space="preserve">[ ]</w:t>
+            </w:r>
+          </w:p>
+        </w:tc>
+        <w:tc>
+          <w:tcPr>
+            <w:tcW w:type="dxa" w:w="1200"/>
+            <w:tcMar>
+              <w:top w:type="dxa" w:w="80"/>
+              <w:left w:type="dxa" w:w="120"/>
+              <w:bottom w:type="dxa" w:w="80"/>
+              <w:right w:type="dxa" w:w="120"/>
+            </w:tcMar>
+          </w:tcPr>
+          <w:p>
+            <w:r>
+              <w:rPr>
+                <w:rFonts w:ascii="Nunito" w:cs="Nunito" w:eastAsia="Nunito" w:hAnsi="Nunito"/>
+                <w:b w:val="false"/>
+                <w:bCs w:val="false"/>
+                <w:sz w:val="19"/>
+                <w:szCs w:val="19"/>
+              </w:rPr>
+              <w:t xml:space="preserve">—</w:t>
+            </w:r>
+          </w:p>
+        </w:tc>
+        <w:tc>
+          <w:tcPr>
+            <w:tcW w:type="dxa" w:w="3800"/>
+            <w:tcMar>
+              <w:top w:type="dxa" w:w="80"/>
+              <w:left w:type="dxa" w:w="120"/>
+              <w:bottom w:type="dxa" w:w="80"/>
+              <w:right w:type="dxa" w:w="120"/>
+            </w:tcMar>
+          </w:tcPr>
+          <w:p>
+            <w:r>
+              <w:rPr>
+                <w:rFonts w:ascii="Nunito" w:cs="Nunito" w:eastAsia="Nunito" w:hAnsi="Nunito"/>
+                <w:b w:val="false"/>
+                <w:bCs w:val="false"/>
+                <w:sz w:val="19"/>
+                <w:szCs w:val="19"/>
+              </w:rPr>
+              <w:t xml:space="preserve">[ ]</w:t>
+            </w:r>
+          </w:p>
+        </w:tc>
+      </w:tr>
+      <w:tr>
+        <w:tc>
+          <w:tcPr>
+            <w:tcW w:type="dxa" w:w="2800"/>
+            <w:tcMar>
+              <w:top w:type="dxa" w:w="80"/>
+              <w:left w:type="dxa" w:w="120"/>
+              <w:bottom w:type="dxa" w:w="80"/>
+              <w:right w:type="dxa" w:w="120"/>
+            </w:tcMar>
+          </w:tcPr>
+          <w:p>
+            <w:r>
+              <w:rPr>
+                <w:rFonts w:ascii="Nunito" w:cs="Nunito" w:eastAsia="Nunito" w:hAnsi="Nunito"/>
+                <w:b w:val="false"/>
+                <w:bCs w:val="false"/>
+                <w:sz w:val="19"/>
+                <w:szCs w:val="19"/>
+              </w:rPr>
+              <w:t xml:space="preserve">R</w:t>
+            </w:r>
+          </w:p>
+        </w:tc>
+        <w:tc>
+          <w:tcPr>
+            <w:tcW w:type="dxa" w:w="1400"/>
+            <w:tcMar>
+              <w:top w:type="dxa" w:w="80"/>
+              <w:left w:type="dxa" w:w="120"/>
+              <w:bottom w:type="dxa" w:w="80"/>
+              <w:right w:type="dxa" w:w="120"/>
+            </w:tcMar>
+          </w:tcPr>
+          <w:p>
+            <w:r>
+              <w:rPr>
+                <w:rFonts w:ascii="Nunito" w:cs="Nunito" w:eastAsia="Nunito" w:hAnsi="Nunito"/>
+                <w:b w:val="false"/>
+                <w:bCs w:val="false"/>
+                <w:sz w:val="19"/>
+                <w:szCs w:val="19"/>
+              </w:rPr>
+              <w:t xml:space="preserve">[ ]</w:t>
+            </w:r>
+          </w:p>
+        </w:tc>
+        <w:tc>
+          <w:tcPr>
+            <w:tcW w:type="dxa" w:w="1200"/>
+            <w:tcMar>
+              <w:top w:type="dxa" w:w="80"/>
+              <w:left w:type="dxa" w:w="120"/>
+              <w:bottom w:type="dxa" w:w="80"/>
+              <w:right w:type="dxa" w:w="120"/>
+            </w:tcMar>
+          </w:tcPr>
+          <w:p>
+            <w:r>
+              <w:rPr>
+                <w:rFonts w:ascii="Nunito" w:cs="Nunito" w:eastAsia="Nunito" w:hAnsi="Nunito"/>
+                <w:b w:val="false"/>
+                <w:bCs w:val="false"/>
+                <w:sz w:val="19"/>
+                <w:szCs w:val="19"/>
+              </w:rPr>
+              <w:t xml:space="preserve">—</w:t>
+            </w:r>
+          </w:p>
+        </w:tc>
+        <w:tc>
+          <w:tcPr>
+            <w:tcW w:type="dxa" w:w="3800"/>
+            <w:tcMar>
+              <w:top w:type="dxa" w:w="80"/>
+              <w:left w:type="dxa" w:w="120"/>
+              <w:bottom w:type="dxa" w:w="80"/>
+              <w:right w:type="dxa" w:w="120"/>
+            </w:tcMar>
+          </w:tcPr>
+          <w:p>
+            <w:r>
+              <w:rPr>
+                <w:rFonts w:ascii="Nunito" w:cs="Nunito" w:eastAsia="Nunito" w:hAnsi="Nunito"/>
+                <w:b w:val="false"/>
+                <w:bCs w:val="false"/>
+                <w:sz w:val="19"/>
+                <w:szCs w:val="19"/>
+              </w:rPr>
+              <w:t xml:space="preserve">[ tabla y sistema estructural ]</w:t>
             </w:r>
           </w:p>
         </w:tc>
@@ -2137,6 +3309,23 @@
           <w:szCs w:val="21"/>
         </w:rPr>
         <w:t xml:space="preserve">[ Escribe aquí ]</w:t>
+      </w:r>
+    </w:p>
+    <w:p>
+      <w:pPr>
+        <w:spacing w:after="200" w:before="60"/>
+        <w:jc w:val="center"/>
+      </w:pPr>
+      <w:r>
+        <w:rPr>
+          <w:rFonts w:ascii="Nunito" w:cs="Nunito" w:eastAsia="Nunito" w:hAnsi="Nunito"/>
+          <w:i/>
+          <w:iCs/>
+          <w:color w:val="B9C2CB"/>
+          <w:sz w:val="18"/>
+          <w:szCs w:val="18"/>
+        </w:rPr>
+        <w:t xml:space="preserve">Figura N.º [ n ] — [ descripción ]</w:t>
       </w:r>
     </w:p>
     <w:p>
@@ -2153,7 +3342,7 @@
           <w:sz w:val="28"/>
           <w:szCs w:val="28"/>
         </w:rPr>
-        <w:t xml:space="preserve">6. Hipótesis y justificación</w:t>
+        <w:t xml:space="preserve">7. Cálculo del cortante basal</w:t>
       </w:r>
     </w:p>
     <w:p>
@@ -2173,7 +3362,7 @@
           <w:sz w:val="19"/>
           <w:szCs w:val="19"/>
         </w:rPr>
-        <w:t xml:space="preserve">Por qué esas cargas y no otras. Qué se supuso sobre el terreno, sobre el uso y sobre lo que hará el edificio en 50 años.</w:t>
+        <w:t xml:space="preserve">La tabla completa de coeficientes y el cortante que resulta.</w:t>
       </w:r>
     </w:p>
     <w:p>
@@ -2193,38 +3382,7 @@
           <w:sz w:val="19"/>
           <w:szCs w:val="19"/>
         </w:rPr>
-        <w:t xml:space="preserve">ESTA ES LA SECCIÓN QUE SEPARA UNA MEMORIA QUE SE DEFIENDE DE UNA QUE SE DEVUELVE. Es también la única que no se puede copiar del proyecto anterior — y justo por eso revela si la memoria se escribió o se recicló.</w:t>
-      </w:r>
-    </w:p>
-    <w:p>
-      <w:pPr>
-        <w:spacing w:after="200"/>
-      </w:pPr>
-      <w:r>
-        <w:rPr>
-          <w:rFonts w:ascii="Nunito" w:cs="Nunito" w:eastAsia="Nunito" w:hAnsi="Nunito"/>
-          <w:color w:val="B9C2CB"/>
-          <w:sz w:val="21"/>
-          <w:szCs w:val="21"/>
-        </w:rPr>
-        <w:t xml:space="preserve">[ Escribe aquí ]</w:t>
-      </w:r>
-    </w:p>
-    <w:p>
-      <w:pPr>
-        <w:pStyle w:val="Heading1"/>
-        <w:spacing w:after="140" w:before="380"/>
-      </w:pPr>
-      <w:r>
-        <w:rPr>
-          <w:rFonts w:ascii="Overpass" w:cs="Overpass" w:eastAsia="Overpass" w:hAnsi="Overpass"/>
-          <w:b/>
-          <w:bCs/>
-          <w:color w:val="0E2438"/>
-          <w:sz w:val="28"/>
-          <w:szCs w:val="28"/>
-        </w:rPr>
-        <w:t xml:space="preserve">7. Combinaciones de carga</w:t>
+        <w:t xml:space="preserve">[cruce] Esta sección no estaba en la primera versión y en Ecuador es obligada: el revisor la busca por su nombre. Si va escondida dentro de «resultados», parece que falta.</w:t>
       </w:r>
     </w:p>
     <w:p>
@@ -2244,27 +3402,7 @@
           <w:sz w:val="19"/>
           <w:szCs w:val="19"/>
         </w:rPr>
-        <w:t xml:space="preserve">Todas las combinaciones usadas, con sus coeficientes y su referencia normativa.</w:t>
-      </w:r>
-    </w:p>
-    <w:p>
-      <w:pPr>
-        <w:pBdr>
-          <w:left w:val="single" w:color="C96A1C" w:sz="14" w:space="8"/>
-        </w:pBdr>
-        <w:shd w:fill="EEF2F6" w:val="clear"/>
-        <w:spacing w:after="120"/>
-      </w:pPr>
-      <w:r>
-        <w:rPr>
-          <w:rFonts w:ascii="Nunito" w:cs="Nunito" w:eastAsia="Nunito" w:hAnsi="Nunito"/>
-          <w:i/>
-          <w:iCs/>
-          <w:color w:val="5A6B7B"/>
-          <w:sz w:val="19"/>
-          <w:szCs w:val="19"/>
-        </w:rPr>
-        <w:t xml:space="preserve">Si las generó el software automáticamente, dilo y di cuál. El revisor necesita saber si las revisó una persona.</w:t>
+        <w:t xml:space="preserve">OJO con la fila «tipo de estructura»: Ct y α dependen de ella, y es donde más se cuela un valor del proyecto anterior.</w:t>
       </w:r>
     </w:p>
     <w:tbl>
@@ -2280,9 +3418,9 @@
         </w:tblBorders>
       </w:tblPr>
       <w:tblGrid>
-        <w:gridCol w:w="800"/>
-        <w:gridCol w:w="4600"/>
-        <w:gridCol w:w="3800"/>
+        <w:gridCol w:w="4400"/>
+        <w:gridCol w:w="1800"/>
+        <w:gridCol w:w="3000"/>
       </w:tblGrid>
       <w:tr>
         <w:trPr>
@@ -2290,7 +3428,7 @@
         </w:trPr>
         <w:tc>
           <w:tcPr>
-            <w:tcW w:type="dxa" w:w="800"/>
+            <w:tcW w:type="dxa" w:w="4400"/>
             <w:shd w:fill="0E2438" w:val="clear"/>
             <w:tcMar>
               <w:top w:type="dxa" w:w="80"/>
@@ -2309,13 +3447,13 @@
                 <w:sz w:val="18"/>
                 <w:szCs w:val="18"/>
               </w:rPr>
-              <w:t xml:space="preserve">Nº</w:t>
-            </w:r>
-          </w:p>
-        </w:tc>
-        <w:tc>
-          <w:tcPr>
-            <w:tcW w:type="dxa" w:w="4600"/>
+              <w:t xml:space="preserve">Parámetro</w:t>
+            </w:r>
+          </w:p>
+        </w:tc>
+        <w:tc>
+          <w:tcPr>
+            <w:tcW w:type="dxa" w:w="1800"/>
             <w:shd w:fill="0E2438" w:val="clear"/>
             <w:tcMar>
               <w:top w:type="dxa" w:w="80"/>
@@ -2334,13 +3472,13 @@
                 <w:sz w:val="18"/>
                 <w:szCs w:val="18"/>
               </w:rPr>
-              <w:t xml:space="preserve">Combinación</w:t>
-            </w:r>
-          </w:p>
-        </w:tc>
-        <w:tc>
-          <w:tcPr>
-            <w:tcW w:type="dxa" w:w="3800"/>
+              <w:t xml:space="preserve">Nomenclatura</w:t>
+            </w:r>
+          </w:p>
+        </w:tc>
+        <w:tc>
+          <w:tcPr>
+            <w:tcW w:type="dxa" w:w="3000"/>
             <w:shd w:fill="0E2438" w:val="clear"/>
             <w:tcMar>
               <w:top w:type="dxa" w:w="80"/>
@@ -2359,7 +3497,7 @@
                 <w:sz w:val="18"/>
                 <w:szCs w:val="18"/>
               </w:rPr>
-              <w:t xml:space="preserve">Referencia normativa</w:t>
+              <w:t xml:space="preserve">Valor</w:t>
             </w:r>
           </w:p>
         </w:tc>
@@ -2367,70 +3505,70 @@
       <w:tr>
         <w:tc>
           <w:tcPr>
-            <w:tcW w:type="dxa" w:w="800"/>
-            <w:tcMar>
-              <w:top w:type="dxa" w:w="80"/>
-              <w:left w:type="dxa" w:w="120"/>
-              <w:bottom w:type="dxa" w:w="80"/>
-              <w:right w:type="dxa" w:w="120"/>
-            </w:tcMar>
-          </w:tcPr>
-          <w:p>
-            <w:r>
-              <w:rPr>
-                <w:rFonts w:ascii="Nunito" w:cs="Nunito" w:eastAsia="Nunito" w:hAnsi="Nunito"/>
-                <w:b w:val="false"/>
-                <w:bCs w:val="false"/>
-                <w:sz w:val="19"/>
-                <w:szCs w:val="19"/>
-              </w:rPr>
-              <w:t xml:space="preserve">1</w:t>
-            </w:r>
-          </w:p>
-        </w:tc>
-        <w:tc>
-          <w:tcPr>
-            <w:tcW w:type="dxa" w:w="4600"/>
-            <w:tcMar>
-              <w:top w:type="dxa" w:w="80"/>
-              <w:left w:type="dxa" w:w="120"/>
-              <w:bottom w:type="dxa" w:w="80"/>
-              <w:right w:type="dxa" w:w="120"/>
-            </w:tcMar>
-          </w:tcPr>
-          <w:p>
-            <w:r>
-              <w:rPr>
-                <w:rFonts w:ascii="Nunito" w:cs="Nunito" w:eastAsia="Nunito" w:hAnsi="Nunito"/>
-                <w:b w:val="false"/>
-                <w:bCs w:val="false"/>
-                <w:sz w:val="19"/>
-                <w:szCs w:val="19"/>
-              </w:rPr>
-              <w:t xml:space="preserve">[ p. ej. 1,2D + 1,6L ]</w:t>
-            </w:r>
-          </w:p>
-        </w:tc>
-        <w:tc>
-          <w:tcPr>
-            <w:tcW w:type="dxa" w:w="3800"/>
-            <w:tcMar>
-              <w:top w:type="dxa" w:w="80"/>
-              <w:left w:type="dxa" w:w="120"/>
-              <w:bottom w:type="dxa" w:w="80"/>
-              <w:right w:type="dxa" w:w="120"/>
-            </w:tcMar>
-          </w:tcPr>
-          <w:p>
-            <w:r>
-              <w:rPr>
-                <w:rFonts w:ascii="Nunito" w:cs="Nunito" w:eastAsia="Nunito" w:hAnsi="Nunito"/>
-                <w:b w:val="false"/>
-                <w:bCs w:val="false"/>
-                <w:sz w:val="19"/>
-                <w:szCs w:val="19"/>
-              </w:rPr>
-              <w:t xml:space="preserve">[ norma y artículo ]</w:t>
+            <w:tcW w:type="dxa" w:w="4400"/>
+            <w:tcMar>
+              <w:top w:type="dxa" w:w="80"/>
+              <w:left w:type="dxa" w:w="120"/>
+              <w:bottom w:type="dxa" w:w="80"/>
+              <w:right w:type="dxa" w:w="120"/>
+            </w:tcMar>
+          </w:tcPr>
+          <w:p>
+            <w:r>
+              <w:rPr>
+                <w:rFonts w:ascii="Nunito" w:cs="Nunito" w:eastAsia="Nunito" w:hAnsi="Nunito"/>
+                <w:b w:val="false"/>
+                <w:bCs w:val="false"/>
+                <w:sz w:val="19"/>
+                <w:szCs w:val="19"/>
+              </w:rPr>
+              <w:t xml:space="preserve">Coeficiente de importancia</w:t>
+            </w:r>
+          </w:p>
+        </w:tc>
+        <w:tc>
+          <w:tcPr>
+            <w:tcW w:type="dxa" w:w="1800"/>
+            <w:tcMar>
+              <w:top w:type="dxa" w:w="80"/>
+              <w:left w:type="dxa" w:w="120"/>
+              <w:bottom w:type="dxa" w:w="80"/>
+              <w:right w:type="dxa" w:w="120"/>
+            </w:tcMar>
+          </w:tcPr>
+          <w:p>
+            <w:r>
+              <w:rPr>
+                <w:rFonts w:ascii="Nunito" w:cs="Nunito" w:eastAsia="Nunito" w:hAnsi="Nunito"/>
+                <w:b w:val="false"/>
+                <w:bCs w:val="false"/>
+                <w:sz w:val="19"/>
+                <w:szCs w:val="19"/>
+              </w:rPr>
+              <w:t xml:space="preserve">I</w:t>
+            </w:r>
+          </w:p>
+        </w:tc>
+        <w:tc>
+          <w:tcPr>
+            <w:tcW w:type="dxa" w:w="3000"/>
+            <w:tcMar>
+              <w:top w:type="dxa" w:w="80"/>
+              <w:left w:type="dxa" w:w="120"/>
+              <w:bottom w:type="dxa" w:w="80"/>
+              <w:right w:type="dxa" w:w="120"/>
+            </w:tcMar>
+          </w:tcPr>
+          <w:p>
+            <w:r>
+              <w:rPr>
+                <w:rFonts w:ascii="Nunito" w:cs="Nunito" w:eastAsia="Nunito" w:hAnsi="Nunito"/>
+                <w:b w:val="false"/>
+                <w:bCs w:val="false"/>
+                <w:sz w:val="19"/>
+                <w:szCs w:val="19"/>
+              </w:rPr>
+              <w:t xml:space="preserve">[ ]</w:t>
             </w:r>
           </w:p>
         </w:tc>
@@ -2438,70 +3576,70 @@
       <w:tr>
         <w:tc>
           <w:tcPr>
-            <w:tcW w:type="dxa" w:w="800"/>
-            <w:tcMar>
-              <w:top w:type="dxa" w:w="80"/>
-              <w:left w:type="dxa" w:w="120"/>
-              <w:bottom w:type="dxa" w:w="80"/>
-              <w:right w:type="dxa" w:w="120"/>
-            </w:tcMar>
-          </w:tcPr>
-          <w:p>
-            <w:r>
-              <w:rPr>
-                <w:rFonts w:ascii="Nunito" w:cs="Nunito" w:eastAsia="Nunito" w:hAnsi="Nunito"/>
-                <w:b w:val="false"/>
-                <w:bCs w:val="false"/>
-                <w:sz w:val="19"/>
-                <w:szCs w:val="19"/>
-              </w:rPr>
-              <w:t xml:space="preserve">2</w:t>
-            </w:r>
-          </w:p>
-        </w:tc>
-        <w:tc>
-          <w:tcPr>
-            <w:tcW w:type="dxa" w:w="4600"/>
-            <w:tcMar>
-              <w:top w:type="dxa" w:w="80"/>
-              <w:left w:type="dxa" w:w="120"/>
-              <w:bottom w:type="dxa" w:w="80"/>
-              <w:right w:type="dxa" w:w="120"/>
-            </w:tcMar>
-          </w:tcPr>
-          <w:p>
-            <w:r>
-              <w:rPr>
-                <w:rFonts w:ascii="Nunito" w:cs="Nunito" w:eastAsia="Nunito" w:hAnsi="Nunito"/>
-                <w:b w:val="false"/>
-                <w:bCs w:val="false"/>
-                <w:sz w:val="19"/>
-                <w:szCs w:val="19"/>
-              </w:rPr>
-              <w:t xml:space="preserve">[ ]</w:t>
-            </w:r>
-          </w:p>
-        </w:tc>
-        <w:tc>
-          <w:tcPr>
-            <w:tcW w:type="dxa" w:w="3800"/>
-            <w:tcMar>
-              <w:top w:type="dxa" w:w="80"/>
-              <w:left w:type="dxa" w:w="120"/>
-              <w:bottom w:type="dxa" w:w="80"/>
-              <w:right w:type="dxa" w:w="120"/>
-            </w:tcMar>
-          </w:tcPr>
-          <w:p>
-            <w:r>
-              <w:rPr>
-                <w:rFonts w:ascii="Nunito" w:cs="Nunito" w:eastAsia="Nunito" w:hAnsi="Nunito"/>
-                <w:b w:val="false"/>
-                <w:bCs w:val="false"/>
-                <w:sz w:val="19"/>
-                <w:szCs w:val="19"/>
-              </w:rPr>
-              <w:t xml:space="preserve">[ ]</w:t>
+            <w:tcW w:type="dxa" w:w="4400"/>
+            <w:tcMar>
+              <w:top w:type="dxa" w:w="80"/>
+              <w:left w:type="dxa" w:w="120"/>
+              <w:bottom w:type="dxa" w:w="80"/>
+              <w:right w:type="dxa" w:w="120"/>
+            </w:tcMar>
+          </w:tcPr>
+          <w:p>
+            <w:r>
+              <w:rPr>
+                <w:rFonts w:ascii="Nunito" w:cs="Nunito" w:eastAsia="Nunito" w:hAnsi="Nunito"/>
+                <w:b w:val="false"/>
+                <w:bCs w:val="false"/>
+                <w:sz w:val="19"/>
+                <w:szCs w:val="19"/>
+              </w:rPr>
+              <w:t xml:space="preserve">Tipo de estructura</w:t>
+            </w:r>
+          </w:p>
+        </w:tc>
+        <w:tc>
+          <w:tcPr>
+            <w:tcW w:type="dxa" w:w="1800"/>
+            <w:tcMar>
+              <w:top w:type="dxa" w:w="80"/>
+              <w:left w:type="dxa" w:w="120"/>
+              <w:bottom w:type="dxa" w:w="80"/>
+              <w:right w:type="dxa" w:w="120"/>
+            </w:tcMar>
+          </w:tcPr>
+          <w:p>
+            <w:r>
+              <w:rPr>
+                <w:rFonts w:ascii="Nunito" w:cs="Nunito" w:eastAsia="Nunito" w:hAnsi="Nunito"/>
+                <w:b w:val="false"/>
+                <w:bCs w:val="false"/>
+                <w:sz w:val="19"/>
+                <w:szCs w:val="19"/>
+              </w:rPr>
+              <w:t xml:space="preserve">—</w:t>
+            </w:r>
+          </w:p>
+        </w:tc>
+        <w:tc>
+          <w:tcPr>
+            <w:tcW w:type="dxa" w:w="3000"/>
+            <w:tcMar>
+              <w:top w:type="dxa" w:w="80"/>
+              <w:left w:type="dxa" w:w="120"/>
+              <w:bottom w:type="dxa" w:w="80"/>
+              <w:right w:type="dxa" w:w="120"/>
+            </w:tcMar>
+          </w:tcPr>
+          <w:p>
+            <w:r>
+              <w:rPr>
+                <w:rFonts w:ascii="Nunito" w:cs="Nunito" w:eastAsia="Nunito" w:hAnsi="Nunito"/>
+                <w:b w:val="false"/>
+                <w:bCs w:val="false"/>
+                <w:sz w:val="19"/>
+                <w:szCs w:val="19"/>
+              </w:rPr>
+              <w:t xml:space="preserve">[ descríbelo tal como lo pide la tabla de la norma ]</w:t>
             </w:r>
           </w:p>
         </w:tc>
@@ -2509,53 +3647,53 @@
       <w:tr>
         <w:tc>
           <w:tcPr>
-            <w:tcW w:type="dxa" w:w="800"/>
-            <w:tcMar>
-              <w:top w:type="dxa" w:w="80"/>
-              <w:left w:type="dxa" w:w="120"/>
-              <w:bottom w:type="dxa" w:w="80"/>
-              <w:right w:type="dxa" w:w="120"/>
-            </w:tcMar>
-          </w:tcPr>
-          <w:p>
-            <w:r>
-              <w:rPr>
-                <w:rFonts w:ascii="Nunito" w:cs="Nunito" w:eastAsia="Nunito" w:hAnsi="Nunito"/>
-                <w:b w:val="false"/>
-                <w:bCs w:val="false"/>
-                <w:sz w:val="19"/>
-                <w:szCs w:val="19"/>
-              </w:rPr>
-              <w:t xml:space="preserve">3</w:t>
-            </w:r>
-          </w:p>
-        </w:tc>
-        <w:tc>
-          <w:tcPr>
-            <w:tcW w:type="dxa" w:w="4600"/>
-            <w:tcMar>
-              <w:top w:type="dxa" w:w="80"/>
-              <w:left w:type="dxa" w:w="120"/>
-              <w:bottom w:type="dxa" w:w="80"/>
-              <w:right w:type="dxa" w:w="120"/>
-            </w:tcMar>
-          </w:tcPr>
-          <w:p>
-            <w:r>
-              <w:rPr>
-                <w:rFonts w:ascii="Nunito" w:cs="Nunito" w:eastAsia="Nunito" w:hAnsi="Nunito"/>
-                <w:b w:val="false"/>
-                <w:bCs w:val="false"/>
-                <w:sz w:val="19"/>
-                <w:szCs w:val="19"/>
-              </w:rPr>
-              <w:t xml:space="preserve">[ ]</w:t>
-            </w:r>
-          </w:p>
-        </w:tc>
-        <w:tc>
-          <w:tcPr>
-            <w:tcW w:type="dxa" w:w="3800"/>
+            <w:tcW w:type="dxa" w:w="4400"/>
+            <w:tcMar>
+              <w:top w:type="dxa" w:w="80"/>
+              <w:left w:type="dxa" w:w="120"/>
+              <w:bottom w:type="dxa" w:w="80"/>
+              <w:right w:type="dxa" w:w="120"/>
+            </w:tcMar>
+          </w:tcPr>
+          <w:p>
+            <w:r>
+              <w:rPr>
+                <w:rFonts w:ascii="Nunito" w:cs="Nunito" w:eastAsia="Nunito" w:hAnsi="Nunito"/>
+                <w:b w:val="false"/>
+                <w:bCs w:val="false"/>
+                <w:sz w:val="19"/>
+                <w:szCs w:val="19"/>
+              </w:rPr>
+              <w:t xml:space="preserve">Coeficiente del tipo de edificio</w:t>
+            </w:r>
+          </w:p>
+        </w:tc>
+        <w:tc>
+          <w:tcPr>
+            <w:tcW w:type="dxa" w:w="1800"/>
+            <w:tcMar>
+              <w:top w:type="dxa" w:w="80"/>
+              <w:left w:type="dxa" w:w="120"/>
+              <w:bottom w:type="dxa" w:w="80"/>
+              <w:right w:type="dxa" w:w="120"/>
+            </w:tcMar>
+          </w:tcPr>
+          <w:p>
+            <w:r>
+              <w:rPr>
+                <w:rFonts w:ascii="Nunito" w:cs="Nunito" w:eastAsia="Nunito" w:hAnsi="Nunito"/>
+                <w:b w:val="false"/>
+                <w:bCs w:val="false"/>
+                <w:sz w:val="19"/>
+                <w:szCs w:val="19"/>
+              </w:rPr>
+              <w:t xml:space="preserve">Ct</w:t>
+            </w:r>
+          </w:p>
+        </w:tc>
+        <w:tc>
+          <w:tcPr>
+            <w:tcW w:type="dxa" w:w="3000"/>
             <w:tcMar>
               <w:top w:type="dxa" w:w="80"/>
               <w:left w:type="dxa" w:w="120"/>
@@ -2580,30 +3718,53 @@
       <w:tr>
         <w:tc>
           <w:tcPr>
-            <w:tcW w:type="dxa" w:w="800"/>
-            <w:tcMar>
-              <w:top w:type="dxa" w:w="80"/>
-              <w:left w:type="dxa" w:w="120"/>
-              <w:bottom w:type="dxa" w:w="80"/>
-              <w:right w:type="dxa" w:w="120"/>
-            </w:tcMar>
-          </w:tcPr>
-          <w:p>
-            <w:r>
-              <w:rPr>
-                <w:rFonts w:ascii="Nunito" w:cs="Nunito" w:eastAsia="Nunito" w:hAnsi="Nunito"/>
-                <w:b w:val="false"/>
-                <w:bCs w:val="false"/>
-                <w:sz w:val="19"/>
-                <w:szCs w:val="19"/>
-              </w:rPr>
-              <w:t xml:space="preserve">4</w:t>
-            </w:r>
-          </w:p>
-        </w:tc>
-        <w:tc>
-          <w:tcPr>
-            <w:tcW w:type="dxa" w:w="4600"/>
+            <w:tcW w:type="dxa" w:w="4400"/>
+            <w:tcMar>
+              <w:top w:type="dxa" w:w="80"/>
+              <w:left w:type="dxa" w:w="120"/>
+              <w:bottom w:type="dxa" w:w="80"/>
+              <w:right w:type="dxa" w:w="120"/>
+            </w:tcMar>
+          </w:tcPr>
+          <w:p>
+            <w:r>
+              <w:rPr>
+                <w:rFonts w:ascii="Nunito" w:cs="Nunito" w:eastAsia="Nunito" w:hAnsi="Nunito"/>
+                <w:b w:val="false"/>
+                <w:bCs w:val="false"/>
+                <w:sz w:val="19"/>
+                <w:szCs w:val="19"/>
+              </w:rPr>
+              <w:t xml:space="preserve">Exponente</w:t>
+            </w:r>
+          </w:p>
+        </w:tc>
+        <w:tc>
+          <w:tcPr>
+            <w:tcW w:type="dxa" w:w="1800"/>
+            <w:tcMar>
+              <w:top w:type="dxa" w:w="80"/>
+              <w:left w:type="dxa" w:w="120"/>
+              <w:bottom w:type="dxa" w:w="80"/>
+              <w:right w:type="dxa" w:w="120"/>
+            </w:tcMar>
+          </w:tcPr>
+          <w:p>
+            <w:r>
+              <w:rPr>
+                <w:rFonts w:ascii="Nunito" w:cs="Nunito" w:eastAsia="Nunito" w:hAnsi="Nunito"/>
+                <w:b w:val="false"/>
+                <w:bCs w:val="false"/>
+                <w:sz w:val="19"/>
+                <w:szCs w:val="19"/>
+              </w:rPr>
+              <w:t xml:space="preserve">α</w:t>
+            </w:r>
+          </w:p>
+        </w:tc>
+        <w:tc>
+          <w:tcPr>
+            <w:tcW w:type="dxa" w:w="3000"/>
             <w:tcMar>
               <w:top w:type="dxa" w:w="80"/>
               <w:left w:type="dxa" w:w="120"/>
@@ -2624,9 +3785,270 @@
             </w:r>
           </w:p>
         </w:tc>
-        <w:tc>
-          <w:tcPr>
-            <w:tcW w:type="dxa" w:w="3800"/>
+      </w:tr>
+      <w:tr>
+        <w:tc>
+          <w:tcPr>
+            <w:tcW w:type="dxa" w:w="4400"/>
+            <w:tcMar>
+              <w:top w:type="dxa" w:w="80"/>
+              <w:left w:type="dxa" w:w="120"/>
+              <w:bottom w:type="dxa" w:w="80"/>
+              <w:right w:type="dxa" w:w="120"/>
+            </w:tcMar>
+          </w:tcPr>
+          <w:p>
+            <w:r>
+              <w:rPr>
+                <w:rFonts w:ascii="Nunito" w:cs="Nunito" w:eastAsia="Nunito" w:hAnsi="Nunito"/>
+                <w:b w:val="false"/>
+                <w:bCs w:val="false"/>
+                <w:sz w:val="19"/>
+                <w:szCs w:val="19"/>
+              </w:rPr>
+              <w:t xml:space="preserve">Altura de la edificación</w:t>
+            </w:r>
+          </w:p>
+        </w:tc>
+        <w:tc>
+          <w:tcPr>
+            <w:tcW w:type="dxa" w:w="1800"/>
+            <w:tcMar>
+              <w:top w:type="dxa" w:w="80"/>
+              <w:left w:type="dxa" w:w="120"/>
+              <w:bottom w:type="dxa" w:w="80"/>
+              <w:right w:type="dxa" w:w="120"/>
+            </w:tcMar>
+          </w:tcPr>
+          <w:p>
+            <w:r>
+              <w:rPr>
+                <w:rFonts w:ascii="Nunito" w:cs="Nunito" w:eastAsia="Nunito" w:hAnsi="Nunito"/>
+                <w:b w:val="false"/>
+                <w:bCs w:val="false"/>
+                <w:sz w:val="19"/>
+                <w:szCs w:val="19"/>
+              </w:rPr>
+              <w:t xml:space="preserve">hn</w:t>
+            </w:r>
+          </w:p>
+        </w:tc>
+        <w:tc>
+          <w:tcPr>
+            <w:tcW w:type="dxa" w:w="3000"/>
+            <w:tcMar>
+              <w:top w:type="dxa" w:w="80"/>
+              <w:left w:type="dxa" w:w="120"/>
+              <w:bottom w:type="dxa" w:w="80"/>
+              <w:right w:type="dxa" w:w="120"/>
+            </w:tcMar>
+          </w:tcPr>
+          <w:p>
+            <w:r>
+              <w:rPr>
+                <w:rFonts w:ascii="Nunito" w:cs="Nunito" w:eastAsia="Nunito" w:hAnsi="Nunito"/>
+                <w:b w:val="false"/>
+                <w:bCs w:val="false"/>
+                <w:sz w:val="19"/>
+                <w:szCs w:val="19"/>
+              </w:rPr>
+              <w:t xml:space="preserve">[ m ]</w:t>
+            </w:r>
+          </w:p>
+        </w:tc>
+      </w:tr>
+      <w:tr>
+        <w:tc>
+          <w:tcPr>
+            <w:tcW w:type="dxa" w:w="4400"/>
+            <w:tcMar>
+              <w:top w:type="dxa" w:w="80"/>
+              <w:left w:type="dxa" w:w="120"/>
+              <w:bottom w:type="dxa" w:w="80"/>
+              <w:right w:type="dxa" w:w="120"/>
+            </w:tcMar>
+          </w:tcPr>
+          <w:p>
+            <w:r>
+              <w:rPr>
+                <w:rFonts w:ascii="Nunito" w:cs="Nunito" w:eastAsia="Nunito" w:hAnsi="Nunito"/>
+                <w:b w:val="false"/>
+                <w:bCs w:val="false"/>
+                <w:sz w:val="19"/>
+                <w:szCs w:val="19"/>
+              </w:rPr>
+              <w:t xml:space="preserve">Período de vibración</w:t>
+            </w:r>
+          </w:p>
+        </w:tc>
+        <w:tc>
+          <w:tcPr>
+            <w:tcW w:type="dxa" w:w="1800"/>
+            <w:tcMar>
+              <w:top w:type="dxa" w:w="80"/>
+              <w:left w:type="dxa" w:w="120"/>
+              <w:bottom w:type="dxa" w:w="80"/>
+              <w:right w:type="dxa" w:w="120"/>
+            </w:tcMar>
+          </w:tcPr>
+          <w:p>
+            <w:r>
+              <w:rPr>
+                <w:rFonts w:ascii="Nunito" w:cs="Nunito" w:eastAsia="Nunito" w:hAnsi="Nunito"/>
+                <w:b w:val="false"/>
+                <w:bCs w:val="false"/>
+                <w:sz w:val="19"/>
+                <w:szCs w:val="19"/>
+              </w:rPr>
+              <w:t xml:space="preserve">Ta</w:t>
+            </w:r>
+          </w:p>
+        </w:tc>
+        <w:tc>
+          <w:tcPr>
+            <w:tcW w:type="dxa" w:w="3000"/>
+            <w:tcMar>
+              <w:top w:type="dxa" w:w="80"/>
+              <w:left w:type="dxa" w:w="120"/>
+              <w:bottom w:type="dxa" w:w="80"/>
+              <w:right w:type="dxa" w:w="120"/>
+            </w:tcMar>
+          </w:tcPr>
+          <w:p>
+            <w:r>
+              <w:rPr>
+                <w:rFonts w:ascii="Nunito" w:cs="Nunito" w:eastAsia="Nunito" w:hAnsi="Nunito"/>
+                <w:b w:val="false"/>
+                <w:bCs w:val="false"/>
+                <w:sz w:val="19"/>
+                <w:szCs w:val="19"/>
+              </w:rPr>
+              <w:t xml:space="preserve">[ s ]</w:t>
+            </w:r>
+          </w:p>
+        </w:tc>
+      </w:tr>
+      <w:tr>
+        <w:tc>
+          <w:tcPr>
+            <w:tcW w:type="dxa" w:w="4400"/>
+            <w:tcMar>
+              <w:top w:type="dxa" w:w="80"/>
+              <w:left w:type="dxa" w:w="120"/>
+              <w:bottom w:type="dxa" w:w="80"/>
+              <w:right w:type="dxa" w:w="120"/>
+            </w:tcMar>
+          </w:tcPr>
+          <w:p>
+            <w:r>
+              <w:rPr>
+                <w:rFonts w:ascii="Nunito" w:cs="Nunito" w:eastAsia="Nunito" w:hAnsi="Nunito"/>
+                <w:b w:val="false"/>
+                <w:bCs w:val="false"/>
+                <w:sz w:val="19"/>
+                <w:szCs w:val="19"/>
+              </w:rPr>
+              <w:t xml:space="preserve">Aceleración espectral</w:t>
+            </w:r>
+          </w:p>
+        </w:tc>
+        <w:tc>
+          <w:tcPr>
+            <w:tcW w:type="dxa" w:w="1800"/>
+            <w:tcMar>
+              <w:top w:type="dxa" w:w="80"/>
+              <w:left w:type="dxa" w:w="120"/>
+              <w:bottom w:type="dxa" w:w="80"/>
+              <w:right w:type="dxa" w:w="120"/>
+            </w:tcMar>
+          </w:tcPr>
+          <w:p>
+            <w:r>
+              <w:rPr>
+                <w:rFonts w:ascii="Nunito" w:cs="Nunito" w:eastAsia="Nunito" w:hAnsi="Nunito"/>
+                <w:b w:val="false"/>
+                <w:bCs w:val="false"/>
+                <w:sz w:val="19"/>
+                <w:szCs w:val="19"/>
+              </w:rPr>
+              <w:t xml:space="preserve">Sa</w:t>
+            </w:r>
+          </w:p>
+        </w:tc>
+        <w:tc>
+          <w:tcPr>
+            <w:tcW w:type="dxa" w:w="3000"/>
+            <w:tcMar>
+              <w:top w:type="dxa" w:w="80"/>
+              <w:left w:type="dxa" w:w="120"/>
+              <w:bottom w:type="dxa" w:w="80"/>
+              <w:right w:type="dxa" w:w="120"/>
+            </w:tcMar>
+          </w:tcPr>
+          <w:p>
+            <w:r>
+              <w:rPr>
+                <w:rFonts w:ascii="Nunito" w:cs="Nunito" w:eastAsia="Nunito" w:hAnsi="Nunito"/>
+                <w:b w:val="false"/>
+                <w:bCs w:val="false"/>
+                <w:sz w:val="19"/>
+                <w:szCs w:val="19"/>
+              </w:rPr>
+              <w:t xml:space="preserve">[ g ]</w:t>
+            </w:r>
+          </w:p>
+        </w:tc>
+      </w:tr>
+      <w:tr>
+        <w:tc>
+          <w:tcPr>
+            <w:tcW w:type="dxa" w:w="4400"/>
+            <w:tcMar>
+              <w:top w:type="dxa" w:w="80"/>
+              <w:left w:type="dxa" w:w="120"/>
+              <w:bottom w:type="dxa" w:w="80"/>
+              <w:right w:type="dxa" w:w="120"/>
+            </w:tcMar>
+          </w:tcPr>
+          <w:p>
+            <w:r>
+              <w:rPr>
+                <w:rFonts w:ascii="Nunito" w:cs="Nunito" w:eastAsia="Nunito" w:hAnsi="Nunito"/>
+                <w:b w:val="false"/>
+                <w:bCs w:val="false"/>
+                <w:sz w:val="19"/>
+                <w:szCs w:val="19"/>
+              </w:rPr>
+              <w:t xml:space="preserve">Cortante basal</w:t>
+            </w:r>
+          </w:p>
+        </w:tc>
+        <w:tc>
+          <w:tcPr>
+            <w:tcW w:type="dxa" w:w="1800"/>
+            <w:tcMar>
+              <w:top w:type="dxa" w:w="80"/>
+              <w:left w:type="dxa" w:w="120"/>
+              <w:bottom w:type="dxa" w:w="80"/>
+              <w:right w:type="dxa" w:w="120"/>
+            </w:tcMar>
+          </w:tcPr>
+          <w:p>
+            <w:r>
+              <w:rPr>
+                <w:rFonts w:ascii="Nunito" w:cs="Nunito" w:eastAsia="Nunito" w:hAnsi="Nunito"/>
+                <w:b w:val="false"/>
+                <w:bCs w:val="false"/>
+                <w:sz w:val="19"/>
+                <w:szCs w:val="19"/>
+              </w:rPr>
+              <w:t xml:space="preserve">V</w:t>
+            </w:r>
+          </w:p>
+        </w:tc>
+        <w:tc>
+          <w:tcPr>
+            <w:tcW w:type="dxa" w:w="3000"/>
             <w:tcMar>
               <w:top w:type="dxa" w:w="80"/>
               <w:left w:type="dxa" w:w="120"/>
@@ -2661,6 +4083,23 @@
           <w:szCs w:val="21"/>
         </w:rPr>
         <w:t xml:space="preserve">[ Escribe aquí ]</w:t>
+      </w:r>
+    </w:p>
+    <w:p>
+      <w:pPr>
+        <w:spacing w:after="200" w:before="60"/>
+        <w:jc w:val="center"/>
+      </w:pPr>
+      <w:r>
+        <w:rPr>
+          <w:rFonts w:ascii="Nunito" w:cs="Nunito" w:eastAsia="Nunito" w:hAnsi="Nunito"/>
+          <w:i/>
+          <w:iCs/>
+          <w:color w:val="B9C2CB"/>
+          <w:sz w:val="18"/>
+          <w:szCs w:val="18"/>
+        </w:rPr>
+        <w:t xml:space="preserve">Figura N.º [ n ] — [ descripción ]</w:t>
       </w:r>
     </w:p>
     <w:p>
@@ -2677,7 +4116,7 @@
           <w:sz w:val="28"/>
           <w:szCs w:val="28"/>
         </w:rPr>
-        <w:t xml:space="preserve">8. Criterios de modelización</w:t>
+        <w:t xml:space="preserve">8. Análisis modal</w:t>
       </w:r>
     </w:p>
     <w:p>
@@ -2697,7 +4136,7 @@
           <w:sz w:val="19"/>
           <w:szCs w:val="19"/>
         </w:rPr>
-        <w:t xml:space="preserve">Software y versión, tipo de análisis, condiciones de apoyo — y qué se simplificó.</w:t>
+        <w:t xml:space="preserve">Los períodos de los primeros modos y la participación de masas acumulada.</w:t>
       </w:r>
     </w:p>
     <w:p>
@@ -2717,7 +4156,7 @@
           <w:sz w:val="19"/>
           <w:szCs w:val="19"/>
         </w:rPr>
-        <w:t xml:space="preserve">Lo que más peso tiene aquí es lo que simplificaste. Toda simplificación es legítima si está declarada y justificada; ninguna lo es si el revisor la descubre solo al comparar con los planos.</w:t>
+        <w:t xml:space="preserve">[cruce] Tampoco estaba, y es lo que justifica que el modelo dinámico sea válido. Si la participación de masas no llega al mínimo que pide la norma, el análisis no vale por muchos resultados que salgan después.</w:t>
       </w:r>
     </w:p>
     <w:tbl>
@@ -2733,8 +4172,10 @@
         </w:tblBorders>
       </w:tblPr>
       <w:tblGrid>
-        <w:gridCol w:w="3000"/>
-        <w:gridCol w:w="6200"/>
+        <w:gridCol w:w="1600"/>
+        <w:gridCol w:w="2400"/>
+        <w:gridCol w:w="2600"/>
+        <w:gridCol w:w="2600"/>
       </w:tblGrid>
       <w:tr>
         <w:trPr>
@@ -2742,7 +4183,7 @@
         </w:trPr>
         <w:tc>
           <w:tcPr>
-            <w:tcW w:type="dxa" w:w="3000"/>
+            <w:tcW w:type="dxa" w:w="1600"/>
             <w:shd w:fill="0E2438" w:val="clear"/>
             <w:tcMar>
               <w:top w:type="dxa" w:w="80"/>
@@ -2761,13 +4202,13 @@
                 <w:sz w:val="18"/>
                 <w:szCs w:val="18"/>
               </w:rPr>
-              <w:t xml:space="preserve">Aspecto</w:t>
-            </w:r>
-          </w:p>
-        </w:tc>
-        <w:tc>
-          <w:tcPr>
-            <w:tcW w:type="dxa" w:w="6200"/>
+              <w:t xml:space="preserve">Modo</w:t>
+            </w:r>
+          </w:p>
+        </w:tc>
+        <w:tc>
+          <w:tcPr>
+            <w:tcW w:type="dxa" w:w="2400"/>
             <w:shd w:fill="0E2438" w:val="clear"/>
             <w:tcMar>
               <w:top w:type="dxa" w:w="80"/>
@@ -2786,7 +4227,57 @@
                 <w:sz w:val="18"/>
                 <w:szCs w:val="18"/>
               </w:rPr>
-              <w:t xml:space="preserve">Qué se adoptó en este proyecto</w:t>
+              <w:t xml:space="preserve">Período (s)</w:t>
+            </w:r>
+          </w:p>
+        </w:tc>
+        <w:tc>
+          <w:tcPr>
+            <w:tcW w:type="dxa" w:w="2600"/>
+            <w:shd w:fill="0E2438" w:val="clear"/>
+            <w:tcMar>
+              <w:top w:type="dxa" w:w="80"/>
+              <w:left w:type="dxa" w:w="120"/>
+              <w:bottom w:type="dxa" w:w="80"/>
+              <w:right w:type="dxa" w:w="120"/>
+            </w:tcMar>
+          </w:tcPr>
+          <w:p>
+            <w:r>
+              <w:rPr>
+                <w:rFonts w:ascii="Overpass" w:cs="Overpass" w:eastAsia="Overpass" w:hAnsi="Overpass"/>
+                <w:b/>
+                <w:bCs/>
+                <w:color w:val="FFFFFF"/>
+                <w:sz w:val="18"/>
+                <w:szCs w:val="18"/>
+              </w:rPr>
+              <w:t xml:space="preserve">Participación X (%)</w:t>
+            </w:r>
+          </w:p>
+        </w:tc>
+        <w:tc>
+          <w:tcPr>
+            <w:tcW w:type="dxa" w:w="2600"/>
+            <w:shd w:fill="0E2438" w:val="clear"/>
+            <w:tcMar>
+              <w:top w:type="dxa" w:w="80"/>
+              <w:left w:type="dxa" w:w="120"/>
+              <w:bottom w:type="dxa" w:w="80"/>
+              <w:right w:type="dxa" w:w="120"/>
+            </w:tcMar>
+          </w:tcPr>
+          <w:p>
+            <w:r>
+              <w:rPr>
+                <w:rFonts w:ascii="Overpass" w:cs="Overpass" w:eastAsia="Overpass" w:hAnsi="Overpass"/>
+                <w:b/>
+                <w:bCs/>
+                <w:color w:val="FFFFFF"/>
+                <w:sz w:val="18"/>
+                <w:szCs w:val="18"/>
+              </w:rPr>
+              <w:t xml:space="preserve">Participación Y (%)</w:t>
             </w:r>
           </w:p>
         </w:tc>
@@ -2794,30 +4285,76 @@
       <w:tr>
         <w:tc>
           <w:tcPr>
-            <w:tcW w:type="dxa" w:w="3000"/>
-            <w:tcMar>
-              <w:top w:type="dxa" w:w="80"/>
-              <w:left w:type="dxa" w:w="120"/>
-              <w:bottom w:type="dxa" w:w="80"/>
-              <w:right w:type="dxa" w:w="120"/>
-            </w:tcMar>
-          </w:tcPr>
-          <w:p>
-            <w:r>
-              <w:rPr>
-                <w:rFonts w:ascii="Nunito" w:cs="Nunito" w:eastAsia="Nunito" w:hAnsi="Nunito"/>
-                <w:b w:val="false"/>
-                <w:bCs w:val="false"/>
-                <w:sz w:val="19"/>
-                <w:szCs w:val="19"/>
-              </w:rPr>
-              <w:t xml:space="preserve">Software y versión</w:t>
-            </w:r>
-          </w:p>
-        </w:tc>
-        <w:tc>
-          <w:tcPr>
-            <w:tcW w:type="dxa" w:w="6200"/>
+            <w:tcW w:type="dxa" w:w="1600"/>
+            <w:tcMar>
+              <w:top w:type="dxa" w:w="80"/>
+              <w:left w:type="dxa" w:w="120"/>
+              <w:bottom w:type="dxa" w:w="80"/>
+              <w:right w:type="dxa" w:w="120"/>
+            </w:tcMar>
+          </w:tcPr>
+          <w:p>
+            <w:r>
+              <w:rPr>
+                <w:rFonts w:ascii="Nunito" w:cs="Nunito" w:eastAsia="Nunito" w:hAnsi="Nunito"/>
+                <w:b w:val="false"/>
+                <w:bCs w:val="false"/>
+                <w:sz w:val="19"/>
+                <w:szCs w:val="19"/>
+              </w:rPr>
+              <w:t xml:space="preserve">1</w:t>
+            </w:r>
+          </w:p>
+        </w:tc>
+        <w:tc>
+          <w:tcPr>
+            <w:tcW w:type="dxa" w:w="2400"/>
+            <w:tcMar>
+              <w:top w:type="dxa" w:w="80"/>
+              <w:left w:type="dxa" w:w="120"/>
+              <w:bottom w:type="dxa" w:w="80"/>
+              <w:right w:type="dxa" w:w="120"/>
+            </w:tcMar>
+          </w:tcPr>
+          <w:p>
+            <w:r>
+              <w:rPr>
+                <w:rFonts w:ascii="Nunito" w:cs="Nunito" w:eastAsia="Nunito" w:hAnsi="Nunito"/>
+                <w:b w:val="false"/>
+                <w:bCs w:val="false"/>
+                <w:sz w:val="19"/>
+                <w:szCs w:val="19"/>
+              </w:rPr>
+              <w:t xml:space="preserve">[ ]</w:t>
+            </w:r>
+          </w:p>
+        </w:tc>
+        <w:tc>
+          <w:tcPr>
+            <w:tcW w:type="dxa" w:w="2600"/>
+            <w:tcMar>
+              <w:top w:type="dxa" w:w="80"/>
+              <w:left w:type="dxa" w:w="120"/>
+              <w:bottom w:type="dxa" w:w="80"/>
+              <w:right w:type="dxa" w:w="120"/>
+            </w:tcMar>
+          </w:tcPr>
+          <w:p>
+            <w:r>
+              <w:rPr>
+                <w:rFonts w:ascii="Nunito" w:cs="Nunito" w:eastAsia="Nunito" w:hAnsi="Nunito"/>
+                <w:b w:val="false"/>
+                <w:bCs w:val="false"/>
+                <w:sz w:val="19"/>
+                <w:szCs w:val="19"/>
+              </w:rPr>
+              <w:t xml:space="preserve">[ ]</w:t>
+            </w:r>
+          </w:p>
+        </w:tc>
+        <w:tc>
+          <w:tcPr>
+            <w:tcW w:type="dxa" w:w="2600"/>
             <w:tcMar>
               <w:top w:type="dxa" w:w="80"/>
               <w:left w:type="dxa" w:w="120"/>
@@ -2842,47 +4379,93 @@
       <w:tr>
         <w:tc>
           <w:tcPr>
-            <w:tcW w:type="dxa" w:w="3000"/>
-            <w:tcMar>
-              <w:top w:type="dxa" w:w="80"/>
-              <w:left w:type="dxa" w:w="120"/>
-              <w:bottom w:type="dxa" w:w="80"/>
-              <w:right w:type="dxa" w:w="120"/>
-            </w:tcMar>
-          </w:tcPr>
-          <w:p>
-            <w:r>
-              <w:rPr>
-                <w:rFonts w:ascii="Nunito" w:cs="Nunito" w:eastAsia="Nunito" w:hAnsi="Nunito"/>
-                <w:b w:val="false"/>
-                <w:bCs w:val="false"/>
-                <w:sz w:val="19"/>
-                <w:szCs w:val="19"/>
-              </w:rPr>
-              <w:t xml:space="preserve">Tipo de análisis</w:t>
-            </w:r>
-          </w:p>
-        </w:tc>
-        <w:tc>
-          <w:tcPr>
-            <w:tcW w:type="dxa" w:w="6200"/>
-            <w:tcMar>
-              <w:top w:type="dxa" w:w="80"/>
-              <w:left w:type="dxa" w:w="120"/>
-              <w:bottom w:type="dxa" w:w="80"/>
-              <w:right w:type="dxa" w:w="120"/>
-            </w:tcMar>
-          </w:tcPr>
-          <w:p>
-            <w:r>
-              <w:rPr>
-                <w:rFonts w:ascii="Nunito" w:cs="Nunito" w:eastAsia="Nunito" w:hAnsi="Nunito"/>
-                <w:b w:val="false"/>
-                <w:bCs w:val="false"/>
-                <w:sz w:val="19"/>
-                <w:szCs w:val="19"/>
-              </w:rPr>
-              <w:t xml:space="preserve">[ lineal / no lineal, estático / dinámico ]</w:t>
+            <w:tcW w:type="dxa" w:w="1600"/>
+            <w:tcMar>
+              <w:top w:type="dxa" w:w="80"/>
+              <w:left w:type="dxa" w:w="120"/>
+              <w:bottom w:type="dxa" w:w="80"/>
+              <w:right w:type="dxa" w:w="120"/>
+            </w:tcMar>
+          </w:tcPr>
+          <w:p>
+            <w:r>
+              <w:rPr>
+                <w:rFonts w:ascii="Nunito" w:cs="Nunito" w:eastAsia="Nunito" w:hAnsi="Nunito"/>
+                <w:b w:val="false"/>
+                <w:bCs w:val="false"/>
+                <w:sz w:val="19"/>
+                <w:szCs w:val="19"/>
+              </w:rPr>
+              <w:t xml:space="preserve">2</w:t>
+            </w:r>
+          </w:p>
+        </w:tc>
+        <w:tc>
+          <w:tcPr>
+            <w:tcW w:type="dxa" w:w="2400"/>
+            <w:tcMar>
+              <w:top w:type="dxa" w:w="80"/>
+              <w:left w:type="dxa" w:w="120"/>
+              <w:bottom w:type="dxa" w:w="80"/>
+              <w:right w:type="dxa" w:w="120"/>
+            </w:tcMar>
+          </w:tcPr>
+          <w:p>
+            <w:r>
+              <w:rPr>
+                <w:rFonts w:ascii="Nunito" w:cs="Nunito" w:eastAsia="Nunito" w:hAnsi="Nunito"/>
+                <w:b w:val="false"/>
+                <w:bCs w:val="false"/>
+                <w:sz w:val="19"/>
+                <w:szCs w:val="19"/>
+              </w:rPr>
+              <w:t xml:space="preserve">[ ]</w:t>
+            </w:r>
+          </w:p>
+        </w:tc>
+        <w:tc>
+          <w:tcPr>
+            <w:tcW w:type="dxa" w:w="2600"/>
+            <w:tcMar>
+              <w:top w:type="dxa" w:w="80"/>
+              <w:left w:type="dxa" w:w="120"/>
+              <w:bottom w:type="dxa" w:w="80"/>
+              <w:right w:type="dxa" w:w="120"/>
+            </w:tcMar>
+          </w:tcPr>
+          <w:p>
+            <w:r>
+              <w:rPr>
+                <w:rFonts w:ascii="Nunito" w:cs="Nunito" w:eastAsia="Nunito" w:hAnsi="Nunito"/>
+                <w:b w:val="false"/>
+                <w:bCs w:val="false"/>
+                <w:sz w:val="19"/>
+                <w:szCs w:val="19"/>
+              </w:rPr>
+              <w:t xml:space="preserve">[ ]</w:t>
+            </w:r>
+          </w:p>
+        </w:tc>
+        <w:tc>
+          <w:tcPr>
+            <w:tcW w:type="dxa" w:w="2600"/>
+            <w:tcMar>
+              <w:top w:type="dxa" w:w="80"/>
+              <w:left w:type="dxa" w:w="120"/>
+              <w:bottom w:type="dxa" w:w="80"/>
+              <w:right w:type="dxa" w:w="120"/>
+            </w:tcMar>
+          </w:tcPr>
+          <w:p>
+            <w:r>
+              <w:rPr>
+                <w:rFonts w:ascii="Nunito" w:cs="Nunito" w:eastAsia="Nunito" w:hAnsi="Nunito"/>
+                <w:b w:val="false"/>
+                <w:bCs w:val="false"/>
+                <w:sz w:val="19"/>
+                <w:szCs w:val="19"/>
+              </w:rPr>
+              <w:t xml:space="preserve">[ ]</w:t>
             </w:r>
           </w:p>
         </w:tc>
@@ -2890,30 +4473,76 @@
       <w:tr>
         <w:tc>
           <w:tcPr>
-            <w:tcW w:type="dxa" w:w="3000"/>
-            <w:tcMar>
-              <w:top w:type="dxa" w:w="80"/>
-              <w:left w:type="dxa" w:w="120"/>
-              <w:bottom w:type="dxa" w:w="80"/>
-              <w:right w:type="dxa" w:w="120"/>
-            </w:tcMar>
-          </w:tcPr>
-          <w:p>
-            <w:r>
-              <w:rPr>
-                <w:rFonts w:ascii="Nunito" w:cs="Nunito" w:eastAsia="Nunito" w:hAnsi="Nunito"/>
-                <w:b w:val="false"/>
-                <w:bCs w:val="false"/>
-                <w:sz w:val="19"/>
-                <w:szCs w:val="19"/>
-              </w:rPr>
-              <w:t xml:space="preserve">Condiciones de apoyo</w:t>
-            </w:r>
-          </w:p>
-        </w:tc>
-        <w:tc>
-          <w:tcPr>
-            <w:tcW w:type="dxa" w:w="6200"/>
+            <w:tcW w:type="dxa" w:w="1600"/>
+            <w:tcMar>
+              <w:top w:type="dxa" w:w="80"/>
+              <w:left w:type="dxa" w:w="120"/>
+              <w:bottom w:type="dxa" w:w="80"/>
+              <w:right w:type="dxa" w:w="120"/>
+            </w:tcMar>
+          </w:tcPr>
+          <w:p>
+            <w:r>
+              <w:rPr>
+                <w:rFonts w:ascii="Nunito" w:cs="Nunito" w:eastAsia="Nunito" w:hAnsi="Nunito"/>
+                <w:b w:val="false"/>
+                <w:bCs w:val="false"/>
+                <w:sz w:val="19"/>
+                <w:szCs w:val="19"/>
+              </w:rPr>
+              <w:t xml:space="preserve">3</w:t>
+            </w:r>
+          </w:p>
+        </w:tc>
+        <w:tc>
+          <w:tcPr>
+            <w:tcW w:type="dxa" w:w="2400"/>
+            <w:tcMar>
+              <w:top w:type="dxa" w:w="80"/>
+              <w:left w:type="dxa" w:w="120"/>
+              <w:bottom w:type="dxa" w:w="80"/>
+              <w:right w:type="dxa" w:w="120"/>
+            </w:tcMar>
+          </w:tcPr>
+          <w:p>
+            <w:r>
+              <w:rPr>
+                <w:rFonts w:ascii="Nunito" w:cs="Nunito" w:eastAsia="Nunito" w:hAnsi="Nunito"/>
+                <w:b w:val="false"/>
+                <w:bCs w:val="false"/>
+                <w:sz w:val="19"/>
+                <w:szCs w:val="19"/>
+              </w:rPr>
+              <w:t xml:space="preserve">[ ]</w:t>
+            </w:r>
+          </w:p>
+        </w:tc>
+        <w:tc>
+          <w:tcPr>
+            <w:tcW w:type="dxa" w:w="2600"/>
+            <w:tcMar>
+              <w:top w:type="dxa" w:w="80"/>
+              <w:left w:type="dxa" w:w="120"/>
+              <w:bottom w:type="dxa" w:w="80"/>
+              <w:right w:type="dxa" w:w="120"/>
+            </w:tcMar>
+          </w:tcPr>
+          <w:p>
+            <w:r>
+              <w:rPr>
+                <w:rFonts w:ascii="Nunito" w:cs="Nunito" w:eastAsia="Nunito" w:hAnsi="Nunito"/>
+                <w:b w:val="false"/>
+                <w:bCs w:val="false"/>
+                <w:sz w:val="19"/>
+                <w:szCs w:val="19"/>
+              </w:rPr>
+              <w:t xml:space="preserve">[ ]</w:t>
+            </w:r>
+          </w:p>
+        </w:tc>
+        <w:tc>
+          <w:tcPr>
+            <w:tcW w:type="dxa" w:w="2600"/>
             <w:tcMar>
               <w:top w:type="dxa" w:w="80"/>
               <w:left w:type="dxa" w:w="120"/>
@@ -2938,47 +4567,93 @@
       <w:tr>
         <w:tc>
           <w:tcPr>
-            <w:tcW w:type="dxa" w:w="3000"/>
-            <w:tcMar>
-              <w:top w:type="dxa" w:w="80"/>
-              <w:left w:type="dxa" w:w="120"/>
-              <w:bottom w:type="dxa" w:w="80"/>
-              <w:right w:type="dxa" w:w="120"/>
-            </w:tcMar>
-          </w:tcPr>
-          <w:p>
-            <w:r>
-              <w:rPr>
-                <w:rFonts w:ascii="Nunito" w:cs="Nunito" w:eastAsia="Nunito" w:hAnsi="Nunito"/>
-                <w:b w:val="false"/>
-                <w:bCs w:val="false"/>
-                <w:sz w:val="19"/>
-                <w:szCs w:val="19"/>
-              </w:rPr>
-              <w:t xml:space="preserve">Simplificaciones declaradas</w:t>
-            </w:r>
-          </w:p>
-        </w:tc>
-        <w:tc>
-          <w:tcPr>
-            <w:tcW w:type="dxa" w:w="6200"/>
-            <w:tcMar>
-              <w:top w:type="dxa" w:w="80"/>
-              <w:left w:type="dxa" w:w="120"/>
-              <w:bottom w:type="dxa" w:w="80"/>
-              <w:right w:type="dxa" w:w="120"/>
-            </w:tcMar>
-          </w:tcPr>
-          <w:p>
-            <w:r>
-              <w:rPr>
-                <w:rFonts w:ascii="Nunito" w:cs="Nunito" w:eastAsia="Nunito" w:hAnsi="Nunito"/>
-                <w:b w:val="false"/>
-                <w:bCs w:val="false"/>
-                <w:sz w:val="19"/>
-                <w:szCs w:val="19"/>
-              </w:rPr>
-              <w:t xml:space="preserve">[ cuáles, y por qué son del lado de la seguridad ]</w:t>
+            <w:tcW w:type="dxa" w:w="1600"/>
+            <w:tcMar>
+              <w:top w:type="dxa" w:w="80"/>
+              <w:left w:type="dxa" w:w="120"/>
+              <w:bottom w:type="dxa" w:w="80"/>
+              <w:right w:type="dxa" w:w="120"/>
+            </w:tcMar>
+          </w:tcPr>
+          <w:p>
+            <w:r>
+              <w:rPr>
+                <w:rFonts w:ascii="Nunito" w:cs="Nunito" w:eastAsia="Nunito" w:hAnsi="Nunito"/>
+                <w:b w:val="false"/>
+                <w:bCs w:val="false"/>
+                <w:sz w:val="19"/>
+                <w:szCs w:val="19"/>
+              </w:rPr>
+              <w:t xml:space="preserve">Acumulada</w:t>
+            </w:r>
+          </w:p>
+        </w:tc>
+        <w:tc>
+          <w:tcPr>
+            <w:tcW w:type="dxa" w:w="2400"/>
+            <w:tcMar>
+              <w:top w:type="dxa" w:w="80"/>
+              <w:left w:type="dxa" w:w="120"/>
+              <w:bottom w:type="dxa" w:w="80"/>
+              <w:right w:type="dxa" w:w="120"/>
+            </w:tcMar>
+          </w:tcPr>
+          <w:p>
+            <w:r>
+              <w:rPr>
+                <w:rFonts w:ascii="Nunito" w:cs="Nunito" w:eastAsia="Nunito" w:hAnsi="Nunito"/>
+                <w:b w:val="false"/>
+                <w:bCs w:val="false"/>
+                <w:sz w:val="19"/>
+                <w:szCs w:val="19"/>
+              </w:rPr>
+              <w:t xml:space="preserve">—</w:t>
+            </w:r>
+          </w:p>
+        </w:tc>
+        <w:tc>
+          <w:tcPr>
+            <w:tcW w:type="dxa" w:w="2600"/>
+            <w:tcMar>
+              <w:top w:type="dxa" w:w="80"/>
+              <w:left w:type="dxa" w:w="120"/>
+              <w:bottom w:type="dxa" w:w="80"/>
+              <w:right w:type="dxa" w:w="120"/>
+            </w:tcMar>
+          </w:tcPr>
+          <w:p>
+            <w:r>
+              <w:rPr>
+                <w:rFonts w:ascii="Nunito" w:cs="Nunito" w:eastAsia="Nunito" w:hAnsi="Nunito"/>
+                <w:b w:val="false"/>
+                <w:bCs w:val="false"/>
+                <w:sz w:val="19"/>
+                <w:szCs w:val="19"/>
+              </w:rPr>
+              <w:t xml:space="preserve">[ ]</w:t>
+            </w:r>
+          </w:p>
+        </w:tc>
+        <w:tc>
+          <w:tcPr>
+            <w:tcW w:type="dxa" w:w="2600"/>
+            <w:tcMar>
+              <w:top w:type="dxa" w:w="80"/>
+              <w:left w:type="dxa" w:w="120"/>
+              <w:bottom w:type="dxa" w:w="80"/>
+              <w:right w:type="dxa" w:w="120"/>
+            </w:tcMar>
+          </w:tcPr>
+          <w:p>
+            <w:r>
+              <w:rPr>
+                <w:rFonts w:ascii="Nunito" w:cs="Nunito" w:eastAsia="Nunito" w:hAnsi="Nunito"/>
+                <w:b w:val="false"/>
+                <w:bCs w:val="false"/>
+                <w:sz w:val="19"/>
+                <w:szCs w:val="19"/>
+              </w:rPr>
+              <w:t xml:space="preserve">[ ]</w:t>
             </w:r>
           </w:p>
         </w:tc>
@@ -2996,6 +4671,23 @@
           <w:szCs w:val="21"/>
         </w:rPr>
         <w:t xml:space="preserve">[ Escribe aquí ]</w:t>
+      </w:r>
+    </w:p>
+    <w:p>
+      <w:pPr>
+        <w:spacing w:after="200" w:before="60"/>
+        <w:jc w:val="center"/>
+      </w:pPr>
+      <w:r>
+        <w:rPr>
+          <w:rFonts w:ascii="Nunito" w:cs="Nunito" w:eastAsia="Nunito" w:hAnsi="Nunito"/>
+          <w:i/>
+          <w:iCs/>
+          <w:color w:val="B9C2CB"/>
+          <w:sz w:val="18"/>
+          <w:szCs w:val="18"/>
+        </w:rPr>
+        <w:t xml:space="preserve">Figura N.º [ n ] — [ descripción ]</w:t>
       </w:r>
     </w:p>
     <w:p>
@@ -3012,7 +4704,7 @@
           <w:sz w:val="28"/>
           <w:szCs w:val="28"/>
         </w:rPr>
-        <w:t xml:space="preserve">9. Análisis y resultados</w:t>
+        <w:t xml:space="preserve">9. Combinaciones de carga</w:t>
       </w:r>
     </w:p>
     <w:p>
@@ -3032,7 +4724,7 @@
           <w:sz w:val="19"/>
           <w:szCs w:val="19"/>
         </w:rPr>
-        <w:t xml:space="preserve">Los valores que gobiernan cada verificación, no el listado completo del programa.</w:t>
+        <w:t xml:space="preserve">Todas las combinaciones usadas, con su referencia normativa. Y di CUÁL resultó crítica y en qué dirección.</w:t>
       </w:r>
     </w:p>
     <w:p>
@@ -3052,9 +4744,391 @@
           <w:sz w:val="19"/>
           <w:szCs w:val="19"/>
         </w:rPr>
-        <w:t xml:space="preserve">Un anexo de 300 páginas del software no es un resultado: es un volcado. Lo que va en el cuerpo son los valores que mandan.</w:t>
-      </w:r>
-    </w:p>
+        <w:t xml:space="preserve">Si las generó el software automáticamente, dilo y di cuál. El revisor necesita saber si las revisó una persona.</w:t>
+      </w:r>
+    </w:p>
+    <w:tbl>
+      <w:tblPr>
+        <w:tblW w:type="dxa" w:w="9200"/>
+        <w:tblBorders>
+          <w:top w:val="single" w:color="auto" w:sz="4"/>
+          <w:left w:val="single" w:color="auto" w:sz="4"/>
+          <w:bottom w:val="single" w:color="auto" w:sz="4"/>
+          <w:right w:val="single" w:color="auto" w:sz="4"/>
+          <w:insideH w:val="single" w:color="auto" w:sz="4"/>
+          <w:insideV w:val="single" w:color="auto" w:sz="4"/>
+        </w:tblBorders>
+      </w:tblPr>
+      <w:tblGrid>
+        <w:gridCol w:w="900"/>
+        <w:gridCol w:w="4500"/>
+        <w:gridCol w:w="3800"/>
+      </w:tblGrid>
+      <w:tr>
+        <w:trPr>
+          <w:tblHeader/>
+        </w:trPr>
+        <w:tc>
+          <w:tcPr>
+            <w:tcW w:type="dxa" w:w="900"/>
+            <w:shd w:fill="0E2438" w:val="clear"/>
+            <w:tcMar>
+              <w:top w:type="dxa" w:w="80"/>
+              <w:left w:type="dxa" w:w="120"/>
+              <w:bottom w:type="dxa" w:w="80"/>
+              <w:right w:type="dxa" w:w="120"/>
+            </w:tcMar>
+          </w:tcPr>
+          <w:p>
+            <w:r>
+              <w:rPr>
+                <w:rFonts w:ascii="Overpass" w:cs="Overpass" w:eastAsia="Overpass" w:hAnsi="Overpass"/>
+                <w:b/>
+                <w:bCs/>
+                <w:color w:val="FFFFFF"/>
+                <w:sz w:val="18"/>
+                <w:szCs w:val="18"/>
+              </w:rPr>
+              <w:t xml:space="preserve">N.º</w:t>
+            </w:r>
+          </w:p>
+        </w:tc>
+        <w:tc>
+          <w:tcPr>
+            <w:tcW w:type="dxa" w:w="4500"/>
+            <w:shd w:fill="0E2438" w:val="clear"/>
+            <w:tcMar>
+              <w:top w:type="dxa" w:w="80"/>
+              <w:left w:type="dxa" w:w="120"/>
+              <w:bottom w:type="dxa" w:w="80"/>
+              <w:right w:type="dxa" w:w="120"/>
+            </w:tcMar>
+          </w:tcPr>
+          <w:p>
+            <w:r>
+              <w:rPr>
+                <w:rFonts w:ascii="Overpass" w:cs="Overpass" w:eastAsia="Overpass" w:hAnsi="Overpass"/>
+                <w:b/>
+                <w:bCs/>
+                <w:color w:val="FFFFFF"/>
+                <w:sz w:val="18"/>
+                <w:szCs w:val="18"/>
+              </w:rPr>
+              <w:t xml:space="preserve">Combinación</w:t>
+            </w:r>
+          </w:p>
+        </w:tc>
+        <w:tc>
+          <w:tcPr>
+            <w:tcW w:type="dxa" w:w="3800"/>
+            <w:shd w:fill="0E2438" w:val="clear"/>
+            <w:tcMar>
+              <w:top w:type="dxa" w:w="80"/>
+              <w:left w:type="dxa" w:w="120"/>
+              <w:bottom w:type="dxa" w:w="80"/>
+              <w:right w:type="dxa" w:w="120"/>
+            </w:tcMar>
+          </w:tcPr>
+          <w:p>
+            <w:r>
+              <w:rPr>
+                <w:rFonts w:ascii="Overpass" w:cs="Overpass" w:eastAsia="Overpass" w:hAnsi="Overpass"/>
+                <w:b/>
+                <w:bCs/>
+                <w:color w:val="FFFFFF"/>
+                <w:sz w:val="18"/>
+                <w:szCs w:val="18"/>
+              </w:rPr>
+              <w:t xml:space="preserve">Referencia normativa</w:t>
+            </w:r>
+          </w:p>
+        </w:tc>
+      </w:tr>
+      <w:tr>
+        <w:tc>
+          <w:tcPr>
+            <w:tcW w:type="dxa" w:w="900"/>
+            <w:tcMar>
+              <w:top w:type="dxa" w:w="80"/>
+              <w:left w:type="dxa" w:w="120"/>
+              <w:bottom w:type="dxa" w:w="80"/>
+              <w:right w:type="dxa" w:w="120"/>
+            </w:tcMar>
+          </w:tcPr>
+          <w:p>
+            <w:r>
+              <w:rPr>
+                <w:rFonts w:ascii="Nunito" w:cs="Nunito" w:eastAsia="Nunito" w:hAnsi="Nunito"/>
+                <w:b w:val="false"/>
+                <w:bCs w:val="false"/>
+                <w:sz w:val="19"/>
+                <w:szCs w:val="19"/>
+              </w:rPr>
+              <w:t xml:space="preserve">1</w:t>
+            </w:r>
+          </w:p>
+        </w:tc>
+        <w:tc>
+          <w:tcPr>
+            <w:tcW w:type="dxa" w:w="4500"/>
+            <w:tcMar>
+              <w:top w:type="dxa" w:w="80"/>
+              <w:left w:type="dxa" w:w="120"/>
+              <w:bottom w:type="dxa" w:w="80"/>
+              <w:right w:type="dxa" w:w="120"/>
+            </w:tcMar>
+          </w:tcPr>
+          <w:p>
+            <w:r>
+              <w:rPr>
+                <w:rFonts w:ascii="Nunito" w:cs="Nunito" w:eastAsia="Nunito" w:hAnsi="Nunito"/>
+                <w:b w:val="false"/>
+                <w:bCs w:val="false"/>
+                <w:sz w:val="19"/>
+                <w:szCs w:val="19"/>
+              </w:rPr>
+              <w:t xml:space="preserve">[ p. ej. 1,2D + 1,6L ]</w:t>
+            </w:r>
+          </w:p>
+        </w:tc>
+        <w:tc>
+          <w:tcPr>
+            <w:tcW w:type="dxa" w:w="3800"/>
+            <w:tcMar>
+              <w:top w:type="dxa" w:w="80"/>
+              <w:left w:type="dxa" w:w="120"/>
+              <w:bottom w:type="dxa" w:w="80"/>
+              <w:right w:type="dxa" w:w="120"/>
+            </w:tcMar>
+          </w:tcPr>
+          <w:p>
+            <w:r>
+              <w:rPr>
+                <w:rFonts w:ascii="Nunito" w:cs="Nunito" w:eastAsia="Nunito" w:hAnsi="Nunito"/>
+                <w:b w:val="false"/>
+                <w:bCs w:val="false"/>
+                <w:sz w:val="19"/>
+                <w:szCs w:val="19"/>
+              </w:rPr>
+              <w:t xml:space="preserve">[ norma y artículo ]</w:t>
+            </w:r>
+          </w:p>
+        </w:tc>
+      </w:tr>
+      <w:tr>
+        <w:tc>
+          <w:tcPr>
+            <w:tcW w:type="dxa" w:w="900"/>
+            <w:tcMar>
+              <w:top w:type="dxa" w:w="80"/>
+              <w:left w:type="dxa" w:w="120"/>
+              <w:bottom w:type="dxa" w:w="80"/>
+              <w:right w:type="dxa" w:w="120"/>
+            </w:tcMar>
+          </w:tcPr>
+          <w:p>
+            <w:r>
+              <w:rPr>
+                <w:rFonts w:ascii="Nunito" w:cs="Nunito" w:eastAsia="Nunito" w:hAnsi="Nunito"/>
+                <w:b w:val="false"/>
+                <w:bCs w:val="false"/>
+                <w:sz w:val="19"/>
+                <w:szCs w:val="19"/>
+              </w:rPr>
+              <w:t xml:space="preserve">2</w:t>
+            </w:r>
+          </w:p>
+        </w:tc>
+        <w:tc>
+          <w:tcPr>
+            <w:tcW w:type="dxa" w:w="4500"/>
+            <w:tcMar>
+              <w:top w:type="dxa" w:w="80"/>
+              <w:left w:type="dxa" w:w="120"/>
+              <w:bottom w:type="dxa" w:w="80"/>
+              <w:right w:type="dxa" w:w="120"/>
+            </w:tcMar>
+          </w:tcPr>
+          <w:p>
+            <w:r>
+              <w:rPr>
+                <w:rFonts w:ascii="Nunito" w:cs="Nunito" w:eastAsia="Nunito" w:hAnsi="Nunito"/>
+                <w:b w:val="false"/>
+                <w:bCs w:val="false"/>
+                <w:sz w:val="19"/>
+                <w:szCs w:val="19"/>
+              </w:rPr>
+              <w:t xml:space="preserve">[ ]</w:t>
+            </w:r>
+          </w:p>
+        </w:tc>
+        <w:tc>
+          <w:tcPr>
+            <w:tcW w:type="dxa" w:w="3800"/>
+            <w:tcMar>
+              <w:top w:type="dxa" w:w="80"/>
+              <w:left w:type="dxa" w:w="120"/>
+              <w:bottom w:type="dxa" w:w="80"/>
+              <w:right w:type="dxa" w:w="120"/>
+            </w:tcMar>
+          </w:tcPr>
+          <w:p>
+            <w:r>
+              <w:rPr>
+                <w:rFonts w:ascii="Nunito" w:cs="Nunito" w:eastAsia="Nunito" w:hAnsi="Nunito"/>
+                <w:b w:val="false"/>
+                <w:bCs w:val="false"/>
+                <w:sz w:val="19"/>
+                <w:szCs w:val="19"/>
+              </w:rPr>
+              <w:t xml:space="preserve">[ ]</w:t>
+            </w:r>
+          </w:p>
+        </w:tc>
+      </w:tr>
+      <w:tr>
+        <w:tc>
+          <w:tcPr>
+            <w:tcW w:type="dxa" w:w="900"/>
+            <w:tcMar>
+              <w:top w:type="dxa" w:w="80"/>
+              <w:left w:type="dxa" w:w="120"/>
+              <w:bottom w:type="dxa" w:w="80"/>
+              <w:right w:type="dxa" w:w="120"/>
+            </w:tcMar>
+          </w:tcPr>
+          <w:p>
+            <w:r>
+              <w:rPr>
+                <w:rFonts w:ascii="Nunito" w:cs="Nunito" w:eastAsia="Nunito" w:hAnsi="Nunito"/>
+                <w:b w:val="false"/>
+                <w:bCs w:val="false"/>
+                <w:sz w:val="19"/>
+                <w:szCs w:val="19"/>
+              </w:rPr>
+              <w:t xml:space="preserve">3</w:t>
+            </w:r>
+          </w:p>
+        </w:tc>
+        <w:tc>
+          <w:tcPr>
+            <w:tcW w:type="dxa" w:w="4500"/>
+            <w:tcMar>
+              <w:top w:type="dxa" w:w="80"/>
+              <w:left w:type="dxa" w:w="120"/>
+              <w:bottom w:type="dxa" w:w="80"/>
+              <w:right w:type="dxa" w:w="120"/>
+            </w:tcMar>
+          </w:tcPr>
+          <w:p>
+            <w:r>
+              <w:rPr>
+                <w:rFonts w:ascii="Nunito" w:cs="Nunito" w:eastAsia="Nunito" w:hAnsi="Nunito"/>
+                <w:b w:val="false"/>
+                <w:bCs w:val="false"/>
+                <w:sz w:val="19"/>
+                <w:szCs w:val="19"/>
+              </w:rPr>
+              <w:t xml:space="preserve">[ ]</w:t>
+            </w:r>
+          </w:p>
+        </w:tc>
+        <w:tc>
+          <w:tcPr>
+            <w:tcW w:type="dxa" w:w="3800"/>
+            <w:tcMar>
+              <w:top w:type="dxa" w:w="80"/>
+              <w:left w:type="dxa" w:w="120"/>
+              <w:bottom w:type="dxa" w:w="80"/>
+              <w:right w:type="dxa" w:w="120"/>
+            </w:tcMar>
+          </w:tcPr>
+          <w:p>
+            <w:r>
+              <w:rPr>
+                <w:rFonts w:ascii="Nunito" w:cs="Nunito" w:eastAsia="Nunito" w:hAnsi="Nunito"/>
+                <w:b w:val="false"/>
+                <w:bCs w:val="false"/>
+                <w:sz w:val="19"/>
+                <w:szCs w:val="19"/>
+              </w:rPr>
+              <w:t xml:space="preserve">[ ]</w:t>
+            </w:r>
+          </w:p>
+        </w:tc>
+      </w:tr>
+      <w:tr>
+        <w:tc>
+          <w:tcPr>
+            <w:tcW w:type="dxa" w:w="900"/>
+            <w:tcMar>
+              <w:top w:type="dxa" w:w="80"/>
+              <w:left w:type="dxa" w:w="120"/>
+              <w:bottom w:type="dxa" w:w="80"/>
+              <w:right w:type="dxa" w:w="120"/>
+            </w:tcMar>
+          </w:tcPr>
+          <w:p>
+            <w:r>
+              <w:rPr>
+                <w:rFonts w:ascii="Nunito" w:cs="Nunito" w:eastAsia="Nunito" w:hAnsi="Nunito"/>
+                <w:b w:val="false"/>
+                <w:bCs w:val="false"/>
+                <w:sz w:val="19"/>
+                <w:szCs w:val="19"/>
+              </w:rPr>
+              <w:t xml:space="preserve">Crítica</w:t>
+            </w:r>
+          </w:p>
+        </w:tc>
+        <w:tc>
+          <w:tcPr>
+            <w:tcW w:type="dxa" w:w="4500"/>
+            <w:tcMar>
+              <w:top w:type="dxa" w:w="80"/>
+              <w:left w:type="dxa" w:w="120"/>
+              <w:bottom w:type="dxa" w:w="80"/>
+              <w:right w:type="dxa" w:w="120"/>
+            </w:tcMar>
+          </w:tcPr>
+          <w:p>
+            <w:r>
+              <w:rPr>
+                <w:rFonts w:ascii="Nunito" w:cs="Nunito" w:eastAsia="Nunito" w:hAnsi="Nunito"/>
+                <w:b w:val="false"/>
+                <w:bCs w:val="false"/>
+                <w:sz w:val="19"/>
+                <w:szCs w:val="19"/>
+              </w:rPr>
+              <w:t xml:space="preserve">[ cuál y en qué dirección ]</w:t>
+            </w:r>
+          </w:p>
+        </w:tc>
+        <w:tc>
+          <w:tcPr>
+            <w:tcW w:type="dxa" w:w="3800"/>
+            <w:tcMar>
+              <w:top w:type="dxa" w:w="80"/>
+              <w:left w:type="dxa" w:w="120"/>
+              <w:bottom w:type="dxa" w:w="80"/>
+              <w:right w:type="dxa" w:w="120"/>
+            </w:tcMar>
+          </w:tcPr>
+          <w:p>
+            <w:r>
+              <w:rPr>
+                <w:rFonts w:ascii="Nunito" w:cs="Nunito" w:eastAsia="Nunito" w:hAnsi="Nunito"/>
+                <w:b w:val="false"/>
+                <w:bCs w:val="false"/>
+                <w:sz w:val="19"/>
+                <w:szCs w:val="19"/>
+              </w:rPr>
+              <w:t xml:space="preserve">[ ]</w:t>
+            </w:r>
+          </w:p>
+        </w:tc>
+      </w:tr>
+    </w:tbl>
     <w:p>
       <w:pPr>
         <w:spacing w:after="200"/>
@@ -3067,6 +5141,23 @@
           <w:szCs w:val="21"/>
         </w:rPr>
         <w:t xml:space="preserve">[ Escribe aquí ]</w:t>
+      </w:r>
+    </w:p>
+    <w:p>
+      <w:pPr>
+        <w:spacing w:after="200" w:before="60"/>
+        <w:jc w:val="center"/>
+      </w:pPr>
+      <w:r>
+        <w:rPr>
+          <w:rFonts w:ascii="Nunito" w:cs="Nunito" w:eastAsia="Nunito" w:hAnsi="Nunito"/>
+          <w:i/>
+          <w:iCs/>
+          <w:color w:val="B9C2CB"/>
+          <w:sz w:val="18"/>
+          <w:szCs w:val="18"/>
+        </w:rPr>
+        <w:t xml:space="preserve">Figura N.º [ n ] — [ descripción ]</w:t>
       </w:r>
     </w:p>
     <w:p>
@@ -3083,7 +5174,7 @@
           <w:sz w:val="28"/>
           <w:szCs w:val="28"/>
         </w:rPr>
-        <w:t xml:space="preserve">10. Verificaciones · Estados límite últimos (ELU)</w:t>
+        <w:t xml:space="preserve">10. Verificación de secciones y resultados</w:t>
       </w:r>
     </w:p>
     <w:p>
@@ -3103,7 +5194,7 @@
           <w:sz w:val="19"/>
           <w:szCs w:val="19"/>
         </w:rPr>
-        <w:t xml:space="preserve">Resistencia, estabilidad y pandeo. Cada verificación con su solicitación, su resistencia y su ratio.</w:t>
+        <w:t xml:space="preserve">Elemento por elemento, empezando por el más crítico: solicitación, resistencia y ratio.</w:t>
       </w:r>
     </w:p>
     <w:p>
@@ -3123,7 +5214,27 @@
           <w:sz w:val="19"/>
           <w:szCs w:val="19"/>
         </w:rPr>
-        <w:t xml:space="preserve">Usa la hoja de Excel que acompaña a esta plantilla para el resumen, y trae aquí la tabla ya resuelta.</w:t>
+        <w:t xml:space="preserve">[cruce] Cierra CADA elemento con una conclusión concreta y accionable —«todas las vigas en dirección Y se dimensionan 30×40, con 4 varillas de 16 mm; el resto va en planos»—. Así lo hace la memoria de referencia, y es lo que convierte una tabla en una instrucción.</w:t>
+      </w:r>
+    </w:p>
+    <w:p>
+      <w:pPr>
+        <w:pBdr>
+          <w:left w:val="single" w:color="C96A1C" w:sz="14" w:space="8"/>
+        </w:pBdr>
+        <w:shd w:fill="EEF2F6" w:val="clear"/>
+        <w:spacing w:after="120"/>
+      </w:pPr>
+      <w:r>
+        <w:rPr>
+          <w:rFonts w:ascii="Nunito" w:cs="Nunito" w:eastAsia="Nunito" w:hAnsi="Nunito"/>
+          <w:i/>
+          <w:iCs/>
+          <w:color w:val="5A6B7B"/>
+          <w:sz w:val="19"/>
+          <w:szCs w:val="19"/>
+        </w:rPr>
+        <w:t xml:space="preserve">Usa la hoja de Excel que acompaña a esta plantilla y trae aquí la tabla ya resuelta.</w:t>
       </w:r>
     </w:p>
     <w:p>
@@ -3138,6 +5249,23 @@
           <w:szCs w:val="21"/>
         </w:rPr>
         <w:t xml:space="preserve">[ Escribe aquí ]</w:t>
+      </w:r>
+    </w:p>
+    <w:p>
+      <w:pPr>
+        <w:spacing w:after="200" w:before="60"/>
+        <w:jc w:val="center"/>
+      </w:pPr>
+      <w:r>
+        <w:rPr>
+          <w:rFonts w:ascii="Nunito" w:cs="Nunito" w:eastAsia="Nunito" w:hAnsi="Nunito"/>
+          <w:i/>
+          <w:iCs/>
+          <w:color w:val="B9C2CB"/>
+          <w:sz w:val="18"/>
+          <w:szCs w:val="18"/>
+        </w:rPr>
+        <w:t xml:space="preserve">Figura N.º [ n ] — [ descripción ]</w:t>
       </w:r>
     </w:p>
     <w:p>
@@ -3154,7 +5282,7 @@
           <w:sz w:val="28"/>
           <w:szCs w:val="28"/>
         </w:rPr>
-        <w:t xml:space="preserve">11. Verificaciones · Estados límite de servicio (ELS)</w:t>
+        <w:t xml:space="preserve">11. Limitación de daños</w:t>
       </w:r>
     </w:p>
     <w:p>
@@ -3174,7 +5302,7 @@
           <w:sz w:val="19"/>
           <w:szCs w:val="19"/>
         </w:rPr>
-        <w:t xml:space="preserve">Deflexiones, derivas de entrepiso, vibraciones y fisuración.</w:t>
+        <w:t xml:space="preserve">Las derivas de piso en ambas direcciones, elásticas e inelásticas, contra el límite de la norma.</w:t>
       </w:r>
     </w:p>
     <w:p>
@@ -3194,9 +5322,485 @@
           <w:sz w:val="19"/>
           <w:szCs w:val="19"/>
         </w:rPr>
-        <w:t xml:space="preserve">ES LA SECCIÓN QUE MÁS SE OLVIDA Y LA QUE EL USUARIO DEL EDIFICIO NOTA PRIMERO. Una estructura puede cumplir resistencia y aun así ser inhabitable — y ese error se detecta cuando ya no hay nada que corregir en papel.</w:t>
-      </w:r>
-    </w:p>
+        <w:t xml:space="preserve">[cruce] Este es el nombre que usa la NEC y el que busca un revisor ecuatoriano. En la primera versión se llamaba «estados límite de servicio», que es correcto en general pero no es como se titula aquí.</w:t>
+      </w:r>
+    </w:p>
+    <w:p>
+      <w:pPr>
+        <w:pBdr>
+          <w:left w:val="single" w:color="C96A1C" w:sz="14" w:space="8"/>
+        </w:pBdr>
+        <w:shd w:fill="EEF2F6" w:val="clear"/>
+        <w:spacing w:after="120"/>
+      </w:pPr>
+      <w:r>
+        <w:rPr>
+          <w:rFonts w:ascii="Nunito" w:cs="Nunito" w:eastAsia="Nunito" w:hAnsi="Nunito"/>
+          <w:i/>
+          <w:iCs/>
+          <w:color w:val="5A6B7B"/>
+          <w:sz w:val="19"/>
+          <w:szCs w:val="19"/>
+        </w:rPr>
+        <w:t xml:space="preserve">ES LA SECCIÓN QUE MÁS SE OLVIDA Y LA QUE EL USUARIO DEL EDIFICIO NOTA PRIMERO. Una estructura puede cumplir resistencia y aun así ser inhabitable.</w:t>
+      </w:r>
+    </w:p>
+    <w:tbl>
+      <w:tblPr>
+        <w:tblW w:type="dxa" w:w="9200"/>
+        <w:tblBorders>
+          <w:top w:val="single" w:color="auto" w:sz="4"/>
+          <w:left w:val="single" w:color="auto" w:sz="4"/>
+          <w:bottom w:val="single" w:color="auto" w:sz="4"/>
+          <w:right w:val="single" w:color="auto" w:sz="4"/>
+          <w:insideH w:val="single" w:color="auto" w:sz="4"/>
+          <w:insideV w:val="single" w:color="auto" w:sz="4"/>
+        </w:tblBorders>
+      </w:tblPr>
+      <w:tblGrid>
+        <w:gridCol w:w="1500"/>
+        <w:gridCol w:w="1700"/>
+        <w:gridCol w:w="700"/>
+        <w:gridCol w:w="1800"/>
+        <w:gridCol w:w="1500"/>
+        <w:gridCol w:w="2000"/>
+      </w:tblGrid>
+      <w:tr>
+        <w:trPr>
+          <w:tblHeader/>
+        </w:trPr>
+        <w:tc>
+          <w:tcPr>
+            <w:tcW w:type="dxa" w:w="1500"/>
+            <w:shd w:fill="0E2438" w:val="clear"/>
+            <w:tcMar>
+              <w:top w:type="dxa" w:w="80"/>
+              <w:left w:type="dxa" w:w="120"/>
+              <w:bottom w:type="dxa" w:w="80"/>
+              <w:right w:type="dxa" w:w="120"/>
+            </w:tcMar>
+          </w:tcPr>
+          <w:p>
+            <w:r>
+              <w:rPr>
+                <w:rFonts w:ascii="Overpass" w:cs="Overpass" w:eastAsia="Overpass" w:hAnsi="Overpass"/>
+                <w:b/>
+                <w:bCs/>
+                <w:color w:val="FFFFFF"/>
+                <w:sz w:val="18"/>
+                <w:szCs w:val="18"/>
+              </w:rPr>
+              <w:t xml:space="preserve">Dirección</w:t>
+            </w:r>
+          </w:p>
+        </w:tc>
+        <w:tc>
+          <w:tcPr>
+            <w:tcW w:type="dxa" w:w="1700"/>
+            <w:shd w:fill="0E2438" w:val="clear"/>
+            <w:tcMar>
+              <w:top w:type="dxa" w:w="80"/>
+              <w:left w:type="dxa" w:w="120"/>
+              <w:bottom w:type="dxa" w:w="80"/>
+              <w:right w:type="dxa" w:w="120"/>
+            </w:tcMar>
+          </w:tcPr>
+          <w:p>
+            <w:r>
+              <w:rPr>
+                <w:rFonts w:ascii="Overpass" w:cs="Overpass" w:eastAsia="Overpass" w:hAnsi="Overpass"/>
+                <w:b/>
+                <w:bCs/>
+                <w:color w:val="FFFFFF"/>
+                <w:sz w:val="18"/>
+                <w:szCs w:val="18"/>
+              </w:rPr>
+              <w:t xml:space="preserve">Deriva elástica</w:t>
+            </w:r>
+          </w:p>
+        </w:tc>
+        <w:tc>
+          <w:tcPr>
+            <w:tcW w:type="dxa" w:w="700"/>
+            <w:shd w:fill="0E2438" w:val="clear"/>
+            <w:tcMar>
+              <w:top w:type="dxa" w:w="80"/>
+              <w:left w:type="dxa" w:w="120"/>
+              <w:bottom w:type="dxa" w:w="80"/>
+              <w:right w:type="dxa" w:w="120"/>
+            </w:tcMar>
+          </w:tcPr>
+          <w:p>
+            <w:r>
+              <w:rPr>
+                <w:rFonts w:ascii="Overpass" w:cs="Overpass" w:eastAsia="Overpass" w:hAnsi="Overpass"/>
+                <w:b/>
+                <w:bCs/>
+                <w:color w:val="FFFFFF"/>
+                <w:sz w:val="18"/>
+                <w:szCs w:val="18"/>
+              </w:rPr>
+              <w:t xml:space="preserve">R</w:t>
+            </w:r>
+          </w:p>
+        </w:tc>
+        <w:tc>
+          <w:tcPr>
+            <w:tcW w:type="dxa" w:w="1800"/>
+            <w:shd w:fill="0E2438" w:val="clear"/>
+            <w:tcMar>
+              <w:top w:type="dxa" w:w="80"/>
+              <w:left w:type="dxa" w:w="120"/>
+              <w:bottom w:type="dxa" w:w="80"/>
+              <w:right w:type="dxa" w:w="120"/>
+            </w:tcMar>
+          </w:tcPr>
+          <w:p>
+            <w:r>
+              <w:rPr>
+                <w:rFonts w:ascii="Overpass" w:cs="Overpass" w:eastAsia="Overpass" w:hAnsi="Overpass"/>
+                <w:b/>
+                <w:bCs/>
+                <w:color w:val="FFFFFF"/>
+                <w:sz w:val="18"/>
+                <w:szCs w:val="18"/>
+              </w:rPr>
+              <w:t xml:space="preserve">Deriva inelástica</w:t>
+            </w:r>
+          </w:p>
+        </w:tc>
+        <w:tc>
+          <w:tcPr>
+            <w:tcW w:type="dxa" w:w="1500"/>
+            <w:shd w:fill="0E2438" w:val="clear"/>
+            <w:tcMar>
+              <w:top w:type="dxa" w:w="80"/>
+              <w:left w:type="dxa" w:w="120"/>
+              <w:bottom w:type="dxa" w:w="80"/>
+              <w:right w:type="dxa" w:w="120"/>
+            </w:tcMar>
+          </w:tcPr>
+          <w:p>
+            <w:r>
+              <w:rPr>
+                <w:rFonts w:ascii="Overpass" w:cs="Overpass" w:eastAsia="Overpass" w:hAnsi="Overpass"/>
+                <w:b/>
+                <w:bCs/>
+                <w:color w:val="FFFFFF"/>
+                <w:sz w:val="18"/>
+                <w:szCs w:val="18"/>
+              </w:rPr>
+              <w:t xml:space="preserve">Límite</w:t>
+            </w:r>
+          </w:p>
+        </w:tc>
+        <w:tc>
+          <w:tcPr>
+            <w:tcW w:type="dxa" w:w="2000"/>
+            <w:shd w:fill="0E2438" w:val="clear"/>
+            <w:tcMar>
+              <w:top w:type="dxa" w:w="80"/>
+              <w:left w:type="dxa" w:w="120"/>
+              <w:bottom w:type="dxa" w:w="80"/>
+              <w:right w:type="dxa" w:w="120"/>
+            </w:tcMar>
+          </w:tcPr>
+          <w:p>
+            <w:r>
+              <w:rPr>
+                <w:rFonts w:ascii="Overpass" w:cs="Overpass" w:eastAsia="Overpass" w:hAnsi="Overpass"/>
+                <w:b/>
+                <w:bCs/>
+                <w:color w:val="FFFFFF"/>
+                <w:sz w:val="18"/>
+                <w:szCs w:val="18"/>
+              </w:rPr>
+              <w:t xml:space="preserve">Observación</w:t>
+            </w:r>
+          </w:p>
+        </w:tc>
+      </w:tr>
+      <w:tr>
+        <w:tc>
+          <w:tcPr>
+            <w:tcW w:type="dxa" w:w="1500"/>
+            <w:tcMar>
+              <w:top w:type="dxa" w:w="80"/>
+              <w:left w:type="dxa" w:w="120"/>
+              <w:bottom w:type="dxa" w:w="80"/>
+              <w:right w:type="dxa" w:w="120"/>
+            </w:tcMar>
+          </w:tcPr>
+          <w:p>
+            <w:r>
+              <w:rPr>
+                <w:rFonts w:ascii="Nunito" w:cs="Nunito" w:eastAsia="Nunito" w:hAnsi="Nunito"/>
+                <w:b w:val="false"/>
+                <w:bCs w:val="false"/>
+                <w:sz w:val="19"/>
+                <w:szCs w:val="19"/>
+              </w:rPr>
+              <w:t xml:space="preserve">X</w:t>
+            </w:r>
+          </w:p>
+        </w:tc>
+        <w:tc>
+          <w:tcPr>
+            <w:tcW w:type="dxa" w:w="1700"/>
+            <w:tcMar>
+              <w:top w:type="dxa" w:w="80"/>
+              <w:left w:type="dxa" w:w="120"/>
+              <w:bottom w:type="dxa" w:w="80"/>
+              <w:right w:type="dxa" w:w="120"/>
+            </w:tcMar>
+          </w:tcPr>
+          <w:p>
+            <w:r>
+              <w:rPr>
+                <w:rFonts w:ascii="Nunito" w:cs="Nunito" w:eastAsia="Nunito" w:hAnsi="Nunito"/>
+                <w:b w:val="false"/>
+                <w:bCs w:val="false"/>
+                <w:sz w:val="19"/>
+                <w:szCs w:val="19"/>
+              </w:rPr>
+              <w:t xml:space="preserve">[ ]</w:t>
+            </w:r>
+          </w:p>
+        </w:tc>
+        <w:tc>
+          <w:tcPr>
+            <w:tcW w:type="dxa" w:w="700"/>
+            <w:tcMar>
+              <w:top w:type="dxa" w:w="80"/>
+              <w:left w:type="dxa" w:w="120"/>
+              <w:bottom w:type="dxa" w:w="80"/>
+              <w:right w:type="dxa" w:w="120"/>
+            </w:tcMar>
+          </w:tcPr>
+          <w:p>
+            <w:r>
+              <w:rPr>
+                <w:rFonts w:ascii="Nunito" w:cs="Nunito" w:eastAsia="Nunito" w:hAnsi="Nunito"/>
+                <w:b w:val="false"/>
+                <w:bCs w:val="false"/>
+                <w:sz w:val="19"/>
+                <w:szCs w:val="19"/>
+              </w:rPr>
+              <w:t xml:space="preserve">[ ]</w:t>
+            </w:r>
+          </w:p>
+        </w:tc>
+        <w:tc>
+          <w:tcPr>
+            <w:tcW w:type="dxa" w:w="1800"/>
+            <w:tcMar>
+              <w:top w:type="dxa" w:w="80"/>
+              <w:left w:type="dxa" w:w="120"/>
+              <w:bottom w:type="dxa" w:w="80"/>
+              <w:right w:type="dxa" w:w="120"/>
+            </w:tcMar>
+          </w:tcPr>
+          <w:p>
+            <w:r>
+              <w:rPr>
+                <w:rFonts w:ascii="Nunito" w:cs="Nunito" w:eastAsia="Nunito" w:hAnsi="Nunito"/>
+                <w:b w:val="false"/>
+                <w:bCs w:val="false"/>
+                <w:sz w:val="19"/>
+                <w:szCs w:val="19"/>
+              </w:rPr>
+              <w:t xml:space="preserve">[ % ]</w:t>
+            </w:r>
+          </w:p>
+        </w:tc>
+        <w:tc>
+          <w:tcPr>
+            <w:tcW w:type="dxa" w:w="1500"/>
+            <w:tcMar>
+              <w:top w:type="dxa" w:w="80"/>
+              <w:left w:type="dxa" w:w="120"/>
+              <w:bottom w:type="dxa" w:w="80"/>
+              <w:right w:type="dxa" w:w="120"/>
+            </w:tcMar>
+          </w:tcPr>
+          <w:p>
+            <w:r>
+              <w:rPr>
+                <w:rFonts w:ascii="Nunito" w:cs="Nunito" w:eastAsia="Nunito" w:hAnsi="Nunito"/>
+                <w:b w:val="false"/>
+                <w:bCs w:val="false"/>
+                <w:sz w:val="19"/>
+                <w:szCs w:val="19"/>
+              </w:rPr>
+              <w:t xml:space="preserve">[ % ]</w:t>
+            </w:r>
+          </w:p>
+        </w:tc>
+        <w:tc>
+          <w:tcPr>
+            <w:tcW w:type="dxa" w:w="2000"/>
+            <w:tcMar>
+              <w:top w:type="dxa" w:w="80"/>
+              <w:left w:type="dxa" w:w="120"/>
+              <w:bottom w:type="dxa" w:w="80"/>
+              <w:right w:type="dxa" w:w="120"/>
+            </w:tcMar>
+          </w:tcPr>
+          <w:p>
+            <w:r>
+              <w:rPr>
+                <w:rFonts w:ascii="Nunito" w:cs="Nunito" w:eastAsia="Nunito" w:hAnsi="Nunito"/>
+                <w:b w:val="false"/>
+                <w:bCs w:val="false"/>
+                <w:sz w:val="19"/>
+                <w:szCs w:val="19"/>
+              </w:rPr>
+              <w:t xml:space="preserve">[ Cumple / No cumple ]</w:t>
+            </w:r>
+          </w:p>
+        </w:tc>
+      </w:tr>
+      <w:tr>
+        <w:tc>
+          <w:tcPr>
+            <w:tcW w:type="dxa" w:w="1500"/>
+            <w:tcMar>
+              <w:top w:type="dxa" w:w="80"/>
+              <w:left w:type="dxa" w:w="120"/>
+              <w:bottom w:type="dxa" w:w="80"/>
+              <w:right w:type="dxa" w:w="120"/>
+            </w:tcMar>
+          </w:tcPr>
+          <w:p>
+            <w:r>
+              <w:rPr>
+                <w:rFonts w:ascii="Nunito" w:cs="Nunito" w:eastAsia="Nunito" w:hAnsi="Nunito"/>
+                <w:b w:val="false"/>
+                <w:bCs w:val="false"/>
+                <w:sz w:val="19"/>
+                <w:szCs w:val="19"/>
+              </w:rPr>
+              <w:t xml:space="preserve">Y</w:t>
+            </w:r>
+          </w:p>
+        </w:tc>
+        <w:tc>
+          <w:tcPr>
+            <w:tcW w:type="dxa" w:w="1700"/>
+            <w:tcMar>
+              <w:top w:type="dxa" w:w="80"/>
+              <w:left w:type="dxa" w:w="120"/>
+              <w:bottom w:type="dxa" w:w="80"/>
+              <w:right w:type="dxa" w:w="120"/>
+            </w:tcMar>
+          </w:tcPr>
+          <w:p>
+            <w:r>
+              <w:rPr>
+                <w:rFonts w:ascii="Nunito" w:cs="Nunito" w:eastAsia="Nunito" w:hAnsi="Nunito"/>
+                <w:b w:val="false"/>
+                <w:bCs w:val="false"/>
+                <w:sz w:val="19"/>
+                <w:szCs w:val="19"/>
+              </w:rPr>
+              <w:t xml:space="preserve">[ ]</w:t>
+            </w:r>
+          </w:p>
+        </w:tc>
+        <w:tc>
+          <w:tcPr>
+            <w:tcW w:type="dxa" w:w="700"/>
+            <w:tcMar>
+              <w:top w:type="dxa" w:w="80"/>
+              <w:left w:type="dxa" w:w="120"/>
+              <w:bottom w:type="dxa" w:w="80"/>
+              <w:right w:type="dxa" w:w="120"/>
+            </w:tcMar>
+          </w:tcPr>
+          <w:p>
+            <w:r>
+              <w:rPr>
+                <w:rFonts w:ascii="Nunito" w:cs="Nunito" w:eastAsia="Nunito" w:hAnsi="Nunito"/>
+                <w:b w:val="false"/>
+                <w:bCs w:val="false"/>
+                <w:sz w:val="19"/>
+                <w:szCs w:val="19"/>
+              </w:rPr>
+              <w:t xml:space="preserve">[ ]</w:t>
+            </w:r>
+          </w:p>
+        </w:tc>
+        <w:tc>
+          <w:tcPr>
+            <w:tcW w:type="dxa" w:w="1800"/>
+            <w:tcMar>
+              <w:top w:type="dxa" w:w="80"/>
+              <w:left w:type="dxa" w:w="120"/>
+              <w:bottom w:type="dxa" w:w="80"/>
+              <w:right w:type="dxa" w:w="120"/>
+            </w:tcMar>
+          </w:tcPr>
+          <w:p>
+            <w:r>
+              <w:rPr>
+                <w:rFonts w:ascii="Nunito" w:cs="Nunito" w:eastAsia="Nunito" w:hAnsi="Nunito"/>
+                <w:b w:val="false"/>
+                <w:bCs w:val="false"/>
+                <w:sz w:val="19"/>
+                <w:szCs w:val="19"/>
+              </w:rPr>
+              <w:t xml:space="preserve">[ % ]</w:t>
+            </w:r>
+          </w:p>
+        </w:tc>
+        <w:tc>
+          <w:tcPr>
+            <w:tcW w:type="dxa" w:w="1500"/>
+            <w:tcMar>
+              <w:top w:type="dxa" w:w="80"/>
+              <w:left w:type="dxa" w:w="120"/>
+              <w:bottom w:type="dxa" w:w="80"/>
+              <w:right w:type="dxa" w:w="120"/>
+            </w:tcMar>
+          </w:tcPr>
+          <w:p>
+            <w:r>
+              <w:rPr>
+                <w:rFonts w:ascii="Nunito" w:cs="Nunito" w:eastAsia="Nunito" w:hAnsi="Nunito"/>
+                <w:b w:val="false"/>
+                <w:bCs w:val="false"/>
+                <w:sz w:val="19"/>
+                <w:szCs w:val="19"/>
+              </w:rPr>
+              <w:t xml:space="preserve">[ % ]</w:t>
+            </w:r>
+          </w:p>
+        </w:tc>
+        <w:tc>
+          <w:tcPr>
+            <w:tcW w:type="dxa" w:w="2000"/>
+            <w:tcMar>
+              <w:top w:type="dxa" w:w="80"/>
+              <w:left w:type="dxa" w:w="120"/>
+              <w:bottom w:type="dxa" w:w="80"/>
+              <w:right w:type="dxa" w:w="120"/>
+            </w:tcMar>
+          </w:tcPr>
+          <w:p>
+            <w:r>
+              <w:rPr>
+                <w:rFonts w:ascii="Nunito" w:cs="Nunito" w:eastAsia="Nunito" w:hAnsi="Nunito"/>
+                <w:b w:val="false"/>
+                <w:bCs w:val="false"/>
+                <w:sz w:val="19"/>
+                <w:szCs w:val="19"/>
+              </w:rPr>
+              <w:t xml:space="preserve">[ Cumple / No cumple ]</w:t>
+            </w:r>
+          </w:p>
+        </w:tc>
+      </w:tr>
+    </w:tbl>
     <w:p>
       <w:pPr>
         <w:spacing w:after="200"/>
@@ -3209,6 +5813,23 @@
           <w:szCs w:val="21"/>
         </w:rPr>
         <w:t xml:space="preserve">[ Escribe aquí ]</w:t>
+      </w:r>
+    </w:p>
+    <w:p>
+      <w:pPr>
+        <w:spacing w:after="200" w:before="60"/>
+        <w:jc w:val="center"/>
+      </w:pPr>
+      <w:r>
+        <w:rPr>
+          <w:rFonts w:ascii="Nunito" w:cs="Nunito" w:eastAsia="Nunito" w:hAnsi="Nunito"/>
+          <w:i/>
+          <w:iCs/>
+          <w:color w:val="B9C2CB"/>
+          <w:sz w:val="18"/>
+          <w:szCs w:val="18"/>
+        </w:rPr>
+        <w:t xml:space="preserve">Figura N.º [ n ] — [ descripción ]</w:t>
       </w:r>
     </w:p>
     <w:p>
@@ -3225,7 +5846,7 @@
           <w:sz w:val="28"/>
           <w:szCs w:val="28"/>
         </w:rPr>
-        <w:t xml:space="preserve">12. Cimentación y terreno</w:t>
+        <w:t xml:space="preserve">12. Conclusiones</w:t>
       </w:r>
     </w:p>
     <w:p>
@@ -3245,7 +5866,7 @@
           <w:sz w:val="19"/>
           <w:szCs w:val="19"/>
         </w:rPr>
-        <w:t xml:space="preserve">Capacidad portante adoptada y de dónde sale, asientos previstos y tipo de cimentación.</w:t>
+        <w:t xml:space="preserve">La declaración de cumplimiento CON LAS CONDICIONES bajo las que cumple: qué secciones, qué espectro, qué hipótesis.</w:t>
       </w:r>
     </w:p>
     <w:p>
@@ -3265,7 +5886,27 @@
           <w:sz w:val="19"/>
           <w:szCs w:val="19"/>
         </w:rPr>
-        <w:t xml:space="preserve">Si no hay estudio geotécnico, hay que decirlo y decir qué se supuso. Nunca dar un valor de capacidad portante sin decir su procedencia.</w:t>
+        <w:t xml:space="preserve">«Cumple» a secas no dice nada. «Cumple bajo las hipótesis de la sección 6 y con los materiales de la sección 5» sí dice algo, y además te protege.</w:t>
+      </w:r>
+    </w:p>
+    <w:p>
+      <w:pPr>
+        <w:pBdr>
+          <w:left w:val="single" w:color="C96A1C" w:sz="14" w:space="8"/>
+        </w:pBdr>
+        <w:shd w:fill="EEF2F6" w:val="clear"/>
+        <w:spacing w:after="120"/>
+      </w:pPr>
+      <w:r>
+        <w:rPr>
+          <w:rFonts w:ascii="Nunito" w:cs="Nunito" w:eastAsia="Nunito" w:hAnsi="Nunito"/>
+          <w:i/>
+          <w:iCs/>
+          <w:color w:val="5A6B7B"/>
+          <w:sz w:val="19"/>
+          <w:szCs w:val="19"/>
+        </w:rPr>
+        <w:t xml:space="preserve">Cierra con la firma y el Registro Senescyt.</w:t>
       </w:r>
     </w:p>
     <w:p>
@@ -3280,6 +5921,28 @@
           <w:szCs w:val="21"/>
         </w:rPr>
         <w:t xml:space="preserve">[ Escribe aquí ]</w:t>
+      </w:r>
+    </w:p>
+    <w:p>
+      <w:pPr>
+        <w:spacing w:after="200" w:before="60"/>
+        <w:jc w:val="center"/>
+      </w:pPr>
+      <w:r>
+        <w:rPr>
+          <w:rFonts w:ascii="Nunito" w:cs="Nunito" w:eastAsia="Nunito" w:hAnsi="Nunito"/>
+          <w:i/>
+          <w:iCs/>
+          <w:color w:val="B9C2CB"/>
+          <w:sz w:val="18"/>
+          <w:szCs w:val="18"/>
+        </w:rPr>
+        <w:t xml:space="preserve">Figura N.º [ n ] — [ descripción ]</w:t>
+      </w:r>
+    </w:p>
+    <w:p>
+      <w:r>
+        <w:br w:type="page"/>
       </w:r>
     </w:p>
     <w:p>
@@ -3296,7 +5959,7 @@
           <w:sz w:val="28"/>
           <w:szCs w:val="28"/>
         </w:rPr>
-        <w:t xml:space="preserve">13. Conclusiones y anexos</w:t>
+        <w:t xml:space="preserve">Figuras y tablas: la convención</w:t>
       </w:r>
     </w:p>
     <w:p>
@@ -3316,16 +5979,30 @@
           <w:sz w:val="19"/>
           <w:szCs w:val="19"/>
         </w:rPr>
-        <w:t xml:space="preserve">La declaración de cumplimiento CON LAS CONDICIONES bajo las que cumple, y los anexos referenciados desde el cuerpo.</w:t>
-      </w:r>
-    </w:p>
-    <w:p>
-      <w:pPr>
-        <w:pBdr>
-          <w:left w:val="single" w:color="C96A1C" w:sz="14" w:space="8"/>
-        </w:pBdr>
-        <w:shd w:fill="EEF2F6" w:val="clear"/>
-        <w:spacing w:after="120"/>
+        <w:t xml:space="preserve">[cruce] La memoria de referencia se apoya en 48 figuras —capturas del modelo, secciones, espectros, derivas—. Sin ellas el texto no se sostiene, y con ellas mal numeradas el revisor se pierde.</w:t>
+      </w:r>
+    </w:p>
+    <w:p>
+      <w:pPr>
+        <w:spacing w:after="110"/>
+      </w:pPr>
+      <w:r>
+        <w:rPr>
+          <w:rFonts w:ascii="Nunito" w:cs="Nunito" w:eastAsia="Nunito" w:hAnsi="Nunito"/>
+          <w:sz w:val="21"/>
+          <w:szCs w:val="21"/>
+        </w:rPr>
+        <w:t xml:space="preserve">Tres reglas, y las tres se rompen solas cuando se copia de un proyecto anterior:</w:t>
+      </w:r>
+    </w:p>
+    <w:p>
+      <w:pPr>
+        <w:pStyle w:val="ListParagraph"/>
+        <w:numPr>
+          <w:ilvl w:val="0"/>
+          <w:numId w:val="1"/>
+        </w:numPr>
+        <w:spacing w:after="60"/>
       </w:pPr>
       <w:r>
         <w:rPr>
@@ -3333,29 +6010,52 @@
           <w:i/>
           <w:iCs/>
           <w:color w:val="5A6B7B"/>
-          <w:sz w:val="19"/>
-          <w:szCs w:val="19"/>
-        </w:rPr>
-        <w:t xml:space="preserve">«Cumple» a secas no dice nada. «Cumple bajo las hipótesis de la sección 6 y con los materiales de la sección 4» sí dice algo, y además te protege.</w:t>
-      </w:r>
-    </w:p>
-    <w:p>
-      <w:pPr>
-        <w:spacing w:after="200"/>
-      </w:pPr>
-      <w:r>
-        <w:rPr>
-          <w:rFonts w:ascii="Nunito" w:cs="Nunito" w:eastAsia="Nunito" w:hAnsi="Nunito"/>
-          <w:color w:val="B9C2CB"/>
-          <w:sz w:val="21"/>
-          <w:szCs w:val="21"/>
-        </w:rPr>
-        <w:t xml:space="preserve">[ Escribe aquí ]</w:t>
-      </w:r>
-    </w:p>
-    <w:p>
-      <w:r>
-        <w:br w:type="page"/>
+          <w:sz w:val="20"/>
+          <w:szCs w:val="20"/>
+        </w:rPr>
+        <w:t xml:space="preserve">Numeración CORRELATIVA y sin repetir. En la memoria de referencia hay siete números de figura usados dos veces y un salto del 16 al 19: pasa al insertar figuras nuevas y no renumerar.</w:t>
+      </w:r>
+    </w:p>
+    <w:p>
+      <w:pPr>
+        <w:pStyle w:val="ListParagraph"/>
+        <w:numPr>
+          <w:ilvl w:val="0"/>
+          <w:numId w:val="1"/>
+        </w:numPr>
+        <w:spacing w:after="60"/>
+      </w:pPr>
+      <w:r>
+        <w:rPr>
+          <w:rFonts w:ascii="Nunito" w:cs="Nunito" w:eastAsia="Nunito" w:hAnsi="Nunito"/>
+          <w:i/>
+          <w:iCs/>
+          <w:color w:val="5A6B7B"/>
+          <w:sz w:val="20"/>
+          <w:szCs w:val="20"/>
+        </w:rPr>
+        <w:t xml:space="preserve">Cada figura y cada tabla se CITA desde el texto antes de aparecer. Una figura que nadie menciona es una figura que nadie mira.</w:t>
+      </w:r>
+    </w:p>
+    <w:p>
+      <w:pPr>
+        <w:pStyle w:val="ListParagraph"/>
+        <w:numPr>
+          <w:ilvl w:val="0"/>
+          <w:numId w:val="1"/>
+        </w:numPr>
+        <w:spacing w:after="60"/>
+      </w:pPr>
+      <w:r>
+        <w:rPr>
+          <w:rFonts w:ascii="Nunito" w:cs="Nunito" w:eastAsia="Nunito" w:hAnsi="Nunito"/>
+          <w:i/>
+          <w:iCs/>
+          <w:color w:val="5A6B7B"/>
+          <w:sz w:val="20"/>
+          <w:szCs w:val="20"/>
+        </w:rPr>
+        <w:t xml:space="preserve">El pie dice qué se está viendo Y de dónde sale: «Figura N.º 7 — Columnas en 3D, Robot Structural Analysis 2019».</w:t>
       </w:r>
     </w:p>
     <w:p>
@@ -3439,6 +6139,22 @@
     </w:p>
     <w:p>
       <w:pPr>
+        <w:spacing w:after="110"/>
+      </w:pPr>
+      <w:r>
+        <w:rPr>
+          <w:rFonts w:ascii="Nunito" w:cs="Nunito" w:eastAsia="Nunito" w:hAnsi="Nunito"/>
+          <w:i/>
+          <w:iCs/>
+          <w:color w:val="5A6B7B"/>
+          <w:sz w:val="21"/>
+          <w:szCs w:val="21"/>
+        </w:rPr>
+        <w:t xml:space="preserve">Los cuatro primeros puntos salen de errores encontrados en una memoria real. No son hipotéticos.</w:t>
+      </w:r>
+    </w:p>
+    <w:p>
+      <w:pPr>
         <w:pStyle w:val="ListParagraph"/>
         <w:numPr>
           <w:ilvl w:val="0"/>
@@ -3455,7 +6171,7 @@
           <w:sz w:val="20"/>
           <w:szCs w:val="20"/>
         </w:rPr>
-        <w:t xml:space="preserve">Cada norma citada lleva su versión y su año.</w:t>
+        <w:t xml:space="preserve">EL MATERIAL ES EL MISMO EN TODO EL DOCUMENTO. Si la estructura es de hormigón, que no quede ni una frase hablando de perfiles de acero — ni en el objetivo, ni en las conclusiones.</w:t>
       </w:r>
     </w:p>
     <w:p>
@@ -3476,7 +6192,7 @@
           <w:sz w:val="20"/>
           <w:szCs w:val="20"/>
         </w:rPr>
-        <w:t xml:space="preserve">Cada carga lleva su origen, no solo su valor.</w:t>
+        <w:t xml:space="preserve">EL SOFTWARE ES EL MISMO EN TODO EL DOCUMENTO, pies de tabla incluidos.</w:t>
       </w:r>
     </w:p>
     <w:p>
@@ -3497,7 +6213,7 @@
           <w:sz w:val="20"/>
           <w:szCs w:val="20"/>
         </w:rPr>
-        <w:t xml:space="preserve">Las simplificaciones del modelo están declaradas.</w:t>
+        <w:t xml:space="preserve">EL TIPO DE SUELO COINCIDE entre el texto, la tabla de coeficientes y la tabla del cortante basal.</w:t>
       </w:r>
     </w:p>
     <w:p>
@@ -3518,7 +6234,7 @@
           <w:sz w:val="20"/>
           <w:szCs w:val="20"/>
         </w:rPr>
-        <w:t xml:space="preserve">Están las verificaciones de servicio, no solo las de resistencia.</w:t>
+        <w:t xml:space="preserve">LA UBICACIÓN ES CORRECTA: cantón y provincia, verificados.</w:t>
       </w:r>
     </w:p>
     <w:p>
@@ -3539,7 +6255,7 @@
           <w:sz w:val="20"/>
           <w:szCs w:val="20"/>
         </w:rPr>
-        <w:t xml:space="preserve">Cada número del cuerpo se puede rastrear hasta una carga y una combinación.</w:t>
+        <w:t xml:space="preserve">Cada norma citada lleva su versión y su año.</w:t>
       </w:r>
     </w:p>
     <w:p>
@@ -3560,6 +6276,90 @@
           <w:sz w:val="20"/>
           <w:szCs w:val="20"/>
         </w:rPr>
+        <w:t xml:space="preserve">Cada carga lleva su origen, no solo su valor.</w:t>
+      </w:r>
+    </w:p>
+    <w:p>
+      <w:pPr>
+        <w:pStyle w:val="ListParagraph"/>
+        <w:numPr>
+          <w:ilvl w:val="0"/>
+          <w:numId w:val="1"/>
+        </w:numPr>
+        <w:spacing w:after="60"/>
+      </w:pPr>
+      <w:r>
+        <w:rPr>
+          <w:rFonts w:ascii="Nunito" w:cs="Nunito" w:eastAsia="Nunito" w:hAnsi="Nunito"/>
+          <w:i/>
+          <w:iCs/>
+          <w:color w:val="5A6B7B"/>
+          <w:sz w:val="20"/>
+          <w:szCs w:val="20"/>
+        </w:rPr>
+        <w:t xml:space="preserve">Las figuras van correlativas y todas están citadas desde el texto.</w:t>
+      </w:r>
+    </w:p>
+    <w:p>
+      <w:pPr>
+        <w:pStyle w:val="ListParagraph"/>
+        <w:numPr>
+          <w:ilvl w:val="0"/>
+          <w:numId w:val="1"/>
+        </w:numPr>
+        <w:spacing w:after="60"/>
+      </w:pPr>
+      <w:r>
+        <w:rPr>
+          <w:rFonts w:ascii="Nunito" w:cs="Nunito" w:eastAsia="Nunito" w:hAnsi="Nunito"/>
+          <w:i/>
+          <w:iCs/>
+          <w:color w:val="5A6B7B"/>
+          <w:sz w:val="20"/>
+          <w:szCs w:val="20"/>
+        </w:rPr>
+        <w:t xml:space="preserve">Está la sección de limitación de daños, no solo las de resistencia.</w:t>
+      </w:r>
+    </w:p>
+    <w:p>
+      <w:pPr>
+        <w:pStyle w:val="ListParagraph"/>
+        <w:numPr>
+          <w:ilvl w:val="0"/>
+          <w:numId w:val="1"/>
+        </w:numPr>
+        <w:spacing w:after="60"/>
+      </w:pPr>
+      <w:r>
+        <w:rPr>
+          <w:rFonts w:ascii="Nunito" w:cs="Nunito" w:eastAsia="Nunito" w:hAnsi="Nunito"/>
+          <w:i/>
+          <w:iCs/>
+          <w:color w:val="5A6B7B"/>
+          <w:sz w:val="20"/>
+          <w:szCs w:val="20"/>
+        </w:rPr>
+        <w:t xml:space="preserve">Cada número del cuerpo se puede rastrear hasta una carga y una combinación.</w:t>
+      </w:r>
+    </w:p>
+    <w:p>
+      <w:pPr>
+        <w:pStyle w:val="ListParagraph"/>
+        <w:numPr>
+          <w:ilvl w:val="0"/>
+          <w:numId w:val="1"/>
+        </w:numPr>
+        <w:spacing w:after="60"/>
+      </w:pPr>
+      <w:r>
+        <w:rPr>
+          <w:rFonts w:ascii="Nunito" w:cs="Nunito" w:eastAsia="Nunito" w:hAnsi="Nunito"/>
+          <w:i/>
+          <w:iCs/>
+          <w:color w:val="5A6B7B"/>
+          <w:sz w:val="20"/>
+          <w:szCs w:val="20"/>
+        </w:rPr>
         <w:t xml:space="preserve">El número de revisión y su motivo están actualizados.</w:t>
       </w:r>
     </w:p>
@@ -3576,7 +6376,7 @@
           <w:sz w:val="17"/>
           <w:szCs w:val="17"/>
         </w:rPr>
-        <w:t xml:space="preserve">Plantilla de estructura documental de Design Modeling Academy. No es un método de cálculo ni una norma, y no sustituye el criterio ni la responsabilidad del ingeniero que firma la memoria. La normativa aplicable, sus versiones vigentes y todos los valores de diseño los determina el profesional responsable del proyecto.</w:t>
+        <w:t xml:space="preserve">Plantilla de estructura documental de Design Modeling Academy. Su estructura se cruzó contra una memoria real de proyecto tipo revisada por el equipo académico. No es un método de cálculo ni una norma, y no sustituye el criterio ni la responsabilidad del ingeniero que firma la memoria. La normativa aplicable, sus versiones vigentes y todos los valores de diseño los determina el profesional responsable del proyecto.</w:t>
       </w:r>
     </w:p>
     <w:sectPr>
